--- a/docs/Entrega_Case_Bolsa_Valores.docx
+++ b/docs/Entrega_Case_Bolsa_Valores.docx
@@ -50,37 +50,7 @@
           <w:color w:val="000000"/>
           <w:sz w:val="24"/>
         </w:rPr>
-        <w:t>[NOME DO(A) ALUNO(A) 1]</w:t>
-      </w:r>
-    </w:p>
-    <w:p>
-      <w:pPr>
-        <w:spacing w:before="0" w:after="0" w:line="360" w:lineRule="auto"/>
-        <w:ind w:firstLine="0"/>
-        <w:jc w:val="center"/>
-      </w:pPr>
-      <w:r>
-        <w:rPr>
-          <w:rFonts w:ascii="Times New Roman" w:hAnsi="Times New Roman" w:eastAsia="Times New Roman"/>
-          <w:color w:val="000000"/>
-          <w:sz w:val="24"/>
-        </w:rPr>
-        <w:t>[NOME DO(A) ALUNO(A) 2]</w:t>
-      </w:r>
-    </w:p>
-    <w:p>
-      <w:pPr>
-        <w:spacing w:before="0" w:after="0" w:line="360" w:lineRule="auto"/>
-        <w:ind w:firstLine="0"/>
-        <w:jc w:val="center"/>
-      </w:pPr>
-      <w:r>
-        <w:rPr>
-          <w:rFonts w:ascii="Times New Roman" w:hAnsi="Times New Roman" w:eastAsia="Times New Roman"/>
-          <w:color w:val="000000"/>
-          <w:sz w:val="24"/>
-        </w:rPr>
-        <w:t>[NOME DO(A) ALUNO(A) 3]</w:t>
+        <w:t>[INTEGRANTES DO GRUPO ATÉ 5 ALUNOS]</w:t>
       </w:r>
     </w:p>
     <w:p/>
@@ -91,6 +61,7 @@
     <w:p/>
     <w:p>
       <w:pPr>
+        <w:pStyle w:val="Title"/>
         <w:spacing w:before="0" w:after="0" w:line="360" w:lineRule="auto"/>
         <w:ind w:firstLine="0"/>
         <w:jc w:val="center"/>
@@ -184,37 +155,7 @@
           <w:color w:val="000000"/>
           <w:sz w:val="24"/>
         </w:rPr>
-        <w:t>[NOME DO(A) ALUNO(A) 1]</w:t>
-      </w:r>
-    </w:p>
-    <w:p>
-      <w:pPr>
-        <w:spacing w:before="0" w:after="0" w:line="360" w:lineRule="auto"/>
-        <w:ind w:firstLine="0"/>
-        <w:jc w:val="center"/>
-      </w:pPr>
-      <w:r>
-        <w:rPr>
-          <w:rFonts w:ascii="Times New Roman" w:hAnsi="Times New Roman" w:eastAsia="Times New Roman"/>
-          <w:color w:val="000000"/>
-          <w:sz w:val="24"/>
-        </w:rPr>
-        <w:t>[NOME DO(A) ALUNO(A) 2]</w:t>
-      </w:r>
-    </w:p>
-    <w:p>
-      <w:pPr>
-        <w:spacing w:before="0" w:after="0" w:line="360" w:lineRule="auto"/>
-        <w:ind w:firstLine="0"/>
-        <w:jc w:val="center"/>
-      </w:pPr>
-      <w:r>
-        <w:rPr>
-          <w:rFonts w:ascii="Times New Roman" w:hAnsi="Times New Roman" w:eastAsia="Times New Roman"/>
-          <w:color w:val="000000"/>
-          <w:sz w:val="24"/>
-        </w:rPr>
-        <w:t>[NOME DO(A) ALUNO(A) 3]</w:t>
+        <w:t>[INTEGRANTES DO GRUPO ATÉ 5 ALUNOS]</w:t>
       </w:r>
     </w:p>
     <w:p/>
@@ -226,6 +167,7 @@
     <w:p/>
     <w:p>
       <w:pPr>
+        <w:pStyle w:val="Title"/>
         <w:spacing w:before="0" w:after="0" w:line="360" w:lineRule="auto"/>
         <w:ind w:firstLine="0"/>
         <w:jc w:val="center"/>
@@ -270,7 +212,7 @@
           <w:color w:val="000000"/>
           <w:sz w:val="24"/>
         </w:rPr>
-        <w:t>Relatório de resultados apresentado à disciplina de Banco de Dados do [NOME DO CURSO], [NOME DA INSTITUIÇÃO DE ENSINO], como requisito parcial de avaliação: modelagem conceitual, lógica e física do caso “Negociações na Bolsa de Valores”.</w:t>
+        <w:t>Relatório de resultados apresentado à disciplina de Transformando Dados em Percepção do [NOME DO CURSO], [NOME DA INSTITUIÇÃO DE ENSINO], como requisito parcial de avaliação: modelagem conceitual, lógica e física do caso “Negociações na Bolsa de Valores”.</w:t>
       </w:r>
     </w:p>
     <w:p/>
@@ -286,7 +228,7 @@
           <w:color w:val="000000"/>
           <w:sz w:val="24"/>
         </w:rPr>
-        <w:t>Professor(a): [Nome do(a) Professor(a)]</w:t>
+        <w:t>Professor(a): Anderson Nascimento</w:t>
       </w:r>
     </w:p>
     <w:p/>
@@ -357,7 +299,7 @@
           <w:color w:val="000000"/>
           <w:sz w:val="24"/>
         </w:rPr>
-        <w:t>Este relatório apresenta a modelagem de banco de dados para o sistema de uma corretora que gerencia investidores, ações, negociações, histórico de cotações e saldo de carteira. O trabalho foi conduzido nas três etapas clássicas do projeto de bancos de dados: modelo conceitual, em notação Entidade-Relacionamento (Chen) elaborada com a ferramenta brModelo; modelo lógico relacional, obtido pelas regras de mapeamento ER-relacional e verificado até a terceira forma normal; e modelo físico, implementado em PostgreSQL 16 por meio de um script com instruções de definição (DDL), manipulação (DML) e consulta (DQL) de dados. Foram identificadas cinco entidades e cinco relacionamentos, dos quais um relacionamento muitos-para-muitos com atributos (carteira) e uma entidade fraca (cotação). O modelo físico implementa as regras de negócio no próprio SGBD, com restrições de integridade, gatilhos que mantêm a carteira a partir das negociações e impedem vendas sem saldo, e uma função para análise retrospectiva com base no histórico de cotações. O script foi executado integralmente sem erros e as dezesseis consultas analíticas produziram os resultados esperados.</w:t>
+        <w:t>Este relatório apresenta a modelagem de banco de dados para o sistema de uma corretora que gerencia investidores, ações, negociações, histórico de cotações e saldo de carteira. O trabalho foi conduzido nas três etapas clássicas do projeto de bancos de dados: modelo conceitual, em notação Entidade-Relacionamento (Chen) elaborada com a ferramenta brModelo; modelo lógico relacional, obtido pelas regras de mapeamento ER-relacional, distinguindo dados normalizados e derivados; e modelo físico, implementado em PostgreSQL 16 por meio de um script com instruções de definição (DDL), manipulação (DML) e consulta (DQL) de dados. Foram identificadas cinco entidades e cinco relacionamentos, dos quais um relacionamento muitos-para-muitos com atributos (carteira) e uma entidade fraca (cotação). O modelo físico implementa as regras de negócio no próprio SGBD, com restrições de integridade, gatilhos que mantêm a carteira a partir das negociações e impedem vendas sem saldo, e uma função para análise retrospectiva com base no histórico de cotações. O script foi executado integralmente sem erros e as dezesseis consultas analíticas produziram os resultados esperados.</w:t>
       </w:r>
     </w:p>
     <w:p/>
@@ -404,7 +346,10 @@
     </w:p>
     <w:p>
       <w:pPr>
-        <w:spacing w:before="0" w:after="0" w:line="240" w:lineRule="auto"/>
+        <w:tabs>
+          <w:tab w:pos="9071" w:val="right" w:leader="dot"/>
+        </w:tabs>
+        <w:spacing w:before="0" w:after="160" w:line="240" w:lineRule="auto"/>
         <w:ind w:firstLine="0"/>
         <w:jc w:val="left"/>
       </w:pPr>
@@ -412,41 +357,31 @@
         <w:rPr>
           <w:rFonts w:ascii="Times New Roman" w:hAnsi="Times New Roman" w:eastAsia="Times New Roman"/>
           <w:color w:val="000000"/>
-          <w:sz w:val="24"/>
+          <w:sz w:val="22"/>
         </w:rPr>
-        <w:fldChar w:fldCharType="begin" w:dirty="true"/>
+        <w:t>Figura 1 – Modelo conceitual em notação Entidade-Relacionamento, elaborado no brModelo 3.31</w:t>
+        <w:tab/>
+        <w:t>9</w:t>
       </w:r>
+    </w:p>
+    <w:p>
+      <w:pPr>
+        <w:tabs>
+          <w:tab w:pos="9071" w:val="right" w:leader="dot"/>
+        </w:tabs>
+        <w:spacing w:before="0" w:after="160" w:line="240" w:lineRule="auto"/>
+        <w:ind w:firstLine="0"/>
+        <w:jc w:val="left"/>
+      </w:pPr>
       <w:r>
         <w:rPr>
           <w:rFonts w:ascii="Times New Roman" w:hAnsi="Times New Roman" w:eastAsia="Times New Roman"/>
           <w:color w:val="000000"/>
-          <w:sz w:val="24"/>
+          <w:sz w:val="22"/>
         </w:rPr>
-        <w:instrText xml:space="preserve"> TOC \h \z \c "Figura" </w:instrText>
-      </w:r>
-      <w:r>
-        <w:rPr>
-          <w:rFonts w:ascii="Times New Roman" w:hAnsi="Times New Roman" w:eastAsia="Times New Roman"/>
-          <w:color w:val="000000"/>
-          <w:sz w:val="24"/>
-        </w:rPr>
-        <w:fldChar w:fldCharType="separate"/>
-      </w:r>
-      <w:r>
-        <w:rPr>
-          <w:rFonts w:ascii="Times New Roman" w:hAnsi="Times New Roman" w:eastAsia="Times New Roman"/>
-          <w:color w:val="000000"/>
-          <w:sz w:val="24"/>
-        </w:rPr>
-        <w:t>(atualize os campos: F9)</w:t>
-      </w:r>
-      <w:r>
-        <w:rPr>
-          <w:rFonts w:ascii="Times New Roman" w:hAnsi="Times New Roman" w:eastAsia="Times New Roman"/>
-          <w:color w:val="000000"/>
-          <w:sz w:val="24"/>
-        </w:rPr>
-        <w:fldChar w:fldCharType="end"/>
+        <w:t>Figura 2 – Modelo lógico relacional (esquema bolsa)</w:t>
+        <w:tab/>
+        <w:t>12</w:t>
       </w:r>
     </w:p>
     <w:p>
@@ -468,7 +403,10 @@
     </w:p>
     <w:p>
       <w:pPr>
-        <w:spacing w:before="0" w:after="0" w:line="240" w:lineRule="auto"/>
+        <w:tabs>
+          <w:tab w:pos="9071" w:val="right" w:leader="dot"/>
+        </w:tabs>
+        <w:spacing w:before="0" w:after="160" w:line="240" w:lineRule="auto"/>
         <w:ind w:firstLine="0"/>
         <w:jc w:val="left"/>
       </w:pPr>
@@ -476,41 +414,251 @@
         <w:rPr>
           <w:rFonts w:ascii="Times New Roman" w:hAnsi="Times New Roman" w:eastAsia="Times New Roman"/>
           <w:color w:val="000000"/>
-          <w:sz w:val="24"/>
+          <w:sz w:val="22"/>
         </w:rPr>
-        <w:fldChar w:fldCharType="begin" w:dirty="true"/>
+        <w:t>Quadro 1 – Requisitos funcionais e regras de negócio</w:t>
+        <w:tab/>
+        <w:t>7</w:t>
       </w:r>
+    </w:p>
+    <w:p>
+      <w:pPr>
+        <w:tabs>
+          <w:tab w:pos="9071" w:val="right" w:leader="dot"/>
+        </w:tabs>
+        <w:spacing w:before="0" w:after="160" w:line="240" w:lineRule="auto"/>
+        <w:ind w:firstLine="0"/>
+        <w:jc w:val="left"/>
+      </w:pPr>
       <w:r>
         <w:rPr>
           <w:rFonts w:ascii="Times New Roman" w:hAnsi="Times New Roman" w:eastAsia="Times New Roman"/>
           <w:color w:val="000000"/>
-          <w:sz w:val="24"/>
+          <w:sz w:val="22"/>
         </w:rPr>
-        <w:instrText xml:space="preserve"> TOC \h \z \c "Quadro" </w:instrText>
+        <w:t>Quadro 2 – Entidades e atributos do modelo conceitual</w:t>
+        <w:tab/>
+        <w:t>10</w:t>
       </w:r>
+    </w:p>
+    <w:p>
+      <w:pPr>
+        <w:tabs>
+          <w:tab w:pos="9071" w:val="right" w:leader="dot"/>
+        </w:tabs>
+        <w:spacing w:before="0" w:after="160" w:line="240" w:lineRule="auto"/>
+        <w:ind w:firstLine="0"/>
+        <w:jc w:val="left"/>
+      </w:pPr>
       <w:r>
         <w:rPr>
           <w:rFonts w:ascii="Times New Roman" w:hAnsi="Times New Roman" w:eastAsia="Times New Roman"/>
           <w:color w:val="000000"/>
-          <w:sz w:val="24"/>
+          <w:sz w:val="22"/>
         </w:rPr>
-        <w:fldChar w:fldCharType="separate"/>
+        <w:t>Quadro 3 – Relacionamentos e cardinalidades (mínimo, máximo)</w:t>
+        <w:tab/>
+        <w:t>10</w:t>
       </w:r>
+    </w:p>
+    <w:p>
+      <w:pPr>
+        <w:tabs>
+          <w:tab w:pos="9071" w:val="right" w:leader="dot"/>
+        </w:tabs>
+        <w:spacing w:before="0" w:after="160" w:line="240" w:lineRule="auto"/>
+        <w:ind w:firstLine="0"/>
+        <w:jc w:val="left"/>
+      </w:pPr>
       <w:r>
         <w:rPr>
           <w:rFonts w:ascii="Times New Roman" w:hAnsi="Times New Roman" w:eastAsia="Times New Roman"/>
           <w:color w:val="000000"/>
-          <w:sz w:val="24"/>
+          <w:sz w:val="22"/>
         </w:rPr>
-        <w:t>(atualize os campos: F9)</w:t>
+        <w:t>Quadro 4 – Regras de mapeamento aplicadas</w:t>
+        <w:tab/>
+        <w:t>13</w:t>
       </w:r>
+    </w:p>
+    <w:p>
+      <w:pPr>
+        <w:tabs>
+          <w:tab w:pos="9071" w:val="right" w:leader="dot"/>
+        </w:tabs>
+        <w:spacing w:before="0" w:after="160" w:line="240" w:lineRule="auto"/>
+        <w:ind w:firstLine="0"/>
+        <w:jc w:val="left"/>
+      </w:pPr>
       <w:r>
         <w:rPr>
           <w:rFonts w:ascii="Times New Roman" w:hAnsi="Times New Roman" w:eastAsia="Times New Roman"/>
           <w:color w:val="000000"/>
-          <w:sz w:val="24"/>
+          <w:sz w:val="22"/>
         </w:rPr>
-        <w:fldChar w:fldCharType="end"/>
+        <w:t>Quadro 5 – Tabela EMPRESA</w:t>
+        <w:tab/>
+        <w:t>14</w:t>
+      </w:r>
+    </w:p>
+    <w:p>
+      <w:pPr>
+        <w:tabs>
+          <w:tab w:pos="9071" w:val="right" w:leader="dot"/>
+        </w:tabs>
+        <w:spacing w:before="0" w:after="160" w:line="240" w:lineRule="auto"/>
+        <w:ind w:firstLine="0"/>
+        <w:jc w:val="left"/>
+      </w:pPr>
+      <w:r>
+        <w:rPr>
+          <w:rFonts w:ascii="Times New Roman" w:hAnsi="Times New Roman" w:eastAsia="Times New Roman"/>
+          <w:color w:val="000000"/>
+          <w:sz w:val="22"/>
+        </w:rPr>
+        <w:t>Quadro 6 – Tabela ACAO</w:t>
+        <w:tab/>
+        <w:t>14</w:t>
+      </w:r>
+    </w:p>
+    <w:p>
+      <w:pPr>
+        <w:tabs>
+          <w:tab w:pos="9071" w:val="right" w:leader="dot"/>
+        </w:tabs>
+        <w:spacing w:before="0" w:after="160" w:line="240" w:lineRule="auto"/>
+        <w:ind w:firstLine="0"/>
+        <w:jc w:val="left"/>
+      </w:pPr>
+      <w:r>
+        <w:rPr>
+          <w:rFonts w:ascii="Times New Roman" w:hAnsi="Times New Roman" w:eastAsia="Times New Roman"/>
+          <w:color w:val="000000"/>
+          <w:sz w:val="22"/>
+        </w:rPr>
+        <w:t>Quadro 7 – Tabela INVESTIDOR</w:t>
+        <w:tab/>
+        <w:t>14</w:t>
+      </w:r>
+    </w:p>
+    <w:p>
+      <w:pPr>
+        <w:tabs>
+          <w:tab w:pos="9071" w:val="right" w:leader="dot"/>
+        </w:tabs>
+        <w:spacing w:before="0" w:after="160" w:line="240" w:lineRule="auto"/>
+        <w:ind w:firstLine="0"/>
+        <w:jc w:val="left"/>
+      </w:pPr>
+      <w:r>
+        <w:rPr>
+          <w:rFonts w:ascii="Times New Roman" w:hAnsi="Times New Roman" w:eastAsia="Times New Roman"/>
+          <w:color w:val="000000"/>
+          <w:sz w:val="22"/>
+        </w:rPr>
+        <w:t>Quadro 8 – Tabela COTACAO</w:t>
+        <w:tab/>
+        <w:t>15</w:t>
+      </w:r>
+    </w:p>
+    <w:p>
+      <w:pPr>
+        <w:tabs>
+          <w:tab w:pos="9071" w:val="right" w:leader="dot"/>
+        </w:tabs>
+        <w:spacing w:before="0" w:after="160" w:line="240" w:lineRule="auto"/>
+        <w:ind w:firstLine="0"/>
+        <w:jc w:val="left"/>
+      </w:pPr>
+      <w:r>
+        <w:rPr>
+          <w:rFonts w:ascii="Times New Roman" w:hAnsi="Times New Roman" w:eastAsia="Times New Roman"/>
+          <w:color w:val="000000"/>
+          <w:sz w:val="22"/>
+        </w:rPr>
+        <w:t>Quadro 9 – Tabela NEGOCIACAO</w:t>
+        <w:tab/>
+        <w:t>15</w:t>
+      </w:r>
+    </w:p>
+    <w:p>
+      <w:pPr>
+        <w:tabs>
+          <w:tab w:pos="9071" w:val="right" w:leader="dot"/>
+        </w:tabs>
+        <w:spacing w:before="0" w:after="160" w:line="240" w:lineRule="auto"/>
+        <w:ind w:firstLine="0"/>
+        <w:jc w:val="left"/>
+      </w:pPr>
+      <w:r>
+        <w:rPr>
+          <w:rFonts w:ascii="Times New Roman" w:hAnsi="Times New Roman" w:eastAsia="Times New Roman"/>
+          <w:color w:val="000000"/>
+          <w:sz w:val="22"/>
+        </w:rPr>
+        <w:t>Quadro 10 – Tabela CARTEIRA</w:t>
+        <w:tab/>
+        <w:t>15</w:t>
+      </w:r>
+    </w:p>
+    <w:p>
+      <w:pPr>
+        <w:tabs>
+          <w:tab w:pos="9071" w:val="right" w:leader="dot"/>
+        </w:tabs>
+        <w:spacing w:before="0" w:after="160" w:line="240" w:lineRule="auto"/>
+        <w:ind w:firstLine="0"/>
+        <w:jc w:val="left"/>
+      </w:pPr>
+      <w:r>
+        <w:rPr>
+          <w:rFonts w:ascii="Times New Roman" w:hAnsi="Times New Roman" w:eastAsia="Times New Roman"/>
+          <w:color w:val="000000"/>
+          <w:sz w:val="22"/>
+        </w:rPr>
+        <w:t>Quadro 11 – Padrões adotados no modelo físico</w:t>
+        <w:tab/>
+        <w:t>17</w:t>
+      </w:r>
+    </w:p>
+    <w:p>
+      <w:pPr>
+        <w:tabs>
+          <w:tab w:pos="9071" w:val="right" w:leader="dot"/>
+        </w:tabs>
+        <w:spacing w:before="0" w:after="160" w:line="240" w:lineRule="auto"/>
+        <w:ind w:firstLine="0"/>
+        <w:jc w:val="left"/>
+      </w:pPr>
+      <w:r>
+        <w:rPr>
+          <w:rFonts w:ascii="Times New Roman" w:hAnsi="Times New Roman" w:eastAsia="Times New Roman"/>
+          <w:color w:val="000000"/>
+          <w:sz w:val="22"/>
+        </w:rPr>
+        <w:t>Quadro 12 – Consultas analíticas do modelo físico</w:t>
+        <w:tab/>
+        <w:t>18</w:t>
+      </w:r>
+    </w:p>
+    <w:p>
+      <w:pPr>
+        <w:tabs>
+          <w:tab w:pos="9071" w:val="right" w:leader="dot"/>
+        </w:tabs>
+        <w:spacing w:before="0" w:after="160" w:line="240" w:lineRule="auto"/>
+        <w:ind w:firstLine="0"/>
+        <w:jc w:val="left"/>
+      </w:pPr>
+      <w:r>
+        <w:rPr>
+          <w:rFonts w:ascii="Times New Roman" w:hAnsi="Times New Roman" w:eastAsia="Times New Roman"/>
+          <w:color w:val="000000"/>
+          <w:sz w:val="22"/>
+        </w:rPr>
+        <w:t>Quadro 13 – Resultados selecionados das consultas</w:t>
+        <w:tab/>
+        <w:t>20</w:t>
       </w:r>
     </w:p>
     <w:p>
@@ -532,7 +680,10 @@
     </w:p>
     <w:p>
       <w:pPr>
-        <w:spacing w:before="0" w:after="0" w:line="240" w:lineRule="auto"/>
+        <w:tabs>
+          <w:tab w:pos="9071" w:val="right" w:leader="dot"/>
+        </w:tabs>
+        <w:spacing w:before="0" w:after="160" w:line="240" w:lineRule="auto"/>
         <w:ind w:firstLine="0"/>
         <w:jc w:val="left"/>
       </w:pPr>
@@ -540,41 +691,391 @@
         <w:rPr>
           <w:rFonts w:ascii="Times New Roman" w:hAnsi="Times New Roman" w:eastAsia="Times New Roman"/>
           <w:color w:val="000000"/>
-          <w:sz w:val="24"/>
+          <w:sz w:val="22"/>
         </w:rPr>
-        <w:fldChar w:fldCharType="begin" w:dirty="true"/>
+        <w:t>1 INTRODUÇÃO</w:t>
+        <w:tab/>
+        <w:t>6</w:t>
       </w:r>
+    </w:p>
+    <w:p>
+      <w:pPr>
+        <w:tabs>
+          <w:tab w:pos="9071" w:val="right" w:leader="dot"/>
+        </w:tabs>
+        <w:spacing w:before="0" w:after="160" w:line="240" w:lineRule="auto"/>
+        <w:ind w:firstLine="0"/>
+        <w:jc w:val="left"/>
+      </w:pPr>
       <w:r>
         <w:rPr>
           <w:rFonts w:ascii="Times New Roman" w:hAnsi="Times New Roman" w:eastAsia="Times New Roman"/>
           <w:color w:val="000000"/>
-          <w:sz w:val="24"/>
+          <w:sz w:val="22"/>
         </w:rPr>
-        <w:instrText xml:space="preserve"> TOC \o "1-3" \h \z \u </w:instrText>
+        <w:t>2 DESCRIÇÃO DO PROBLEMA</w:t>
+        <w:tab/>
+        <w:t>7</w:t>
       </w:r>
+    </w:p>
+    <w:p>
+      <w:pPr>
+        <w:tabs>
+          <w:tab w:pos="9071" w:val="right" w:leader="dot"/>
+        </w:tabs>
+        <w:spacing w:before="0" w:after="160" w:line="240" w:lineRule="auto"/>
+        <w:ind w:firstLine="0"/>
+        <w:jc w:val="left"/>
+      </w:pPr>
       <w:r>
         <w:rPr>
           <w:rFonts w:ascii="Times New Roman" w:hAnsi="Times New Roman" w:eastAsia="Times New Roman"/>
           <w:color w:val="000000"/>
-          <w:sz w:val="24"/>
+          <w:sz w:val="22"/>
         </w:rPr>
-        <w:fldChar w:fldCharType="separate"/>
+        <w:t>2.1 Enunciado</w:t>
+        <w:tab/>
+        <w:t>7</w:t>
       </w:r>
+    </w:p>
+    <w:p>
+      <w:pPr>
+        <w:tabs>
+          <w:tab w:pos="9071" w:val="right" w:leader="dot"/>
+        </w:tabs>
+        <w:spacing w:before="0" w:after="160" w:line="240" w:lineRule="auto"/>
+        <w:ind w:firstLine="0"/>
+        <w:jc w:val="left"/>
+      </w:pPr>
       <w:r>
         <w:rPr>
           <w:rFonts w:ascii="Times New Roman" w:hAnsi="Times New Roman" w:eastAsia="Times New Roman"/>
           <w:color w:val="000000"/>
-          <w:sz w:val="24"/>
+          <w:sz w:val="22"/>
         </w:rPr>
-        <w:t>(atualize os campos: F9)</w:t>
+        <w:t>2.2 Requisitos identificados</w:t>
+        <w:tab/>
+        <w:t>7</w:t>
       </w:r>
+    </w:p>
+    <w:p>
+      <w:pPr>
+        <w:tabs>
+          <w:tab w:pos="9071" w:val="right" w:leader="dot"/>
+        </w:tabs>
+        <w:spacing w:before="0" w:after="160" w:line="240" w:lineRule="auto"/>
+        <w:ind w:firstLine="0"/>
+        <w:jc w:val="left"/>
+      </w:pPr>
       <w:r>
         <w:rPr>
           <w:rFonts w:ascii="Times New Roman" w:hAnsi="Times New Roman" w:eastAsia="Times New Roman"/>
           <w:color w:val="000000"/>
-          <w:sz w:val="24"/>
+          <w:sz w:val="22"/>
         </w:rPr>
-        <w:fldChar w:fldCharType="end"/>
+        <w:t>2.3 Metodologia e ferramentas</w:t>
+        <w:tab/>
+        <w:t>8</w:t>
+      </w:r>
+    </w:p>
+    <w:p>
+      <w:pPr>
+        <w:tabs>
+          <w:tab w:pos="9071" w:val="right" w:leader="dot"/>
+        </w:tabs>
+        <w:spacing w:before="0" w:after="160" w:line="240" w:lineRule="auto"/>
+        <w:ind w:firstLine="0"/>
+        <w:jc w:val="left"/>
+      </w:pPr>
+      <w:r>
+        <w:rPr>
+          <w:rFonts w:ascii="Times New Roman" w:hAnsi="Times New Roman" w:eastAsia="Times New Roman"/>
+          <w:color w:val="000000"/>
+          <w:sz w:val="22"/>
+        </w:rPr>
+        <w:t>3 MODELO CONCEITUAL</w:t>
+        <w:tab/>
+        <w:t>9</w:t>
+      </w:r>
+    </w:p>
+    <w:p>
+      <w:pPr>
+        <w:tabs>
+          <w:tab w:pos="9071" w:val="right" w:leader="dot"/>
+        </w:tabs>
+        <w:spacing w:before="0" w:after="160" w:line="240" w:lineRule="auto"/>
+        <w:ind w:firstLine="0"/>
+        <w:jc w:val="left"/>
+      </w:pPr>
+      <w:r>
+        <w:rPr>
+          <w:rFonts w:ascii="Times New Roman" w:hAnsi="Times New Roman" w:eastAsia="Times New Roman"/>
+          <w:color w:val="000000"/>
+          <w:sz w:val="22"/>
+        </w:rPr>
+        <w:t>3.1 Entidades e atributos</w:t>
+        <w:tab/>
+        <w:t>10</w:t>
+      </w:r>
+    </w:p>
+    <w:p>
+      <w:pPr>
+        <w:tabs>
+          <w:tab w:pos="9071" w:val="right" w:leader="dot"/>
+        </w:tabs>
+        <w:spacing w:before="0" w:after="160" w:line="240" w:lineRule="auto"/>
+        <w:ind w:firstLine="0"/>
+        <w:jc w:val="left"/>
+      </w:pPr>
+      <w:r>
+        <w:rPr>
+          <w:rFonts w:ascii="Times New Roman" w:hAnsi="Times New Roman" w:eastAsia="Times New Roman"/>
+          <w:color w:val="000000"/>
+          <w:sz w:val="22"/>
+        </w:rPr>
+        <w:t>3.2 Relacionamentos e cardinalidades</w:t>
+        <w:tab/>
+        <w:t>10</w:t>
+      </w:r>
+    </w:p>
+    <w:p>
+      <w:pPr>
+        <w:tabs>
+          <w:tab w:pos="9071" w:val="right" w:leader="dot"/>
+        </w:tabs>
+        <w:spacing w:before="0" w:after="160" w:line="240" w:lineRule="auto"/>
+        <w:ind w:firstLine="0"/>
+        <w:jc w:val="left"/>
+      </w:pPr>
+      <w:r>
+        <w:rPr>
+          <w:rFonts w:ascii="Times New Roman" w:hAnsi="Times New Roman" w:eastAsia="Times New Roman"/>
+          <w:color w:val="000000"/>
+          <w:sz w:val="22"/>
+        </w:rPr>
+        <w:t>3.3 Decisões de modelagem</w:t>
+        <w:tab/>
+        <w:t>10</w:t>
+      </w:r>
+    </w:p>
+    <w:p>
+      <w:pPr>
+        <w:tabs>
+          <w:tab w:pos="9071" w:val="right" w:leader="dot"/>
+        </w:tabs>
+        <w:spacing w:before="0" w:after="160" w:line="240" w:lineRule="auto"/>
+        <w:ind w:firstLine="0"/>
+        <w:jc w:val="left"/>
+      </w:pPr>
+      <w:r>
+        <w:rPr>
+          <w:rFonts w:ascii="Times New Roman" w:hAnsi="Times New Roman" w:eastAsia="Times New Roman"/>
+          <w:color w:val="000000"/>
+          <w:sz w:val="22"/>
+        </w:rPr>
+        <w:t>4 MODELO LÓGICO</w:t>
+        <w:tab/>
+        <w:t>12</w:t>
+      </w:r>
+    </w:p>
+    <w:p>
+      <w:pPr>
+        <w:tabs>
+          <w:tab w:pos="9071" w:val="right" w:leader="dot"/>
+        </w:tabs>
+        <w:spacing w:before="0" w:after="160" w:line="240" w:lineRule="auto"/>
+        <w:ind w:firstLine="0"/>
+        <w:jc w:val="left"/>
+      </w:pPr>
+      <w:r>
+        <w:rPr>
+          <w:rFonts w:ascii="Times New Roman" w:hAnsi="Times New Roman" w:eastAsia="Times New Roman"/>
+          <w:color w:val="000000"/>
+          <w:sz w:val="22"/>
+        </w:rPr>
+        <w:t>4.1 Esquema relacional em notação textual</w:t>
+        <w:tab/>
+        <w:t>13</w:t>
+      </w:r>
+    </w:p>
+    <w:p>
+      <w:pPr>
+        <w:tabs>
+          <w:tab w:pos="9071" w:val="right" w:leader="dot"/>
+        </w:tabs>
+        <w:spacing w:before="0" w:after="160" w:line="240" w:lineRule="auto"/>
+        <w:ind w:firstLine="0"/>
+        <w:jc w:val="left"/>
+      </w:pPr>
+      <w:r>
+        <w:rPr>
+          <w:rFonts w:ascii="Times New Roman" w:hAnsi="Times New Roman" w:eastAsia="Times New Roman"/>
+          <w:color w:val="000000"/>
+          <w:sz w:val="22"/>
+        </w:rPr>
+        <w:t>4.2 Mapeamento do modelo conceitual para o lógico</w:t>
+        <w:tab/>
+        <w:t>13</w:t>
+      </w:r>
+    </w:p>
+    <w:p>
+      <w:pPr>
+        <w:tabs>
+          <w:tab w:pos="9071" w:val="right" w:leader="dot"/>
+        </w:tabs>
+        <w:spacing w:before="0" w:after="160" w:line="240" w:lineRule="auto"/>
+        <w:ind w:firstLine="0"/>
+        <w:jc w:val="left"/>
+      </w:pPr>
+      <w:r>
+        <w:rPr>
+          <w:rFonts w:ascii="Times New Roman" w:hAnsi="Times New Roman" w:eastAsia="Times New Roman"/>
+          <w:color w:val="000000"/>
+          <w:sz w:val="22"/>
+        </w:rPr>
+        <w:t>4.3 Dicionário de dados</w:t>
+        <w:tab/>
+        <w:t>13</w:t>
+      </w:r>
+    </w:p>
+    <w:p>
+      <w:pPr>
+        <w:tabs>
+          <w:tab w:pos="9071" w:val="right" w:leader="dot"/>
+        </w:tabs>
+        <w:spacing w:before="0" w:after="160" w:line="240" w:lineRule="auto"/>
+        <w:ind w:firstLine="0"/>
+        <w:jc w:val="left"/>
+      </w:pPr>
+      <w:r>
+        <w:rPr>
+          <w:rFonts w:ascii="Times New Roman" w:hAnsi="Times New Roman" w:eastAsia="Times New Roman"/>
+          <w:color w:val="000000"/>
+          <w:sz w:val="22"/>
+        </w:rPr>
+        <w:t>4.4 Normalização</w:t>
+        <w:tab/>
+        <w:t>16</w:t>
+      </w:r>
+    </w:p>
+    <w:p>
+      <w:pPr>
+        <w:tabs>
+          <w:tab w:pos="9071" w:val="right" w:leader="dot"/>
+        </w:tabs>
+        <w:spacing w:before="0" w:after="160" w:line="240" w:lineRule="auto"/>
+        <w:ind w:firstLine="0"/>
+        <w:jc w:val="left"/>
+      </w:pPr>
+      <w:r>
+        <w:rPr>
+          <w:rFonts w:ascii="Times New Roman" w:hAnsi="Times New Roman" w:eastAsia="Times New Roman"/>
+          <w:color w:val="000000"/>
+          <w:sz w:val="22"/>
+        </w:rPr>
+        <w:t>5 MODELO FÍSICO</w:t>
+        <w:tab/>
+        <w:t>17</w:t>
+      </w:r>
+    </w:p>
+    <w:p>
+      <w:pPr>
+        <w:tabs>
+          <w:tab w:pos="9071" w:val="right" w:leader="dot"/>
+        </w:tabs>
+        <w:spacing w:before="0" w:after="160" w:line="240" w:lineRule="auto"/>
+        <w:ind w:firstLine="0"/>
+        <w:jc w:val="left"/>
+      </w:pPr>
+      <w:r>
+        <w:rPr>
+          <w:rFonts w:ascii="Times New Roman" w:hAnsi="Times New Roman" w:eastAsia="Times New Roman"/>
+          <w:color w:val="000000"/>
+          <w:sz w:val="22"/>
+        </w:rPr>
+        <w:t>5.1 Definição de dados (DDL)</w:t>
+        <w:tab/>
+        <w:t>17</w:t>
+      </w:r>
+    </w:p>
+    <w:p>
+      <w:pPr>
+        <w:tabs>
+          <w:tab w:pos="9071" w:val="right" w:leader="dot"/>
+        </w:tabs>
+        <w:spacing w:before="0" w:after="160" w:line="240" w:lineRule="auto"/>
+        <w:ind w:firstLine="0"/>
+        <w:jc w:val="left"/>
+      </w:pPr>
+      <w:r>
+        <w:rPr>
+          <w:rFonts w:ascii="Times New Roman" w:hAnsi="Times New Roman" w:eastAsia="Times New Roman"/>
+          <w:color w:val="000000"/>
+          <w:sz w:val="22"/>
+        </w:rPr>
+        <w:t>5.2 Manipulação de dados (DML)</w:t>
+        <w:tab/>
+        <w:t>18</w:t>
+      </w:r>
+    </w:p>
+    <w:p>
+      <w:pPr>
+        <w:tabs>
+          <w:tab w:pos="9071" w:val="right" w:leader="dot"/>
+        </w:tabs>
+        <w:spacing w:before="0" w:after="160" w:line="240" w:lineRule="auto"/>
+        <w:ind w:firstLine="0"/>
+        <w:jc w:val="left"/>
+      </w:pPr>
+      <w:r>
+        <w:rPr>
+          <w:rFonts w:ascii="Times New Roman" w:hAnsi="Times New Roman" w:eastAsia="Times New Roman"/>
+          <w:color w:val="000000"/>
+          <w:sz w:val="22"/>
+        </w:rPr>
+        <w:t>5.3 Consultas (DQL)</w:t>
+        <w:tab/>
+        <w:t>18</w:t>
+      </w:r>
+    </w:p>
+    <w:p>
+      <w:pPr>
+        <w:tabs>
+          <w:tab w:pos="9071" w:val="right" w:leader="dot"/>
+        </w:tabs>
+        <w:spacing w:before="0" w:after="160" w:line="240" w:lineRule="auto"/>
+        <w:ind w:firstLine="0"/>
+        <w:jc w:val="left"/>
+      </w:pPr>
+      <w:r>
+        <w:rPr>
+          <w:rFonts w:ascii="Times New Roman" w:hAnsi="Times New Roman" w:eastAsia="Times New Roman"/>
+          <w:color w:val="000000"/>
+          <w:sz w:val="22"/>
+        </w:rPr>
+        <w:t>6 VALIDAÇÃO E RESULTADOS</w:t>
+        <w:tab/>
+        <w:t>20</w:t>
+      </w:r>
+    </w:p>
+    <w:p>
+      <w:pPr>
+        <w:tabs>
+          <w:tab w:pos="9071" w:val="right" w:leader="dot"/>
+        </w:tabs>
+        <w:spacing w:before="0" w:after="160" w:line="240" w:lineRule="auto"/>
+        <w:ind w:firstLine="0"/>
+        <w:jc w:val="left"/>
+      </w:pPr>
+      <w:r>
+        <w:rPr>
+          <w:rFonts w:ascii="Times New Roman" w:hAnsi="Times New Roman" w:eastAsia="Times New Roman"/>
+          <w:color w:val="000000"/>
+          <w:sz w:val="22"/>
+        </w:rPr>
+        <w:t>7 CONSIDERAÇÕES FINAIS</w:t>
+        <w:tab/>
+        <w:t>21</w:t>
       </w:r>
     </w:p>
     <w:p>
@@ -616,7 +1117,7 @@
           <w:color w:val="000000"/>
           <w:sz w:val="24"/>
         </w:rPr>
-        <w:t>O projeto de um banco de dados relacional é tradicionalmente dividido em três níveis de abstração: o conceitual, que descreve o domínio de forma independente de tecnologia; o lógico, que traduz esse domínio para o modelo de dados do SGBD escolhido; e o físico, que define como os dados serão efetivamente armazenados, restringidos e consultados (HEUSER, 2009; ELMASRI; NAVATHE, 2018). Este relatório documenta a aplicação dessas três etapas ao caso de uma corretora de valores.</w:t>
+        <w:t>O projeto de um banco de dados relacional é tradicionalmente dividido em três níveis de abstração: o conceitual, que descreve o domínio de forma independente de tecnologia; o lógico, que traduz esse domínio para o modelo de dados do SGBD escolhido; e o físico, que define como os dados serão efetivamente armazenados, restringidos e consultados (ELMASRI; NAVATHE, 2018, referência indicada no enunciado). Este relatório documenta a aplicação dessas três etapas ao caso de uma corretora de valores.</w:t>
       </w:r>
     </w:p>
     <w:p>
@@ -722,7 +1223,7 @@
           <w:color w:val="000000"/>
           <w:sz w:val="24"/>
         </w:rPr>
-        <w:t>Da leitura do enunciado foram extraídos os requisitos funcionais (RF) e as regras de negócio (RN) relacionados no Quadro 1.</w:t>
+        <w:t>Da leitura do enunciado foram extraídos os requisitos funcionais (RF) e as premissas adicionais do projeto (RN) relacionados no Quadro 1. As RN não são exigências literais do professor.</w:t>
       </w:r>
     </w:p>
     <w:p>
@@ -803,25 +1304,34 @@
         <w:tblLayout w:type="fixed"/>
         <w:tblLook w:firstColumn="1" w:firstRow="1" w:lastColumn="0" w:lastRow="0" w:noHBand="0" w:noVBand="1" w:val="04A0"/>
         <w:tblBorders>
-          <w:top w:val="single" w:sz="6" w:space="0" w:color="000000"/>
-          <w:bottom w:val="single" w:sz="6" w:space="0" w:color="000000"/>
-          <w:insideH w:val="single" w:sz="6" w:space="0" w:color="000000"/>
-          <w:left w:val="nil" w:sz="6" w:space="0" w:color="000000"/>
-          <w:right w:val="nil" w:sz="6" w:space="0" w:color="000000"/>
-          <w:insideV w:val="nil" w:sz="6" w:space="0" w:color="000000"/>
+          <w:top w:val="single" w:sz="6" w:space="0" w:color="D9D9D9"/>
+          <w:bottom w:val="single" w:sz="6" w:space="0" w:color="D9D9D9"/>
+          <w:insideH w:val="single" w:sz="6" w:space="0" w:color="D9D9D9"/>
+          <w:left w:val="single" w:sz="6" w:space="0" w:color="D9D9D9"/>
+          <w:right w:val="single" w:sz="6" w:space="0" w:color="D9D9D9"/>
+          <w:insideV w:val="single" w:sz="6" w:space="0" w:color="D9D9D9"/>
         </w:tblBorders>
+        <w:tblCellMar>
+          <w:top w:w="80" w:type="dxa"/>
+          <w:left w:w="80" w:type="dxa"/>
+          <w:bottom w:w="80" w:type="dxa"/>
+          <w:right w:w="80" w:type="dxa"/>
+        </w:tblCellMar>
       </w:tblPr>
       <w:tblGrid>
-        <w:gridCol w:w="4535"/>
-        <w:gridCol w:w="4535"/>
+        <w:gridCol w:w="1134"/>
+        <w:gridCol w:w="7937"/>
       </w:tblGrid>
       <w:tr>
         <w:trPr>
           <w:tblHeader w:val="true"/>
+          <w:cantSplit/>
         </w:trPr>
         <w:tc>
           <w:tcPr>
             <w:tcW w:type="dxa" w:w="1134"/>
+            <w:vAlign w:val="center"/>
+            <w:shd w:fill="EDEDED"/>
           </w:tcPr>
           <w:p>
             <w:pPr>
@@ -843,6 +1353,8 @@
         <w:tc>
           <w:tcPr>
             <w:tcW w:type="dxa" w:w="7937"/>
+            <w:vAlign w:val="center"/>
+            <w:shd w:fill="EDEDED"/>
           </w:tcPr>
           <w:p>
             <w:pPr>
@@ -863,9 +1375,13 @@
         </w:tc>
       </w:tr>
       <w:tr>
+        <w:trPr>
+          <w:cantSplit/>
+        </w:trPr>
         <w:tc>
           <w:tcPr>
             <w:tcW w:type="dxa" w:w="1134"/>
+            <w:vAlign w:val="center"/>
           </w:tcPr>
           <w:p>
             <w:pPr>
@@ -887,6 +1403,7 @@
         <w:tc>
           <w:tcPr>
             <w:tcW w:type="dxa" w:w="7937"/>
+            <w:vAlign w:val="center"/>
           </w:tcPr>
           <w:p>
             <w:pPr>
@@ -907,9 +1424,13 @@
         </w:tc>
       </w:tr>
       <w:tr>
+        <w:trPr>
+          <w:cantSplit/>
+        </w:trPr>
         <w:tc>
           <w:tcPr>
             <w:tcW w:type="dxa" w:w="1134"/>
+            <w:vAlign w:val="center"/>
           </w:tcPr>
           <w:p>
             <w:pPr>
@@ -931,6 +1452,7 @@
         <w:tc>
           <w:tcPr>
             <w:tcW w:type="dxa" w:w="7937"/>
+            <w:vAlign w:val="center"/>
           </w:tcPr>
           <w:p>
             <w:pPr>
@@ -951,9 +1473,13 @@
         </w:tc>
       </w:tr>
       <w:tr>
+        <w:trPr>
+          <w:cantSplit/>
+        </w:trPr>
         <w:tc>
           <w:tcPr>
             <w:tcW w:type="dxa" w:w="1134"/>
+            <w:vAlign w:val="center"/>
           </w:tcPr>
           <w:p>
             <w:pPr>
@@ -975,6 +1501,7 @@
         <w:tc>
           <w:tcPr>
             <w:tcW w:type="dxa" w:w="7937"/>
+            <w:vAlign w:val="center"/>
           </w:tcPr>
           <w:p>
             <w:pPr>
@@ -995,9 +1522,13 @@
         </w:tc>
       </w:tr>
       <w:tr>
+        <w:trPr>
+          <w:cantSplit/>
+        </w:trPr>
         <w:tc>
           <w:tcPr>
             <w:tcW w:type="dxa" w:w="1134"/>
+            <w:vAlign w:val="center"/>
           </w:tcPr>
           <w:p>
             <w:pPr>
@@ -1019,6 +1550,7 @@
         <w:tc>
           <w:tcPr>
             <w:tcW w:type="dxa" w:w="7937"/>
+            <w:vAlign w:val="center"/>
           </w:tcPr>
           <w:p>
             <w:pPr>
@@ -1039,9 +1571,13 @@
         </w:tc>
       </w:tr>
       <w:tr>
+        <w:trPr>
+          <w:cantSplit/>
+        </w:trPr>
         <w:tc>
           <w:tcPr>
             <w:tcW w:type="dxa" w:w="1134"/>
+            <w:vAlign w:val="center"/>
           </w:tcPr>
           <w:p>
             <w:pPr>
@@ -1063,6 +1599,7 @@
         <w:tc>
           <w:tcPr>
             <w:tcW w:type="dxa" w:w="7937"/>
+            <w:vAlign w:val="center"/>
           </w:tcPr>
           <w:p>
             <w:pPr>
@@ -1083,9 +1620,13 @@
         </w:tc>
       </w:tr>
       <w:tr>
+        <w:trPr>
+          <w:cantSplit/>
+        </w:trPr>
         <w:tc>
           <w:tcPr>
             <w:tcW w:type="dxa" w:w="1134"/>
+            <w:vAlign w:val="center"/>
           </w:tcPr>
           <w:p>
             <w:pPr>
@@ -1107,6 +1648,7 @@
         <w:tc>
           <w:tcPr>
             <w:tcW w:type="dxa" w:w="7937"/>
+            <w:vAlign w:val="center"/>
           </w:tcPr>
           <w:p>
             <w:pPr>
@@ -1127,9 +1669,13 @@
         </w:tc>
       </w:tr>
       <w:tr>
+        <w:trPr>
+          <w:cantSplit/>
+        </w:trPr>
         <w:tc>
           <w:tcPr>
             <w:tcW w:type="dxa" w:w="1134"/>
+            <w:vAlign w:val="center"/>
           </w:tcPr>
           <w:p>
             <w:pPr>
@@ -1151,6 +1697,7 @@
         <w:tc>
           <w:tcPr>
             <w:tcW w:type="dxa" w:w="7937"/>
+            <w:vAlign w:val="center"/>
           </w:tcPr>
           <w:p>
             <w:pPr>
@@ -1171,9 +1718,13 @@
         </w:tc>
       </w:tr>
       <w:tr>
+        <w:trPr>
+          <w:cantSplit/>
+        </w:trPr>
         <w:tc>
           <w:tcPr>
             <w:tcW w:type="dxa" w:w="1134"/>
+            <w:vAlign w:val="center"/>
           </w:tcPr>
           <w:p>
             <w:pPr>
@@ -1195,6 +1746,7 @@
         <w:tc>
           <w:tcPr>
             <w:tcW w:type="dxa" w:w="7937"/>
+            <w:vAlign w:val="center"/>
           </w:tcPr>
           <w:p>
             <w:pPr>
@@ -1215,9 +1767,13 @@
         </w:tc>
       </w:tr>
       <w:tr>
+        <w:trPr>
+          <w:cantSplit/>
+        </w:trPr>
         <w:tc>
           <w:tcPr>
             <w:tcW w:type="dxa" w:w="1134"/>
+            <w:vAlign w:val="center"/>
           </w:tcPr>
           <w:p>
             <w:pPr>
@@ -1239,6 +1795,7 @@
         <w:tc>
           <w:tcPr>
             <w:tcW w:type="dxa" w:w="7937"/>
+            <w:vAlign w:val="center"/>
           </w:tcPr>
           <w:p>
             <w:pPr>
@@ -1258,6 +1815,55 @@
           </w:p>
         </w:tc>
       </w:tr>
+      <w:tr>
+        <w:trPr>
+          <w:cantSplit/>
+        </w:trPr>
+        <w:tc>
+          <w:tcPr>
+            <w:tcW w:type="dxa" w:w="1134"/>
+            <w:vAlign w:val="center"/>
+          </w:tcPr>
+          <w:p>
+            <w:pPr>
+              <w:spacing w:before="40" w:after="40" w:line="240" w:lineRule="auto"/>
+              <w:ind w:firstLine="0"/>
+              <w:jc w:val="left"/>
+            </w:pPr>
+            <w:r>
+              <w:rPr>
+                <w:rFonts w:ascii="Times New Roman" w:hAnsi="Times New Roman" w:eastAsia="Times New Roman"/>
+                <w:b w:val="0"/>
+                <w:color w:val="000000"/>
+                <w:sz w:val="20"/>
+              </w:rPr>
+              <w:t>RN04</w:t>
+            </w:r>
+          </w:p>
+        </w:tc>
+        <w:tc>
+          <w:tcPr>
+            <w:tcW w:type="dxa" w:w="7937"/>
+            <w:vAlign w:val="center"/>
+          </w:tcPr>
+          <w:p>
+            <w:pPr>
+              <w:spacing w:before="40" w:after="40" w:line="240" w:lineRule="auto"/>
+              <w:ind w:firstLine="0"/>
+              <w:jc w:val="left"/>
+            </w:pPr>
+            <w:r>
+              <w:rPr>
+                <w:rFonts w:ascii="Times New Roman" w:hAnsi="Times New Roman" w:eastAsia="Times New Roman"/>
+                <w:b w:val="0"/>
+                <w:color w:val="000000"/>
+                <w:sz w:val="20"/>
+              </w:rPr>
+              <w:t>Cada par investidor/ação recebe negociações em instantes estritamente crescentes; atrasos e empates são rejeitados.</w:t>
+            </w:r>
+          </w:p>
+        </w:tc>
+      </w:tr>
     </w:tbl>
     <w:p>
       <w:pPr>
@@ -1271,7 +1877,7 @@
           <w:color w:val="000000"/>
           <w:sz w:val="20"/>
         </w:rPr>
-        <w:t>Fonte: elaborado pelos autores (2026).</w:t>
+        <w:t>Fonte: artefatos do projeto revisados para esta entrega (2026).</w:t>
       </w:r>
     </w:p>
     <w:p>
@@ -1301,13 +1907,23 @@
           <w:color w:val="000000"/>
           <w:sz w:val="24"/>
         </w:rPr>
-        <w:t>Adotou-se a metodologia de projeto em três níveis (conceitual, lógico e físico). O modelo conceitual foi construído em notação de Chen com a ferramenta brModelo (CÂNDIDO, 2021); o modelo lógico foi derivado pelas regras de mapeamento ER-relacional e verificado quanto às formas normais; o modelo físico foi implementado e testado no PostgreSQL 16 (POSTGRESQL GLOBAL DEVELOPMENT GROUP, 2024). Os diagramas foram gerados por scripts versionados, de modo que qualquer alteração no modelo pode ser reproduzida.</w:t>
+        <w:t>Adotou-se a metodologia de projeto em três níveis (conceitual, lógico e físico). O modelo conceitual foi construído em notação de Chen com a ferramenta brModelo (BRMODELO, 2020); o modelo lógico foi derivado pelas regras de mapeamento ER-relacional e verificado quanto às formas normais e às materializações derivadas; o modelo físico foi implementado e testado no PostgreSQL 16 (POSTGRESQL GLOBAL DEVELOPMENT GROUP, 2026). Os diagramas foram gerados por scripts versionados, de modo que qualquer alteração no modelo pode ser reproduzida.</w:t>
       </w:r>
     </w:p>
     <w:p>
       <w:pPr>
+        <w:sectPr>
+          <w:headerReference w:type="default" r:id="rId11"/>
+          <w:pgSz w:w="11906" w:h="16838"/>
+          <w:pgMar w:top="1701" w:right="1134" w:bottom="1134" w:left="1701" w:header="1134" w:footer="850" w:gutter="0"/>
+          <w:cols w:space="720"/>
+          <w:docGrid w:linePitch="360"/>
+        </w:sectPr>
+      </w:pPr>
+    </w:p>
+    <w:p>
+      <w:pPr>
         <w:pStyle w:val="Heading1"/>
-        <w:pageBreakBefore/>
       </w:pPr>
       <w:r>
         <w:rPr>
@@ -1334,17 +1950,6 @@
         </w:rPr>
         <w:t>O modelo conceitual (Figura 1) representa o domínio por meio de entidades, relacionamentos e atributos, sem compromisso com a tecnologia de armazenamento. Foram identificadas cinco entidades e cinco relacionamentos, descritos nos Quadros 2 e 3.</w:t>
       </w:r>
-    </w:p>
-    <w:p>
-      <w:pPr>
-        <w:sectPr>
-          <w:headerReference w:type="default" r:id="rId11"/>
-          <w:pgSz w:w="11906" w:h="16838"/>
-          <w:pgMar w:top="1701" w:right="1134" w:bottom="1134" w:left="1701" w:header="1134" w:footer="850" w:gutter="0"/>
-          <w:cols w:space="720"/>
-          <w:docGrid w:linePitch="360"/>
-        </w:sectPr>
-      </w:pPr>
     </w:p>
     <w:p>
       <w:pPr>
@@ -1427,7 +2032,7 @@
       <w:r>
         <w:drawing>
           <wp:inline xmlns:a="http://schemas.openxmlformats.org/drawingml/2006/main" xmlns:pic="http://schemas.openxmlformats.org/drawingml/2006/picture">
-            <wp:extent cx="8892000" cy="4643467"/>
+            <wp:extent cx="7355412" cy="3780000"/>
             <wp:docPr id="1" name="Picture 1"/>
             <wp:cNvGraphicFramePr>
               <a:graphicFrameLocks noChangeAspect="1"/>
@@ -1448,7 +2053,7 @@
                   <pic:spPr>
                     <a:xfrm>
                       <a:off x="0" y="0"/>
-                      <a:ext cx="8892000" cy="4643467"/>
+                      <a:ext cx="7355412" cy="3780000"/>
                     </a:xfrm>
                     <a:prstGeom prst="rect"/>
                   </pic:spPr>
@@ -1471,7 +2076,7 @@
           <w:color w:val="000000"/>
           <w:sz w:val="20"/>
         </w:rPr>
-        <w:t>Fonte: elaborado pelos autores (2026).</w:t>
+        <w:t>Fonte: artefatos do projeto revisados para esta entrega (2026).</w:t>
       </w:r>
     </w:p>
     <w:p>
@@ -1578,26 +2183,35 @@
         <w:tblLayout w:type="fixed"/>
         <w:tblLook w:firstColumn="1" w:firstRow="1" w:lastColumn="0" w:lastRow="0" w:noHBand="0" w:noVBand="1" w:val="04A0"/>
         <w:tblBorders>
-          <w:top w:val="single" w:sz="6" w:space="0" w:color="000000"/>
-          <w:bottom w:val="single" w:sz="6" w:space="0" w:color="000000"/>
-          <w:insideH w:val="single" w:sz="6" w:space="0" w:color="000000"/>
-          <w:left w:val="nil" w:sz="6" w:space="0" w:color="000000"/>
-          <w:right w:val="nil" w:sz="6" w:space="0" w:color="000000"/>
-          <w:insideV w:val="nil" w:sz="6" w:space="0" w:color="000000"/>
+          <w:top w:val="single" w:sz="6" w:space="0" w:color="D9D9D9"/>
+          <w:bottom w:val="single" w:sz="6" w:space="0" w:color="D9D9D9"/>
+          <w:insideH w:val="single" w:sz="6" w:space="0" w:color="D9D9D9"/>
+          <w:left w:val="single" w:sz="6" w:space="0" w:color="D9D9D9"/>
+          <w:right w:val="single" w:sz="6" w:space="0" w:color="D9D9D9"/>
+          <w:insideV w:val="single" w:sz="6" w:space="0" w:color="D9D9D9"/>
         </w:tblBorders>
+        <w:tblCellMar>
+          <w:top w:w="80" w:type="dxa"/>
+          <w:left w:w="80" w:type="dxa"/>
+          <w:bottom w:w="80" w:type="dxa"/>
+          <w:right w:w="80" w:type="dxa"/>
+        </w:tblCellMar>
       </w:tblPr>
       <w:tblGrid>
-        <w:gridCol w:w="3024"/>
-        <w:gridCol w:w="3024"/>
-        <w:gridCol w:w="3024"/>
+        <w:gridCol w:w="1814"/>
+        <w:gridCol w:w="2835"/>
+        <w:gridCol w:w="4422"/>
       </w:tblGrid>
       <w:tr>
         <w:trPr>
           <w:tblHeader w:val="true"/>
+          <w:cantSplit/>
         </w:trPr>
         <w:tc>
           <w:tcPr>
             <w:tcW w:type="dxa" w:w="1814"/>
+            <w:vAlign w:val="center"/>
+            <w:shd w:fill="EDEDED"/>
           </w:tcPr>
           <w:p>
             <w:pPr>
@@ -1619,6 +2233,8 @@
         <w:tc>
           <w:tcPr>
             <w:tcW w:type="dxa" w:w="2835"/>
+            <w:vAlign w:val="center"/>
+            <w:shd w:fill="EDEDED"/>
           </w:tcPr>
           <w:p>
             <w:pPr>
@@ -1640,6 +2256,8 @@
         <w:tc>
           <w:tcPr>
             <w:tcW w:type="dxa" w:w="4422"/>
+            <w:vAlign w:val="center"/>
+            <w:shd w:fill="EDEDED"/>
           </w:tcPr>
           <w:p>
             <w:pPr>
@@ -1660,9 +2278,13 @@
         </w:tc>
       </w:tr>
       <w:tr>
+        <w:trPr>
+          <w:cantSplit/>
+        </w:trPr>
         <w:tc>
           <w:tcPr>
             <w:tcW w:type="dxa" w:w="1814"/>
+            <w:vAlign w:val="center"/>
           </w:tcPr>
           <w:p>
             <w:pPr>
@@ -1684,6 +2306,7 @@
         <w:tc>
           <w:tcPr>
             <w:tcW w:type="dxa" w:w="2835"/>
+            <w:vAlign w:val="center"/>
           </w:tcPr>
           <w:p>
             <w:pPr>
@@ -1705,6 +2328,7 @@
         <w:tc>
           <w:tcPr>
             <w:tcW w:type="dxa" w:w="4422"/>
+            <w:vAlign w:val="center"/>
           </w:tcPr>
           <w:p>
             <w:pPr>
@@ -1725,9 +2349,13 @@
         </w:tc>
       </w:tr>
       <w:tr>
+        <w:trPr>
+          <w:cantSplit/>
+        </w:trPr>
         <w:tc>
           <w:tcPr>
             <w:tcW w:type="dxa" w:w="1814"/>
+            <w:vAlign w:val="center"/>
           </w:tcPr>
           <w:p>
             <w:pPr>
@@ -1749,6 +2377,7 @@
         <w:tc>
           <w:tcPr>
             <w:tcW w:type="dxa" w:w="2835"/>
+            <w:vAlign w:val="center"/>
           </w:tcPr>
           <w:p>
             <w:pPr>
@@ -1770,6 +2399,7 @@
         <w:tc>
           <w:tcPr>
             <w:tcW w:type="dxa" w:w="4422"/>
+            <w:vAlign w:val="center"/>
           </w:tcPr>
           <w:p>
             <w:pPr>
@@ -1790,9 +2420,13 @@
         </w:tc>
       </w:tr>
       <w:tr>
+        <w:trPr>
+          <w:cantSplit/>
+        </w:trPr>
         <w:tc>
           <w:tcPr>
             <w:tcW w:type="dxa" w:w="1814"/>
+            <w:vAlign w:val="center"/>
           </w:tcPr>
           <w:p>
             <w:pPr>
@@ -1814,6 +2448,7 @@
         <w:tc>
           <w:tcPr>
             <w:tcW w:type="dxa" w:w="2835"/>
+            <w:vAlign w:val="center"/>
           </w:tcPr>
           <w:p>
             <w:pPr>
@@ -1835,6 +2470,7 @@
         <w:tc>
           <w:tcPr>
             <w:tcW w:type="dxa" w:w="4422"/>
+            <w:vAlign w:val="center"/>
           </w:tcPr>
           <w:p>
             <w:pPr>
@@ -1855,9 +2491,13 @@
         </w:tc>
       </w:tr>
       <w:tr>
+        <w:trPr>
+          <w:cantSplit/>
+        </w:trPr>
         <w:tc>
           <w:tcPr>
             <w:tcW w:type="dxa" w:w="1814"/>
+            <w:vAlign w:val="center"/>
           </w:tcPr>
           <w:p>
             <w:pPr>
@@ -1879,6 +2519,7 @@
         <w:tc>
           <w:tcPr>
             <w:tcW w:type="dxa" w:w="2835"/>
+            <w:vAlign w:val="center"/>
           </w:tcPr>
           <w:p>
             <w:pPr>
@@ -1900,6 +2541,7 @@
         <w:tc>
           <w:tcPr>
             <w:tcW w:type="dxa" w:w="4422"/>
+            <w:vAlign w:val="center"/>
           </w:tcPr>
           <w:p>
             <w:pPr>
@@ -1920,9 +2562,13 @@
         </w:tc>
       </w:tr>
       <w:tr>
+        <w:trPr>
+          <w:cantSplit/>
+        </w:trPr>
         <w:tc>
           <w:tcPr>
             <w:tcW w:type="dxa" w:w="1814"/>
+            <w:vAlign w:val="center"/>
           </w:tcPr>
           <w:p>
             <w:pPr>
@@ -1944,6 +2590,7 @@
         <w:tc>
           <w:tcPr>
             <w:tcW w:type="dxa" w:w="2835"/>
+            <w:vAlign w:val="center"/>
           </w:tcPr>
           <w:p>
             <w:pPr>
@@ -1965,6 +2612,7 @@
         <w:tc>
           <w:tcPr>
             <w:tcW w:type="dxa" w:w="4422"/>
+            <w:vAlign w:val="center"/>
           </w:tcPr>
           <w:p>
             <w:pPr>
@@ -1997,7 +2645,7 @@
           <w:color w:val="000000"/>
           <w:sz w:val="20"/>
         </w:rPr>
-        <w:t>Fonte: elaborado pelos autores (2026).</w:t>
+        <w:t>Fonte: artefatos do projeto revisados para esta entrega (2026).</w:t>
       </w:r>
     </w:p>
     <w:p>
@@ -2093,27 +2741,36 @@
         <w:tblLayout w:type="fixed"/>
         <w:tblLook w:firstColumn="1" w:firstRow="1" w:lastColumn="0" w:lastRow="0" w:noHBand="0" w:noVBand="1" w:val="04A0"/>
         <w:tblBorders>
-          <w:top w:val="single" w:sz="6" w:space="0" w:color="000000"/>
-          <w:bottom w:val="single" w:sz="6" w:space="0" w:color="000000"/>
-          <w:insideH w:val="single" w:sz="6" w:space="0" w:color="000000"/>
-          <w:left w:val="nil" w:sz="6" w:space="0" w:color="000000"/>
-          <w:right w:val="nil" w:sz="6" w:space="0" w:color="000000"/>
-          <w:insideV w:val="nil" w:sz="6" w:space="0" w:color="000000"/>
+          <w:top w:val="single" w:sz="6" w:space="0" w:color="D9D9D9"/>
+          <w:bottom w:val="single" w:sz="6" w:space="0" w:color="D9D9D9"/>
+          <w:insideH w:val="single" w:sz="6" w:space="0" w:color="D9D9D9"/>
+          <w:left w:val="single" w:sz="6" w:space="0" w:color="D9D9D9"/>
+          <w:right w:val="single" w:sz="6" w:space="0" w:color="D9D9D9"/>
+          <w:insideV w:val="single" w:sz="6" w:space="0" w:color="D9D9D9"/>
         </w:tblBorders>
+        <w:tblCellMar>
+          <w:top w:w="80" w:type="dxa"/>
+          <w:left w:w="80" w:type="dxa"/>
+          <w:bottom w:w="80" w:type="dxa"/>
+          <w:right w:w="80" w:type="dxa"/>
+        </w:tblCellMar>
       </w:tblPr>
       <w:tblGrid>
-        <w:gridCol w:w="2268"/>
-        <w:gridCol w:w="2268"/>
-        <w:gridCol w:w="2268"/>
-        <w:gridCol w:w="2268"/>
+        <w:gridCol w:w="2041"/>
+        <w:gridCol w:w="2381"/>
+        <w:gridCol w:w="2948"/>
+        <w:gridCol w:w="1701"/>
       </w:tblGrid>
       <w:tr>
         <w:trPr>
           <w:tblHeader w:val="true"/>
+          <w:cantSplit/>
         </w:trPr>
         <w:tc>
           <w:tcPr>
             <w:tcW w:type="dxa" w:w="2041"/>
+            <w:vAlign w:val="center"/>
+            <w:shd w:fill="EDEDED"/>
           </w:tcPr>
           <w:p>
             <w:pPr>
@@ -2135,6 +2792,8 @@
         <w:tc>
           <w:tcPr>
             <w:tcW w:type="dxa" w:w="2381"/>
+            <w:vAlign w:val="center"/>
+            <w:shd w:fill="EDEDED"/>
           </w:tcPr>
           <w:p>
             <w:pPr>
@@ -2156,6 +2815,8 @@
         <w:tc>
           <w:tcPr>
             <w:tcW w:type="dxa" w:w="2948"/>
+            <w:vAlign w:val="center"/>
+            <w:shd w:fill="EDEDED"/>
           </w:tcPr>
           <w:p>
             <w:pPr>
@@ -2177,6 +2838,8 @@
         <w:tc>
           <w:tcPr>
             <w:tcW w:type="dxa" w:w="1701"/>
+            <w:vAlign w:val="center"/>
+            <w:shd w:fill="EDEDED"/>
           </w:tcPr>
           <w:p>
             <w:pPr>
@@ -2197,9 +2860,13 @@
         </w:tc>
       </w:tr>
       <w:tr>
+        <w:trPr>
+          <w:cantSplit/>
+        </w:trPr>
         <w:tc>
           <w:tcPr>
             <w:tcW w:type="dxa" w:w="2041"/>
+            <w:vAlign w:val="center"/>
           </w:tcPr>
           <w:p>
             <w:pPr>
@@ -2221,6 +2888,7 @@
         <w:tc>
           <w:tcPr>
             <w:tcW w:type="dxa" w:w="2381"/>
+            <w:vAlign w:val="center"/>
           </w:tcPr>
           <w:p>
             <w:pPr>
@@ -2242,6 +2910,7 @@
         <w:tc>
           <w:tcPr>
             <w:tcW w:type="dxa" w:w="2948"/>
+            <w:vAlign w:val="center"/>
           </w:tcPr>
           <w:p>
             <w:pPr>
@@ -2256,13 +2925,14 @@
                 <w:color w:val="000000"/>
                 <w:sz w:val="20"/>
               </w:rPr>
-              <w:t>EMPRESA (1,n); AÇÃO (1,1)</w:t>
+              <w:t>EMPRESA (0,n); AÇÃO (1,1)</w:t>
             </w:r>
           </w:p>
         </w:tc>
         <w:tc>
           <w:tcPr>
             <w:tcW w:type="dxa" w:w="1701"/>
+            <w:vAlign w:val="center"/>
           </w:tcPr>
           <w:p>
             <w:pPr>
@@ -2283,9 +2953,13 @@
         </w:tc>
       </w:tr>
       <w:tr>
+        <w:trPr>
+          <w:cantSplit/>
+        </w:trPr>
         <w:tc>
           <w:tcPr>
             <w:tcW w:type="dxa" w:w="2041"/>
+            <w:vAlign w:val="center"/>
           </w:tcPr>
           <w:p>
             <w:pPr>
@@ -2307,6 +2981,7 @@
         <w:tc>
           <w:tcPr>
             <w:tcW w:type="dxa" w:w="2381"/>
+            <w:vAlign w:val="center"/>
           </w:tcPr>
           <w:p>
             <w:pPr>
@@ -2328,6 +3003,7 @@
         <w:tc>
           <w:tcPr>
             <w:tcW w:type="dxa" w:w="2948"/>
+            <w:vAlign w:val="center"/>
           </w:tcPr>
           <w:p>
             <w:pPr>
@@ -2342,13 +3018,14 @@
                 <w:color w:val="000000"/>
                 <w:sz w:val="20"/>
               </w:rPr>
-              <w:t>AÇÃO (1,n); COTAÇÃO (1,1)</w:t>
+              <w:t>AÇÃO (0,n); COTAÇÃO (1,1)</w:t>
             </w:r>
           </w:p>
         </w:tc>
         <w:tc>
           <w:tcPr>
             <w:tcW w:type="dxa" w:w="1701"/>
+            <w:vAlign w:val="center"/>
           </w:tcPr>
           <w:p>
             <w:pPr>
@@ -2369,9 +3046,13 @@
         </w:tc>
       </w:tr>
       <w:tr>
+        <w:trPr>
+          <w:cantSplit/>
+        </w:trPr>
         <w:tc>
           <w:tcPr>
             <w:tcW w:type="dxa" w:w="2041"/>
+            <w:vAlign w:val="center"/>
           </w:tcPr>
           <w:p>
             <w:pPr>
@@ -2393,6 +3074,7 @@
         <w:tc>
           <w:tcPr>
             <w:tcW w:type="dxa" w:w="2381"/>
+            <w:vAlign w:val="center"/>
           </w:tcPr>
           <w:p>
             <w:pPr>
@@ -2414,6 +3096,7 @@
         <w:tc>
           <w:tcPr>
             <w:tcW w:type="dxa" w:w="2948"/>
+            <w:vAlign w:val="center"/>
           </w:tcPr>
           <w:p>
             <w:pPr>
@@ -2435,6 +3118,7 @@
         <w:tc>
           <w:tcPr>
             <w:tcW w:type="dxa" w:w="1701"/>
+            <w:vAlign w:val="center"/>
           </w:tcPr>
           <w:p>
             <w:pPr>
@@ -2455,9 +3139,13 @@
         </w:tc>
       </w:tr>
       <w:tr>
+        <w:trPr>
+          <w:cantSplit/>
+        </w:trPr>
         <w:tc>
           <w:tcPr>
             <w:tcW w:type="dxa" w:w="2041"/>
+            <w:vAlign w:val="center"/>
           </w:tcPr>
           <w:p>
             <w:pPr>
@@ -2479,6 +3167,7 @@
         <w:tc>
           <w:tcPr>
             <w:tcW w:type="dxa" w:w="2381"/>
+            <w:vAlign w:val="center"/>
           </w:tcPr>
           <w:p>
             <w:pPr>
@@ -2500,6 +3189,7 @@
         <w:tc>
           <w:tcPr>
             <w:tcW w:type="dxa" w:w="2948"/>
+            <w:vAlign w:val="center"/>
           </w:tcPr>
           <w:p>
             <w:pPr>
@@ -2521,6 +3211,7 @@
         <w:tc>
           <w:tcPr>
             <w:tcW w:type="dxa" w:w="1701"/>
+            <w:vAlign w:val="center"/>
           </w:tcPr>
           <w:p>
             <w:pPr>
@@ -2541,9 +3232,13 @@
         </w:tc>
       </w:tr>
       <w:tr>
+        <w:trPr>
+          <w:cantSplit/>
+        </w:trPr>
         <w:tc>
           <w:tcPr>
             <w:tcW w:type="dxa" w:w="2041"/>
+            <w:vAlign w:val="center"/>
           </w:tcPr>
           <w:p>
             <w:pPr>
@@ -2565,6 +3260,7 @@
         <w:tc>
           <w:tcPr>
             <w:tcW w:type="dxa" w:w="2381"/>
+            <w:vAlign w:val="center"/>
           </w:tcPr>
           <w:p>
             <w:pPr>
@@ -2586,6 +3282,7 @@
         <w:tc>
           <w:tcPr>
             <w:tcW w:type="dxa" w:w="2948"/>
+            <w:vAlign w:val="center"/>
           </w:tcPr>
           <w:p>
             <w:pPr>
@@ -2607,6 +3304,7 @@
         <w:tc>
           <w:tcPr>
             <w:tcW w:type="dxa" w:w="1701"/>
+            <w:vAlign w:val="center"/>
           </w:tcPr>
           <w:p>
             <w:pPr>
@@ -2639,7 +3337,7 @@
           <w:color w:val="000000"/>
           <w:sz w:val="20"/>
         </w:rPr>
-        <w:t>Fonte: elaborado pelos autores (2026).</w:t>
+        <w:t>Fonte: artefatos do projeto revisados para esta entrega (2026).</w:t>
       </w:r>
     </w:p>
     <w:p>
@@ -2704,8 +3402,18 @@
     </w:p>
     <w:p>
       <w:pPr>
+        <w:sectPr>
+          <w:headerReference w:type="default" r:id="rId14"/>
+          <w:pgSz w:w="11906" w:h="16838"/>
+          <w:pgMar w:top="1701" w:right="1134" w:bottom="1134" w:left="1701" w:header="1134" w:footer="850" w:gutter="0"/>
+          <w:cols w:space="720"/>
+          <w:docGrid w:linePitch="360"/>
+        </w:sectPr>
+      </w:pPr>
+    </w:p>
+    <w:p>
+      <w:pPr>
         <w:pStyle w:val="Heading1"/>
-        <w:pageBreakBefore/>
       </w:pPr>
       <w:r>
         <w:rPr>
@@ -2732,17 +3440,6 @@
         </w:rPr>
         <w:t>O modelo lógico relacional (Figura 2) foi obtido a partir do conceitual pelas regras de mapeamento ER-relacional: cada entidade tornou-se uma tabela; relacionamentos um-para-muitos tornaram-se chaves estrangeiras no lado muitos; o relacionamento muitos-para-muitos com atributos tornou-se uma tabela associativa com chave primária composta; e a entidade fraca herdou a chave da entidade proprietária.</w:t>
       </w:r>
-    </w:p>
-    <w:p>
-      <w:pPr>
-        <w:sectPr>
-          <w:headerReference w:type="default" r:id="rId14"/>
-          <w:pgSz w:w="11906" w:h="16838"/>
-          <w:pgMar w:top="1701" w:right="1134" w:bottom="1134" w:left="1701" w:header="1134" w:footer="850" w:gutter="0"/>
-          <w:cols w:space="720"/>
-          <w:docGrid w:linePitch="360"/>
-        </w:sectPr>
-      </w:pPr>
     </w:p>
     <w:p>
       <w:pPr>
@@ -2825,7 +3522,7 @@
       <w:r>
         <w:drawing>
           <wp:inline xmlns:a="http://schemas.openxmlformats.org/drawingml/2006/main" xmlns:pic="http://schemas.openxmlformats.org/drawingml/2006/picture">
-            <wp:extent cx="7159920" cy="4860000"/>
+            <wp:extent cx="5571999" cy="3779999"/>
             <wp:docPr id="2" name="Picture 2"/>
             <wp:cNvGraphicFramePr>
               <a:graphicFrameLocks noChangeAspect="1"/>
@@ -2846,7 +3543,7 @@
                   <pic:spPr>
                     <a:xfrm>
                       <a:off x="0" y="0"/>
-                      <a:ext cx="7159920" cy="4860000"/>
+                      <a:ext cx="5571999" cy="3779999"/>
                     </a:xfrm>
                     <a:prstGeom prst="rect"/>
                   </pic:spPr>
@@ -2869,7 +3566,7 @@
           <w:color w:val="000000"/>
           <w:sz w:val="20"/>
         </w:rPr>
-        <w:t>Fonte: elaborado pelos autores (2026).</w:t>
+        <w:t>Fonte: artefatos do projeto revisados para esta entrega (2026).</w:t>
       </w:r>
     </w:p>
     <w:p>
@@ -2900,8 +3597,9 @@
     </w:p>
     <w:p>
       <w:pPr>
+        <w:keepNext/>
         <w:spacing w:before="0" w:after="0" w:line="240" w:lineRule="auto"/>
-        <w:ind w:firstLine="0" w:left="567"/>
+        <w:ind w:firstLine="0" w:left="0"/>
         <w:jc w:val="left"/>
       </w:pPr>
       <w:r>
@@ -2915,8 +3613,9 @@
     </w:p>
     <w:p>
       <w:pPr>
+        <w:keepNext/>
         <w:spacing w:before="0" w:after="0" w:line="240" w:lineRule="auto"/>
-        <w:ind w:firstLine="0" w:left="567"/>
+        <w:ind w:firstLine="0" w:left="0"/>
         <w:jc w:val="left"/>
       </w:pPr>
       <w:r>
@@ -2930,8 +3629,9 @@
     </w:p>
     <w:p>
       <w:pPr>
+        <w:keepNext/>
         <w:spacing w:before="0" w:after="0" w:line="240" w:lineRule="auto"/>
-        <w:ind w:firstLine="0" w:left="567"/>
+        <w:ind w:firstLine="0" w:left="0"/>
         <w:jc w:val="left"/>
       </w:pPr>
       <w:r>
@@ -2945,8 +3645,9 @@
     </w:p>
     <w:p>
       <w:pPr>
+        <w:keepNext/>
         <w:spacing w:before="0" w:after="0" w:line="240" w:lineRule="auto"/>
-        <w:ind w:firstLine="0" w:left="567"/>
+        <w:ind w:firstLine="0" w:left="0"/>
         <w:jc w:val="left"/>
       </w:pPr>
       <w:r>
@@ -2960,8 +3661,9 @@
     </w:p>
     <w:p>
       <w:pPr>
+        <w:keepNext/>
         <w:spacing w:before="0" w:after="0" w:line="240" w:lineRule="auto"/>
-        <w:ind w:firstLine="0" w:left="567"/>
+        <w:ind w:firstLine="0" w:left="0"/>
         <w:jc w:val="left"/>
       </w:pPr>
       <w:r>
@@ -2975,8 +3677,9 @@
     </w:p>
     <w:p>
       <w:pPr>
+        <w:keepNext/>
         <w:spacing w:before="0" w:after="0" w:line="240" w:lineRule="auto"/>
-        <w:ind w:firstLine="0" w:left="567"/>
+        <w:ind w:firstLine="0" w:left="0"/>
         <w:jc w:val="left"/>
       </w:pPr>
       <w:r>
@@ -2990,8 +3693,9 @@
     </w:p>
     <w:p>
       <w:pPr>
+        <w:keepNext/>
         <w:spacing w:before="0" w:after="0" w:line="240" w:lineRule="auto"/>
-        <w:ind w:firstLine="0" w:left="567"/>
+        <w:ind w:firstLine="0" w:left="0"/>
         <w:jc w:val="left"/>
       </w:pPr>
       <w:r>
@@ -3005,8 +3709,9 @@
     </w:p>
     <w:p>
       <w:pPr>
+        <w:keepNext/>
         <w:spacing w:before="0" w:after="0" w:line="240" w:lineRule="auto"/>
-        <w:ind w:firstLine="0" w:left="567"/>
+        <w:ind w:firstLine="0" w:left="0"/>
         <w:jc w:val="left"/>
       </w:pPr>
       <w:r>
@@ -3020,8 +3725,9 @@
     </w:p>
     <w:p>
       <w:pPr>
+        <w:keepNext/>
         <w:spacing w:before="0" w:after="0" w:line="240" w:lineRule="auto"/>
-        <w:ind w:firstLine="0" w:left="567"/>
+        <w:ind w:firstLine="0" w:left="0"/>
         <w:jc w:val="left"/>
       </w:pPr>
       <w:r>
@@ -3035,8 +3741,9 @@
     </w:p>
     <w:p>
       <w:pPr>
+        <w:keepNext/>
         <w:spacing w:before="0" w:after="0" w:line="240" w:lineRule="auto"/>
-        <w:ind w:firstLine="0" w:left="567"/>
+        <w:ind w:firstLine="0" w:left="0"/>
         <w:jc w:val="left"/>
       </w:pPr>
       <w:r>
@@ -3050,8 +3757,9 @@
     </w:p>
     <w:p>
       <w:pPr>
+        <w:keepNext/>
         <w:spacing w:before="0" w:after="0" w:line="240" w:lineRule="auto"/>
-        <w:ind w:firstLine="0" w:left="567"/>
+        <w:ind w:firstLine="0" w:left="0"/>
         <w:jc w:val="left"/>
       </w:pPr>
       <w:r>
@@ -3065,8 +3773,9 @@
     </w:p>
     <w:p>
       <w:pPr>
+        <w:keepNext/>
         <w:spacing w:before="0" w:after="0" w:line="240" w:lineRule="auto"/>
-        <w:ind w:firstLine="0" w:left="567"/>
+        <w:ind w:firstLine="0" w:left="0"/>
         <w:jc w:val="left"/>
       </w:pPr>
       <w:r>
@@ -3080,8 +3789,9 @@
     </w:p>
     <w:p>
       <w:pPr>
+        <w:keepNext/>
         <w:spacing w:before="0" w:after="0" w:line="240" w:lineRule="auto"/>
-        <w:ind w:firstLine="0" w:left="567"/>
+        <w:ind w:firstLine="0" w:left="0"/>
         <w:jc w:val="left"/>
       </w:pPr>
       <w:r>
@@ -3095,8 +3805,9 @@
     </w:p>
     <w:p>
       <w:pPr>
+        <w:keepNext/>
         <w:spacing w:before="0" w:after="0" w:line="240" w:lineRule="auto"/>
-        <w:ind w:firstLine="0" w:left="567"/>
+        <w:ind w:firstLine="0" w:left="0"/>
         <w:jc w:val="left"/>
       </w:pPr>
       <w:r>
@@ -3110,8 +3821,9 @@
     </w:p>
     <w:p>
       <w:pPr>
+        <w:keepNext/>
         <w:spacing w:before="0" w:after="0" w:line="240" w:lineRule="auto"/>
-        <w:ind w:firstLine="0" w:left="567"/>
+        <w:ind w:firstLine="0" w:left="0"/>
         <w:jc w:val="left"/>
       </w:pPr>
       <w:r>
@@ -3125,8 +3837,9 @@
     </w:p>
     <w:p>
       <w:pPr>
+        <w:keepNext w:val="0"/>
         <w:spacing w:before="0" w:after="0" w:line="240" w:lineRule="auto"/>
-        <w:ind w:firstLine="0" w:left="567"/>
+        <w:ind w:firstLine="0" w:left="0"/>
         <w:jc w:val="left"/>
       </w:pPr>
       <w:r>
@@ -3232,26 +3945,35 @@
         <w:tblLayout w:type="fixed"/>
         <w:tblLook w:firstColumn="1" w:firstRow="1" w:lastColumn="0" w:lastRow="0" w:noHBand="0" w:noVBand="1" w:val="04A0"/>
         <w:tblBorders>
-          <w:top w:val="single" w:sz="6" w:space="0" w:color="000000"/>
-          <w:bottom w:val="single" w:sz="6" w:space="0" w:color="000000"/>
-          <w:insideH w:val="single" w:sz="6" w:space="0" w:color="000000"/>
-          <w:left w:val="nil" w:sz="6" w:space="0" w:color="000000"/>
-          <w:right w:val="nil" w:sz="6" w:space="0" w:color="000000"/>
-          <w:insideV w:val="nil" w:sz="6" w:space="0" w:color="000000"/>
+          <w:top w:val="single" w:sz="6" w:space="0" w:color="D9D9D9"/>
+          <w:bottom w:val="single" w:sz="6" w:space="0" w:color="D9D9D9"/>
+          <w:insideH w:val="single" w:sz="6" w:space="0" w:color="D9D9D9"/>
+          <w:left w:val="single" w:sz="6" w:space="0" w:color="D9D9D9"/>
+          <w:right w:val="single" w:sz="6" w:space="0" w:color="D9D9D9"/>
+          <w:insideV w:val="single" w:sz="6" w:space="0" w:color="D9D9D9"/>
         </w:tblBorders>
+        <w:tblCellMar>
+          <w:top w:w="80" w:type="dxa"/>
+          <w:left w:w="80" w:type="dxa"/>
+          <w:bottom w:w="80" w:type="dxa"/>
+          <w:right w:w="80" w:type="dxa"/>
+        </w:tblCellMar>
       </w:tblPr>
       <w:tblGrid>
-        <w:gridCol w:w="3024"/>
-        <w:gridCol w:w="3024"/>
-        <w:gridCol w:w="3024"/>
+        <w:gridCol w:w="2948"/>
+        <w:gridCol w:w="3628"/>
+        <w:gridCol w:w="2494"/>
       </w:tblGrid>
       <w:tr>
         <w:trPr>
           <w:tblHeader w:val="true"/>
+          <w:cantSplit/>
         </w:trPr>
         <w:tc>
           <w:tcPr>
             <w:tcW w:type="dxa" w:w="2948"/>
+            <w:vAlign w:val="center"/>
+            <w:shd w:fill="EDEDED"/>
           </w:tcPr>
           <w:p>
             <w:pPr>
@@ -3273,6 +3995,8 @@
         <w:tc>
           <w:tcPr>
             <w:tcW w:type="dxa" w:w="3628"/>
+            <w:vAlign w:val="center"/>
+            <w:shd w:fill="EDEDED"/>
           </w:tcPr>
           <w:p>
             <w:pPr>
@@ -3294,6 +4018,8 @@
         <w:tc>
           <w:tcPr>
             <w:tcW w:type="dxa" w:w="2494"/>
+            <w:vAlign w:val="center"/>
+            <w:shd w:fill="EDEDED"/>
           </w:tcPr>
           <w:p>
             <w:pPr>
@@ -3314,9 +4040,13 @@
         </w:tc>
       </w:tr>
       <w:tr>
+        <w:trPr>
+          <w:cantSplit/>
+        </w:trPr>
         <w:tc>
           <w:tcPr>
             <w:tcW w:type="dxa" w:w="2948"/>
+            <w:vAlign w:val="center"/>
           </w:tcPr>
           <w:p>
             <w:pPr>
@@ -3338,6 +4068,7 @@
         <w:tc>
           <w:tcPr>
             <w:tcW w:type="dxa" w:w="3628"/>
+            <w:vAlign w:val="center"/>
           </w:tcPr>
           <w:p>
             <w:pPr>
@@ -3359,6 +4090,7 @@
         <w:tc>
           <w:tcPr>
             <w:tcW w:type="dxa" w:w="2494"/>
+            <w:vAlign w:val="center"/>
           </w:tcPr>
           <w:p>
             <w:pPr>
@@ -3379,9 +4111,13 @@
         </w:tc>
       </w:tr>
       <w:tr>
+        <w:trPr>
+          <w:cantSplit/>
+        </w:trPr>
         <w:tc>
           <w:tcPr>
             <w:tcW w:type="dxa" w:w="2948"/>
+            <w:vAlign w:val="center"/>
           </w:tcPr>
           <w:p>
             <w:pPr>
@@ -3403,6 +4139,7 @@
         <w:tc>
           <w:tcPr>
             <w:tcW w:type="dxa" w:w="3628"/>
+            <w:vAlign w:val="center"/>
           </w:tcPr>
           <w:p>
             <w:pPr>
@@ -3424,6 +4161,7 @@
         <w:tc>
           <w:tcPr>
             <w:tcW w:type="dxa" w:w="2494"/>
+            <w:vAlign w:val="center"/>
           </w:tcPr>
           <w:p>
             <w:pPr>
@@ -3444,9 +4182,13 @@
         </w:tc>
       </w:tr>
       <w:tr>
+        <w:trPr>
+          <w:cantSplit/>
+        </w:trPr>
         <w:tc>
           <w:tcPr>
             <w:tcW w:type="dxa" w:w="2948"/>
+            <w:vAlign w:val="center"/>
           </w:tcPr>
           <w:p>
             <w:pPr>
@@ -3468,6 +4210,7 @@
         <w:tc>
           <w:tcPr>
             <w:tcW w:type="dxa" w:w="3628"/>
+            <w:vAlign w:val="center"/>
           </w:tcPr>
           <w:p>
             <w:pPr>
@@ -3489,6 +4232,7 @@
         <w:tc>
           <w:tcPr>
             <w:tcW w:type="dxa" w:w="2494"/>
+            <w:vAlign w:val="center"/>
           </w:tcPr>
           <w:p>
             <w:pPr>
@@ -3509,9 +4253,13 @@
         </w:tc>
       </w:tr>
       <w:tr>
+        <w:trPr>
+          <w:cantSplit/>
+        </w:trPr>
         <w:tc>
           <w:tcPr>
             <w:tcW w:type="dxa" w:w="2948"/>
+            <w:vAlign w:val="center"/>
           </w:tcPr>
           <w:p>
             <w:pPr>
@@ -3533,6 +4281,7 @@
         <w:tc>
           <w:tcPr>
             <w:tcW w:type="dxa" w:w="3628"/>
+            <w:vAlign w:val="center"/>
           </w:tcPr>
           <w:p>
             <w:pPr>
@@ -3554,6 +4303,7 @@
         <w:tc>
           <w:tcPr>
             <w:tcW w:type="dxa" w:w="2494"/>
+            <w:vAlign w:val="center"/>
           </w:tcPr>
           <w:p>
             <w:pPr>
@@ -3574,9 +4324,13 @@
         </w:tc>
       </w:tr>
       <w:tr>
+        <w:trPr>
+          <w:cantSplit/>
+        </w:trPr>
         <w:tc>
           <w:tcPr>
             <w:tcW w:type="dxa" w:w="2948"/>
+            <w:vAlign w:val="center"/>
           </w:tcPr>
           <w:p>
             <w:pPr>
@@ -3598,6 +4352,7 @@
         <w:tc>
           <w:tcPr>
             <w:tcW w:type="dxa" w:w="3628"/>
+            <w:vAlign w:val="center"/>
           </w:tcPr>
           <w:p>
             <w:pPr>
@@ -3619,6 +4374,7 @@
         <w:tc>
           <w:tcPr>
             <w:tcW w:type="dxa" w:w="2494"/>
+            <w:vAlign w:val="center"/>
           </w:tcPr>
           <w:p>
             <w:pPr>
@@ -3639,9 +4395,13 @@
         </w:tc>
       </w:tr>
       <w:tr>
+        <w:trPr>
+          <w:cantSplit/>
+        </w:trPr>
         <w:tc>
           <w:tcPr>
             <w:tcW w:type="dxa" w:w="2948"/>
+            <w:vAlign w:val="center"/>
           </w:tcPr>
           <w:p>
             <w:pPr>
@@ -3663,6 +4423,7 @@
         <w:tc>
           <w:tcPr>
             <w:tcW w:type="dxa" w:w="3628"/>
+            <w:vAlign w:val="center"/>
           </w:tcPr>
           <w:p>
             <w:pPr>
@@ -3684,6 +4445,7 @@
         <w:tc>
           <w:tcPr>
             <w:tcW w:type="dxa" w:w="2494"/>
+            <w:vAlign w:val="center"/>
           </w:tcPr>
           <w:p>
             <w:pPr>
@@ -3716,7 +4478,7 @@
           <w:color w:val="000000"/>
           <w:sz w:val="20"/>
         </w:rPr>
-        <w:t>Fonte: elaborado pelos autores (2026).</w:t>
+        <w:t>Fonte: artefatos do projeto revisados para esta entrega (2026).</w:t>
       </w:r>
     </w:p>
     <w:p>
@@ -3827,26 +4589,35 @@
         <w:tblLayout w:type="fixed"/>
         <w:tblLook w:firstColumn="1" w:firstRow="1" w:lastColumn="0" w:lastRow="0" w:noHBand="0" w:noVBand="1" w:val="04A0"/>
         <w:tblBorders>
-          <w:top w:val="single" w:sz="6" w:space="0" w:color="000000"/>
-          <w:bottom w:val="single" w:sz="6" w:space="0" w:color="000000"/>
-          <w:insideH w:val="single" w:sz="6" w:space="0" w:color="000000"/>
-          <w:left w:val="nil" w:sz="6" w:space="0" w:color="000000"/>
-          <w:right w:val="nil" w:sz="6" w:space="0" w:color="000000"/>
-          <w:insideV w:val="nil" w:sz="6" w:space="0" w:color="000000"/>
+          <w:top w:val="single" w:sz="6" w:space="0" w:color="D9D9D9"/>
+          <w:bottom w:val="single" w:sz="6" w:space="0" w:color="D9D9D9"/>
+          <w:insideH w:val="single" w:sz="6" w:space="0" w:color="D9D9D9"/>
+          <w:left w:val="single" w:sz="6" w:space="0" w:color="D9D9D9"/>
+          <w:right w:val="single" w:sz="6" w:space="0" w:color="D9D9D9"/>
+          <w:insideV w:val="single" w:sz="6" w:space="0" w:color="D9D9D9"/>
         </w:tblBorders>
+        <w:tblCellMar>
+          <w:top w:w="80" w:type="dxa"/>
+          <w:left w:w="80" w:type="dxa"/>
+          <w:bottom w:w="80" w:type="dxa"/>
+          <w:right w:w="80" w:type="dxa"/>
+        </w:tblCellMar>
       </w:tblPr>
       <w:tblGrid>
-        <w:gridCol w:w="3024"/>
-        <w:gridCol w:w="3024"/>
-        <w:gridCol w:w="3024"/>
+        <w:gridCol w:w="2381"/>
+        <w:gridCol w:w="2268"/>
+        <w:gridCol w:w="4422"/>
       </w:tblGrid>
       <w:tr>
         <w:trPr>
           <w:tblHeader w:val="true"/>
+          <w:cantSplit/>
         </w:trPr>
         <w:tc>
           <w:tcPr>
             <w:tcW w:type="dxa" w:w="2381"/>
+            <w:vAlign w:val="center"/>
+            <w:shd w:fill="EDEDED"/>
           </w:tcPr>
           <w:p>
             <w:pPr>
@@ -3868,6 +4639,8 @@
         <w:tc>
           <w:tcPr>
             <w:tcW w:type="dxa" w:w="2268"/>
+            <w:vAlign w:val="center"/>
+            <w:shd w:fill="EDEDED"/>
           </w:tcPr>
           <w:p>
             <w:pPr>
@@ -3889,6 +4662,8 @@
         <w:tc>
           <w:tcPr>
             <w:tcW w:type="dxa" w:w="4422"/>
+            <w:vAlign w:val="center"/>
+            <w:shd w:fill="EDEDED"/>
           </w:tcPr>
           <w:p>
             <w:pPr>
@@ -3909,9 +4684,13 @@
         </w:tc>
       </w:tr>
       <w:tr>
+        <w:trPr>
+          <w:cantSplit/>
+        </w:trPr>
         <w:tc>
           <w:tcPr>
             <w:tcW w:type="dxa" w:w="2381"/>
+            <w:vAlign w:val="center"/>
           </w:tcPr>
           <w:p>
             <w:pPr>
@@ -3933,6 +4712,7 @@
         <w:tc>
           <w:tcPr>
             <w:tcW w:type="dxa" w:w="2268"/>
+            <w:vAlign w:val="center"/>
           </w:tcPr>
           <w:p>
             <w:pPr>
@@ -3954,6 +4734,7 @@
         <w:tc>
           <w:tcPr>
             <w:tcW w:type="dxa" w:w="4422"/>
+            <w:vAlign w:val="center"/>
           </w:tcPr>
           <w:p>
             <w:pPr>
@@ -3974,9 +4755,13 @@
         </w:tc>
       </w:tr>
       <w:tr>
+        <w:trPr>
+          <w:cantSplit/>
+        </w:trPr>
         <w:tc>
           <w:tcPr>
             <w:tcW w:type="dxa" w:w="2381"/>
+            <w:vAlign w:val="center"/>
           </w:tcPr>
           <w:p>
             <w:pPr>
@@ -3998,6 +4783,7 @@
         <w:tc>
           <w:tcPr>
             <w:tcW w:type="dxa" w:w="2268"/>
+            <w:vAlign w:val="center"/>
           </w:tcPr>
           <w:p>
             <w:pPr>
@@ -4019,6 +4805,7 @@
         <w:tc>
           <w:tcPr>
             <w:tcW w:type="dxa" w:w="4422"/>
+            <w:vAlign w:val="center"/>
           </w:tcPr>
           <w:p>
             <w:pPr>
@@ -4039,9 +4826,13 @@
         </w:tc>
       </w:tr>
       <w:tr>
+        <w:trPr>
+          <w:cantSplit/>
+        </w:trPr>
         <w:tc>
           <w:tcPr>
             <w:tcW w:type="dxa" w:w="2381"/>
+            <w:vAlign w:val="center"/>
           </w:tcPr>
           <w:p>
             <w:pPr>
@@ -4063,6 +4854,7 @@
         <w:tc>
           <w:tcPr>
             <w:tcW w:type="dxa" w:w="2268"/>
+            <w:vAlign w:val="center"/>
           </w:tcPr>
           <w:p>
             <w:pPr>
@@ -4084,6 +4876,7 @@
         <w:tc>
           <w:tcPr>
             <w:tcW w:type="dxa" w:w="4422"/>
+            <w:vAlign w:val="center"/>
           </w:tcPr>
           <w:p>
             <w:pPr>
@@ -4104,9 +4897,13 @@
         </w:tc>
       </w:tr>
       <w:tr>
+        <w:trPr>
+          <w:cantSplit/>
+        </w:trPr>
         <w:tc>
           <w:tcPr>
             <w:tcW w:type="dxa" w:w="2381"/>
+            <w:vAlign w:val="center"/>
           </w:tcPr>
           <w:p>
             <w:pPr>
@@ -4128,6 +4925,7 @@
         <w:tc>
           <w:tcPr>
             <w:tcW w:type="dxa" w:w="2268"/>
+            <w:vAlign w:val="center"/>
           </w:tcPr>
           <w:p>
             <w:pPr>
@@ -4149,6 +4947,7 @@
         <w:tc>
           <w:tcPr>
             <w:tcW w:type="dxa" w:w="4422"/>
+            <w:vAlign w:val="center"/>
           </w:tcPr>
           <w:p>
             <w:pPr>
@@ -4169,9 +4968,13 @@
         </w:tc>
       </w:tr>
       <w:tr>
+        <w:trPr>
+          <w:cantSplit/>
+        </w:trPr>
         <w:tc>
           <w:tcPr>
             <w:tcW w:type="dxa" w:w="2381"/>
+            <w:vAlign w:val="center"/>
           </w:tcPr>
           <w:p>
             <w:pPr>
@@ -4193,6 +4996,7 @@
         <w:tc>
           <w:tcPr>
             <w:tcW w:type="dxa" w:w="2268"/>
+            <w:vAlign w:val="center"/>
           </w:tcPr>
           <w:p>
             <w:pPr>
@@ -4214,6 +5018,7 @@
         <w:tc>
           <w:tcPr>
             <w:tcW w:type="dxa" w:w="4422"/>
+            <w:vAlign w:val="center"/>
           </w:tcPr>
           <w:p>
             <w:pPr>
@@ -4234,9 +5039,13 @@
         </w:tc>
       </w:tr>
       <w:tr>
+        <w:trPr>
+          <w:cantSplit/>
+        </w:trPr>
         <w:tc>
           <w:tcPr>
             <w:tcW w:type="dxa" w:w="2381"/>
+            <w:vAlign w:val="center"/>
           </w:tcPr>
           <w:p>
             <w:pPr>
@@ -4258,6 +5067,7 @@
         <w:tc>
           <w:tcPr>
             <w:tcW w:type="dxa" w:w="2268"/>
+            <w:vAlign w:val="center"/>
           </w:tcPr>
           <w:p>
             <w:pPr>
@@ -4279,6 +5089,7 @@
         <w:tc>
           <w:tcPr>
             <w:tcW w:type="dxa" w:w="4422"/>
+            <w:vAlign w:val="center"/>
           </w:tcPr>
           <w:p>
             <w:pPr>
@@ -4311,7 +5122,7 @@
           <w:color w:val="000000"/>
           <w:sz w:val="20"/>
         </w:rPr>
-        <w:t>Fonte: elaborado pelos autores (2026).</w:t>
+        <w:t>Fonte: artefatos do projeto revisados para esta entrega (2026).</w:t>
       </w:r>
     </w:p>
     <w:p>
@@ -4392,26 +5203,35 @@
         <w:tblLayout w:type="fixed"/>
         <w:tblLook w:firstColumn="1" w:firstRow="1" w:lastColumn="0" w:lastRow="0" w:noHBand="0" w:noVBand="1" w:val="04A0"/>
         <w:tblBorders>
-          <w:top w:val="single" w:sz="6" w:space="0" w:color="000000"/>
-          <w:bottom w:val="single" w:sz="6" w:space="0" w:color="000000"/>
-          <w:insideH w:val="single" w:sz="6" w:space="0" w:color="000000"/>
-          <w:left w:val="nil" w:sz="6" w:space="0" w:color="000000"/>
-          <w:right w:val="nil" w:sz="6" w:space="0" w:color="000000"/>
-          <w:insideV w:val="nil" w:sz="6" w:space="0" w:color="000000"/>
+          <w:top w:val="single" w:sz="6" w:space="0" w:color="D9D9D9"/>
+          <w:bottom w:val="single" w:sz="6" w:space="0" w:color="D9D9D9"/>
+          <w:insideH w:val="single" w:sz="6" w:space="0" w:color="D9D9D9"/>
+          <w:left w:val="single" w:sz="6" w:space="0" w:color="D9D9D9"/>
+          <w:right w:val="single" w:sz="6" w:space="0" w:color="D9D9D9"/>
+          <w:insideV w:val="single" w:sz="6" w:space="0" w:color="D9D9D9"/>
         </w:tblBorders>
+        <w:tblCellMar>
+          <w:top w:w="80" w:type="dxa"/>
+          <w:left w:w="80" w:type="dxa"/>
+          <w:bottom w:w="80" w:type="dxa"/>
+          <w:right w:w="80" w:type="dxa"/>
+        </w:tblCellMar>
       </w:tblPr>
       <w:tblGrid>
-        <w:gridCol w:w="3024"/>
-        <w:gridCol w:w="3024"/>
-        <w:gridCol w:w="3024"/>
+        <w:gridCol w:w="2381"/>
+        <w:gridCol w:w="2268"/>
+        <w:gridCol w:w="4422"/>
       </w:tblGrid>
       <w:tr>
         <w:trPr>
           <w:tblHeader w:val="true"/>
+          <w:cantSplit/>
         </w:trPr>
         <w:tc>
           <w:tcPr>
             <w:tcW w:type="dxa" w:w="2381"/>
+            <w:vAlign w:val="center"/>
+            <w:shd w:fill="EDEDED"/>
           </w:tcPr>
           <w:p>
             <w:pPr>
@@ -4433,6 +5253,8 @@
         <w:tc>
           <w:tcPr>
             <w:tcW w:type="dxa" w:w="2268"/>
+            <w:vAlign w:val="center"/>
+            <w:shd w:fill="EDEDED"/>
           </w:tcPr>
           <w:p>
             <w:pPr>
@@ -4454,6 +5276,8 @@
         <w:tc>
           <w:tcPr>
             <w:tcW w:type="dxa" w:w="4422"/>
+            <w:vAlign w:val="center"/>
+            <w:shd w:fill="EDEDED"/>
           </w:tcPr>
           <w:p>
             <w:pPr>
@@ -4474,9 +5298,13 @@
         </w:tc>
       </w:tr>
       <w:tr>
+        <w:trPr>
+          <w:cantSplit/>
+        </w:trPr>
         <w:tc>
           <w:tcPr>
             <w:tcW w:type="dxa" w:w="2381"/>
+            <w:vAlign w:val="center"/>
           </w:tcPr>
           <w:p>
             <w:pPr>
@@ -4498,6 +5326,7 @@
         <w:tc>
           <w:tcPr>
             <w:tcW w:type="dxa" w:w="2268"/>
+            <w:vAlign w:val="center"/>
           </w:tcPr>
           <w:p>
             <w:pPr>
@@ -4519,6 +5348,7 @@
         <w:tc>
           <w:tcPr>
             <w:tcW w:type="dxa" w:w="4422"/>
+            <w:vAlign w:val="center"/>
           </w:tcPr>
           <w:p>
             <w:pPr>
@@ -4539,9 +5369,13 @@
         </w:tc>
       </w:tr>
       <w:tr>
+        <w:trPr>
+          <w:cantSplit/>
+        </w:trPr>
         <w:tc>
           <w:tcPr>
             <w:tcW w:type="dxa" w:w="2381"/>
+            <w:vAlign w:val="center"/>
           </w:tcPr>
           <w:p>
             <w:pPr>
@@ -4563,6 +5397,7 @@
         <w:tc>
           <w:tcPr>
             <w:tcW w:type="dxa" w:w="2268"/>
+            <w:vAlign w:val="center"/>
           </w:tcPr>
           <w:p>
             <w:pPr>
@@ -4584,6 +5419,7 @@
         <w:tc>
           <w:tcPr>
             <w:tcW w:type="dxa" w:w="4422"/>
+            <w:vAlign w:val="center"/>
           </w:tcPr>
           <w:p>
             <w:pPr>
@@ -4604,9 +5440,13 @@
         </w:tc>
       </w:tr>
       <w:tr>
+        <w:trPr>
+          <w:cantSplit/>
+        </w:trPr>
         <w:tc>
           <w:tcPr>
             <w:tcW w:type="dxa" w:w="2381"/>
+            <w:vAlign w:val="center"/>
           </w:tcPr>
           <w:p>
             <w:pPr>
@@ -4628,6 +5468,7 @@
         <w:tc>
           <w:tcPr>
             <w:tcW w:type="dxa" w:w="2268"/>
+            <w:vAlign w:val="center"/>
           </w:tcPr>
           <w:p>
             <w:pPr>
@@ -4649,6 +5490,7 @@
         <w:tc>
           <w:tcPr>
             <w:tcW w:type="dxa" w:w="4422"/>
+            <w:vAlign w:val="center"/>
           </w:tcPr>
           <w:p>
             <w:pPr>
@@ -4669,9 +5511,13 @@
         </w:tc>
       </w:tr>
       <w:tr>
+        <w:trPr>
+          <w:cantSplit/>
+        </w:trPr>
         <w:tc>
           <w:tcPr>
             <w:tcW w:type="dxa" w:w="2381"/>
+            <w:vAlign w:val="center"/>
           </w:tcPr>
           <w:p>
             <w:pPr>
@@ -4693,6 +5539,7 @@
         <w:tc>
           <w:tcPr>
             <w:tcW w:type="dxa" w:w="2268"/>
+            <w:vAlign w:val="center"/>
           </w:tcPr>
           <w:p>
             <w:pPr>
@@ -4714,6 +5561,7 @@
         <w:tc>
           <w:tcPr>
             <w:tcW w:type="dxa" w:w="4422"/>
+            <w:vAlign w:val="center"/>
           </w:tcPr>
           <w:p>
             <w:pPr>
@@ -4734,9 +5582,13 @@
         </w:tc>
       </w:tr>
       <w:tr>
+        <w:trPr>
+          <w:cantSplit/>
+        </w:trPr>
         <w:tc>
           <w:tcPr>
             <w:tcW w:type="dxa" w:w="2381"/>
+            <w:vAlign w:val="center"/>
           </w:tcPr>
           <w:p>
             <w:pPr>
@@ -4758,6 +5610,7 @@
         <w:tc>
           <w:tcPr>
             <w:tcW w:type="dxa" w:w="2268"/>
+            <w:vAlign w:val="center"/>
           </w:tcPr>
           <w:p>
             <w:pPr>
@@ -4779,6 +5632,7 @@
         <w:tc>
           <w:tcPr>
             <w:tcW w:type="dxa" w:w="4422"/>
+            <w:vAlign w:val="center"/>
           </w:tcPr>
           <w:p>
             <w:pPr>
@@ -4811,7 +5665,7 @@
           <w:color w:val="000000"/>
           <w:sz w:val="20"/>
         </w:rPr>
-        <w:t>Fonte: elaborado pelos autores (2026).</w:t>
+        <w:t>Fonte: artefatos do projeto revisados para esta entrega (2026).</w:t>
       </w:r>
     </w:p>
     <w:p>
@@ -4892,26 +5746,35 @@
         <w:tblLayout w:type="fixed"/>
         <w:tblLook w:firstColumn="1" w:firstRow="1" w:lastColumn="0" w:lastRow="0" w:noHBand="0" w:noVBand="1" w:val="04A0"/>
         <w:tblBorders>
-          <w:top w:val="single" w:sz="6" w:space="0" w:color="000000"/>
-          <w:bottom w:val="single" w:sz="6" w:space="0" w:color="000000"/>
-          <w:insideH w:val="single" w:sz="6" w:space="0" w:color="000000"/>
-          <w:left w:val="nil" w:sz="6" w:space="0" w:color="000000"/>
-          <w:right w:val="nil" w:sz="6" w:space="0" w:color="000000"/>
-          <w:insideV w:val="nil" w:sz="6" w:space="0" w:color="000000"/>
+          <w:top w:val="single" w:sz="6" w:space="0" w:color="D9D9D9"/>
+          <w:bottom w:val="single" w:sz="6" w:space="0" w:color="D9D9D9"/>
+          <w:insideH w:val="single" w:sz="6" w:space="0" w:color="D9D9D9"/>
+          <w:left w:val="single" w:sz="6" w:space="0" w:color="D9D9D9"/>
+          <w:right w:val="single" w:sz="6" w:space="0" w:color="D9D9D9"/>
+          <w:insideV w:val="single" w:sz="6" w:space="0" w:color="D9D9D9"/>
         </w:tblBorders>
+        <w:tblCellMar>
+          <w:top w:w="80" w:type="dxa"/>
+          <w:left w:w="80" w:type="dxa"/>
+          <w:bottom w:w="80" w:type="dxa"/>
+          <w:right w:w="80" w:type="dxa"/>
+        </w:tblCellMar>
       </w:tblPr>
       <w:tblGrid>
-        <w:gridCol w:w="3024"/>
-        <w:gridCol w:w="3024"/>
-        <w:gridCol w:w="3024"/>
+        <w:gridCol w:w="2381"/>
+        <w:gridCol w:w="2268"/>
+        <w:gridCol w:w="4422"/>
       </w:tblGrid>
       <w:tr>
         <w:trPr>
           <w:tblHeader w:val="true"/>
+          <w:cantSplit/>
         </w:trPr>
         <w:tc>
           <w:tcPr>
             <w:tcW w:type="dxa" w:w="2381"/>
+            <w:vAlign w:val="center"/>
+            <w:shd w:fill="EDEDED"/>
           </w:tcPr>
           <w:p>
             <w:pPr>
@@ -4933,6 +5796,8 @@
         <w:tc>
           <w:tcPr>
             <w:tcW w:type="dxa" w:w="2268"/>
+            <w:vAlign w:val="center"/>
+            <w:shd w:fill="EDEDED"/>
           </w:tcPr>
           <w:p>
             <w:pPr>
@@ -4954,6 +5819,8 @@
         <w:tc>
           <w:tcPr>
             <w:tcW w:type="dxa" w:w="4422"/>
+            <w:vAlign w:val="center"/>
+            <w:shd w:fill="EDEDED"/>
           </w:tcPr>
           <w:p>
             <w:pPr>
@@ -4974,9 +5841,13 @@
         </w:tc>
       </w:tr>
       <w:tr>
+        <w:trPr>
+          <w:cantSplit/>
+        </w:trPr>
         <w:tc>
           <w:tcPr>
             <w:tcW w:type="dxa" w:w="2381"/>
+            <w:vAlign w:val="center"/>
           </w:tcPr>
           <w:p>
             <w:pPr>
@@ -4998,6 +5869,7 @@
         <w:tc>
           <w:tcPr>
             <w:tcW w:type="dxa" w:w="2268"/>
+            <w:vAlign w:val="center"/>
           </w:tcPr>
           <w:p>
             <w:pPr>
@@ -5019,6 +5891,7 @@
         <w:tc>
           <w:tcPr>
             <w:tcW w:type="dxa" w:w="4422"/>
+            <w:vAlign w:val="center"/>
           </w:tcPr>
           <w:p>
             <w:pPr>
@@ -5039,9 +5912,13 @@
         </w:tc>
       </w:tr>
       <w:tr>
+        <w:trPr>
+          <w:cantSplit/>
+        </w:trPr>
         <w:tc>
           <w:tcPr>
             <w:tcW w:type="dxa" w:w="2381"/>
+            <w:vAlign w:val="center"/>
           </w:tcPr>
           <w:p>
             <w:pPr>
@@ -5063,6 +5940,7 @@
         <w:tc>
           <w:tcPr>
             <w:tcW w:type="dxa" w:w="2268"/>
+            <w:vAlign w:val="center"/>
           </w:tcPr>
           <w:p>
             <w:pPr>
@@ -5084,6 +5962,7 @@
         <w:tc>
           <w:tcPr>
             <w:tcW w:type="dxa" w:w="4422"/>
+            <w:vAlign w:val="center"/>
           </w:tcPr>
           <w:p>
             <w:pPr>
@@ -5104,9 +5983,13 @@
         </w:tc>
       </w:tr>
       <w:tr>
+        <w:trPr>
+          <w:cantSplit/>
+        </w:trPr>
         <w:tc>
           <w:tcPr>
             <w:tcW w:type="dxa" w:w="2381"/>
+            <w:vAlign w:val="center"/>
           </w:tcPr>
           <w:p>
             <w:pPr>
@@ -5128,6 +6011,7 @@
         <w:tc>
           <w:tcPr>
             <w:tcW w:type="dxa" w:w="2268"/>
+            <w:vAlign w:val="center"/>
           </w:tcPr>
           <w:p>
             <w:pPr>
@@ -5149,6 +6033,7 @@
         <w:tc>
           <w:tcPr>
             <w:tcW w:type="dxa" w:w="4422"/>
+            <w:vAlign w:val="center"/>
           </w:tcPr>
           <w:p>
             <w:pPr>
@@ -5169,9 +6054,13 @@
         </w:tc>
       </w:tr>
       <w:tr>
+        <w:trPr>
+          <w:cantSplit/>
+        </w:trPr>
         <w:tc>
           <w:tcPr>
             <w:tcW w:type="dxa" w:w="2381"/>
+            <w:vAlign w:val="center"/>
           </w:tcPr>
           <w:p>
             <w:pPr>
@@ -5193,6 +6082,7 @@
         <w:tc>
           <w:tcPr>
             <w:tcW w:type="dxa" w:w="2268"/>
+            <w:vAlign w:val="center"/>
           </w:tcPr>
           <w:p>
             <w:pPr>
@@ -5214,6 +6104,7 @@
         <w:tc>
           <w:tcPr>
             <w:tcW w:type="dxa" w:w="4422"/>
+            <w:vAlign w:val="center"/>
           </w:tcPr>
           <w:p>
             <w:pPr>
@@ -5234,9 +6125,13 @@
         </w:tc>
       </w:tr>
       <w:tr>
+        <w:trPr>
+          <w:cantSplit/>
+        </w:trPr>
         <w:tc>
           <w:tcPr>
             <w:tcW w:type="dxa" w:w="2381"/>
+            <w:vAlign w:val="center"/>
           </w:tcPr>
           <w:p>
             <w:pPr>
@@ -5258,6 +6153,7 @@
         <w:tc>
           <w:tcPr>
             <w:tcW w:type="dxa" w:w="2268"/>
+            <w:vAlign w:val="center"/>
           </w:tcPr>
           <w:p>
             <w:pPr>
@@ -5279,6 +6175,7 @@
         <w:tc>
           <w:tcPr>
             <w:tcW w:type="dxa" w:w="4422"/>
+            <w:vAlign w:val="center"/>
           </w:tcPr>
           <w:p>
             <w:pPr>
@@ -5293,15 +6190,19 @@
                 <w:color w:val="000000"/>
                 <w:sz w:val="20"/>
               </w:rPr>
-              <w:t>Não nulo; único; formato válido</w:t>
+              <w:t>Não nulo; único; formato básico</w:t>
             </w:r>
           </w:p>
         </w:tc>
       </w:tr>
       <w:tr>
+        <w:trPr>
+          <w:cantSplit/>
+        </w:trPr>
         <w:tc>
           <w:tcPr>
             <w:tcW w:type="dxa" w:w="2381"/>
+            <w:vAlign w:val="center"/>
           </w:tcPr>
           <w:p>
             <w:pPr>
@@ -5323,6 +6224,7 @@
         <w:tc>
           <w:tcPr>
             <w:tcW w:type="dxa" w:w="2268"/>
+            <w:vAlign w:val="center"/>
           </w:tcPr>
           <w:p>
             <w:pPr>
@@ -5344,6 +6246,7 @@
         <w:tc>
           <w:tcPr>
             <w:tcW w:type="dxa" w:w="4422"/>
+            <w:vAlign w:val="center"/>
           </w:tcPr>
           <w:p>
             <w:pPr>
@@ -5358,15 +6261,19 @@
                 <w:color w:val="000000"/>
                 <w:sz w:val="20"/>
               </w:rPr>
-              <w:t>Opcional; 10–11 dígitos</w:t>
+              <w:t>Não nulo; 10–11 dígitos</w:t>
             </w:r>
           </w:p>
         </w:tc>
       </w:tr>
       <w:tr>
+        <w:trPr>
+          <w:cantSplit/>
+        </w:trPr>
         <w:tc>
           <w:tcPr>
             <w:tcW w:type="dxa" w:w="2381"/>
+            <w:vAlign w:val="center"/>
           </w:tcPr>
           <w:p>
             <w:pPr>
@@ -5388,6 +6295,7 @@
         <w:tc>
           <w:tcPr>
             <w:tcW w:type="dxa" w:w="2268"/>
+            <w:vAlign w:val="center"/>
           </w:tcPr>
           <w:p>
             <w:pPr>
@@ -5409,6 +6317,7 @@
         <w:tc>
           <w:tcPr>
             <w:tcW w:type="dxa" w:w="4422"/>
+            <w:vAlign w:val="center"/>
           </w:tcPr>
           <w:p>
             <w:pPr>
@@ -5441,7 +6350,7 @@
           <w:color w:val="000000"/>
           <w:sz w:val="20"/>
         </w:rPr>
-        <w:t>Fonte: elaborado pelos autores (2026).</w:t>
+        <w:t>Fonte: artefatos do projeto revisados para esta entrega (2026).</w:t>
       </w:r>
     </w:p>
     <w:p>
@@ -5522,26 +6431,35 @@
         <w:tblLayout w:type="fixed"/>
         <w:tblLook w:firstColumn="1" w:firstRow="1" w:lastColumn="0" w:lastRow="0" w:noHBand="0" w:noVBand="1" w:val="04A0"/>
         <w:tblBorders>
-          <w:top w:val="single" w:sz="6" w:space="0" w:color="000000"/>
-          <w:bottom w:val="single" w:sz="6" w:space="0" w:color="000000"/>
-          <w:insideH w:val="single" w:sz="6" w:space="0" w:color="000000"/>
-          <w:left w:val="nil" w:sz="6" w:space="0" w:color="000000"/>
-          <w:right w:val="nil" w:sz="6" w:space="0" w:color="000000"/>
-          <w:insideV w:val="nil" w:sz="6" w:space="0" w:color="000000"/>
+          <w:top w:val="single" w:sz="6" w:space="0" w:color="D9D9D9"/>
+          <w:bottom w:val="single" w:sz="6" w:space="0" w:color="D9D9D9"/>
+          <w:insideH w:val="single" w:sz="6" w:space="0" w:color="D9D9D9"/>
+          <w:left w:val="single" w:sz="6" w:space="0" w:color="D9D9D9"/>
+          <w:right w:val="single" w:sz="6" w:space="0" w:color="D9D9D9"/>
+          <w:insideV w:val="single" w:sz="6" w:space="0" w:color="D9D9D9"/>
         </w:tblBorders>
+        <w:tblCellMar>
+          <w:top w:w="80" w:type="dxa"/>
+          <w:left w:w="80" w:type="dxa"/>
+          <w:bottom w:w="80" w:type="dxa"/>
+          <w:right w:w="80" w:type="dxa"/>
+        </w:tblCellMar>
       </w:tblPr>
       <w:tblGrid>
-        <w:gridCol w:w="3024"/>
-        <w:gridCol w:w="3024"/>
-        <w:gridCol w:w="3024"/>
+        <w:gridCol w:w="2381"/>
+        <w:gridCol w:w="2268"/>
+        <w:gridCol w:w="4422"/>
       </w:tblGrid>
       <w:tr>
         <w:trPr>
           <w:tblHeader w:val="true"/>
+          <w:cantSplit/>
         </w:trPr>
         <w:tc>
           <w:tcPr>
             <w:tcW w:type="dxa" w:w="2381"/>
+            <w:vAlign w:val="center"/>
+            <w:shd w:fill="EDEDED"/>
           </w:tcPr>
           <w:p>
             <w:pPr>
@@ -5563,6 +6481,8 @@
         <w:tc>
           <w:tcPr>
             <w:tcW w:type="dxa" w:w="2268"/>
+            <w:vAlign w:val="center"/>
+            <w:shd w:fill="EDEDED"/>
           </w:tcPr>
           <w:p>
             <w:pPr>
@@ -5584,6 +6504,8 @@
         <w:tc>
           <w:tcPr>
             <w:tcW w:type="dxa" w:w="4422"/>
+            <w:vAlign w:val="center"/>
+            <w:shd w:fill="EDEDED"/>
           </w:tcPr>
           <w:p>
             <w:pPr>
@@ -5604,9 +6526,13 @@
         </w:tc>
       </w:tr>
       <w:tr>
+        <w:trPr>
+          <w:cantSplit/>
+        </w:trPr>
         <w:tc>
           <w:tcPr>
             <w:tcW w:type="dxa" w:w="2381"/>
+            <w:vAlign w:val="center"/>
           </w:tcPr>
           <w:p>
             <w:pPr>
@@ -5628,6 +6554,7 @@
         <w:tc>
           <w:tcPr>
             <w:tcW w:type="dxa" w:w="2268"/>
+            <w:vAlign w:val="center"/>
           </w:tcPr>
           <w:p>
             <w:pPr>
@@ -5649,6 +6576,7 @@
         <w:tc>
           <w:tcPr>
             <w:tcW w:type="dxa" w:w="4422"/>
+            <w:vAlign w:val="center"/>
           </w:tcPr>
           <w:p>
             <w:pPr>
@@ -5669,9 +6597,13 @@
         </w:tc>
       </w:tr>
       <w:tr>
+        <w:trPr>
+          <w:cantSplit/>
+        </w:trPr>
         <w:tc>
           <w:tcPr>
             <w:tcW w:type="dxa" w:w="2381"/>
+            <w:vAlign w:val="center"/>
           </w:tcPr>
           <w:p>
             <w:pPr>
@@ -5693,6 +6625,7 @@
         <w:tc>
           <w:tcPr>
             <w:tcW w:type="dxa" w:w="2268"/>
+            <w:vAlign w:val="center"/>
           </w:tcPr>
           <w:p>
             <w:pPr>
@@ -5714,6 +6647,7 @@
         <w:tc>
           <w:tcPr>
             <w:tcW w:type="dxa" w:w="4422"/>
+            <w:vAlign w:val="center"/>
           </w:tcPr>
           <w:p>
             <w:pPr>
@@ -5728,15 +6662,19 @@
                 <w:color w:val="000000"/>
                 <w:sz w:val="20"/>
               </w:rPr>
-              <w:t>Não nulo; FK → acao (CASCADE)</w:t>
+              <w:t>Não nulo; FK → acao (RESTRICT)</w:t>
             </w:r>
           </w:p>
         </w:tc>
       </w:tr>
       <w:tr>
+        <w:trPr>
+          <w:cantSplit/>
+        </w:trPr>
         <w:tc>
           <w:tcPr>
             <w:tcW w:type="dxa" w:w="2381"/>
+            <w:vAlign w:val="center"/>
           </w:tcPr>
           <w:p>
             <w:pPr>
@@ -5758,6 +6696,7 @@
         <w:tc>
           <w:tcPr>
             <w:tcW w:type="dxa" w:w="2268"/>
+            <w:vAlign w:val="center"/>
           </w:tcPr>
           <w:p>
             <w:pPr>
@@ -5779,6 +6718,7 @@
         <w:tc>
           <w:tcPr>
             <w:tcW w:type="dxa" w:w="4422"/>
+            <w:vAlign w:val="center"/>
           </w:tcPr>
           <w:p>
             <w:pPr>
@@ -5799,9 +6739,13 @@
         </w:tc>
       </w:tr>
       <w:tr>
+        <w:trPr>
+          <w:cantSplit/>
+        </w:trPr>
         <w:tc>
           <w:tcPr>
             <w:tcW w:type="dxa" w:w="2381"/>
+            <w:vAlign w:val="center"/>
           </w:tcPr>
           <w:p>
             <w:pPr>
@@ -5823,6 +6767,7 @@
         <w:tc>
           <w:tcPr>
             <w:tcW w:type="dxa" w:w="2268"/>
+            <w:vAlign w:val="center"/>
           </w:tcPr>
           <w:p>
             <w:pPr>
@@ -5844,6 +6789,7 @@
         <w:tc>
           <w:tcPr>
             <w:tcW w:type="dxa" w:w="4422"/>
+            <w:vAlign w:val="center"/>
           </w:tcPr>
           <w:p>
             <w:pPr>
@@ -5876,7 +6822,7 @@
           <w:color w:val="000000"/>
           <w:sz w:val="20"/>
         </w:rPr>
-        <w:t>Fonte: elaborado pelos autores (2026).</w:t>
+        <w:t>Fonte: artefatos do projeto revisados para esta entrega (2026).</w:t>
       </w:r>
     </w:p>
     <w:p>
@@ -5957,26 +6903,35 @@
         <w:tblLayout w:type="fixed"/>
         <w:tblLook w:firstColumn="1" w:firstRow="1" w:lastColumn="0" w:lastRow="0" w:noHBand="0" w:noVBand="1" w:val="04A0"/>
         <w:tblBorders>
-          <w:top w:val="single" w:sz="6" w:space="0" w:color="000000"/>
-          <w:bottom w:val="single" w:sz="6" w:space="0" w:color="000000"/>
-          <w:insideH w:val="single" w:sz="6" w:space="0" w:color="000000"/>
-          <w:left w:val="nil" w:sz="6" w:space="0" w:color="000000"/>
-          <w:right w:val="nil" w:sz="6" w:space="0" w:color="000000"/>
-          <w:insideV w:val="nil" w:sz="6" w:space="0" w:color="000000"/>
+          <w:top w:val="single" w:sz="6" w:space="0" w:color="D9D9D9"/>
+          <w:bottom w:val="single" w:sz="6" w:space="0" w:color="D9D9D9"/>
+          <w:insideH w:val="single" w:sz="6" w:space="0" w:color="D9D9D9"/>
+          <w:left w:val="single" w:sz="6" w:space="0" w:color="D9D9D9"/>
+          <w:right w:val="single" w:sz="6" w:space="0" w:color="D9D9D9"/>
+          <w:insideV w:val="single" w:sz="6" w:space="0" w:color="D9D9D9"/>
         </w:tblBorders>
+        <w:tblCellMar>
+          <w:top w:w="80" w:type="dxa"/>
+          <w:left w:w="80" w:type="dxa"/>
+          <w:bottom w:w="80" w:type="dxa"/>
+          <w:right w:w="80" w:type="dxa"/>
+        </w:tblCellMar>
       </w:tblPr>
       <w:tblGrid>
-        <w:gridCol w:w="3024"/>
-        <w:gridCol w:w="3024"/>
-        <w:gridCol w:w="3024"/>
+        <w:gridCol w:w="2381"/>
+        <w:gridCol w:w="2268"/>
+        <w:gridCol w:w="4422"/>
       </w:tblGrid>
       <w:tr>
         <w:trPr>
           <w:tblHeader w:val="true"/>
+          <w:cantSplit/>
         </w:trPr>
         <w:tc>
           <w:tcPr>
             <w:tcW w:type="dxa" w:w="2381"/>
+            <w:vAlign w:val="center"/>
+            <w:shd w:fill="EDEDED"/>
           </w:tcPr>
           <w:p>
             <w:pPr>
@@ -5998,6 +6953,8 @@
         <w:tc>
           <w:tcPr>
             <w:tcW w:type="dxa" w:w="2268"/>
+            <w:vAlign w:val="center"/>
+            <w:shd w:fill="EDEDED"/>
           </w:tcPr>
           <w:p>
             <w:pPr>
@@ -6019,6 +6976,8 @@
         <w:tc>
           <w:tcPr>
             <w:tcW w:type="dxa" w:w="4422"/>
+            <w:vAlign w:val="center"/>
+            <w:shd w:fill="EDEDED"/>
           </w:tcPr>
           <w:p>
             <w:pPr>
@@ -6039,9 +6998,13 @@
         </w:tc>
       </w:tr>
       <w:tr>
+        <w:trPr>
+          <w:cantSplit/>
+        </w:trPr>
         <w:tc>
           <w:tcPr>
             <w:tcW w:type="dxa" w:w="2381"/>
+            <w:vAlign w:val="center"/>
           </w:tcPr>
           <w:p>
             <w:pPr>
@@ -6063,6 +7026,7 @@
         <w:tc>
           <w:tcPr>
             <w:tcW w:type="dxa" w:w="2268"/>
+            <w:vAlign w:val="center"/>
           </w:tcPr>
           <w:p>
             <w:pPr>
@@ -6084,6 +7048,7 @@
         <w:tc>
           <w:tcPr>
             <w:tcW w:type="dxa" w:w="4422"/>
+            <w:vAlign w:val="center"/>
           </w:tcPr>
           <w:p>
             <w:pPr>
@@ -6104,9 +7069,13 @@
         </w:tc>
       </w:tr>
       <w:tr>
+        <w:trPr>
+          <w:cantSplit/>
+        </w:trPr>
         <w:tc>
           <w:tcPr>
             <w:tcW w:type="dxa" w:w="2381"/>
+            <w:vAlign w:val="center"/>
           </w:tcPr>
           <w:p>
             <w:pPr>
@@ -6128,6 +7097,7 @@
         <w:tc>
           <w:tcPr>
             <w:tcW w:type="dxa" w:w="2268"/>
+            <w:vAlign w:val="center"/>
           </w:tcPr>
           <w:p>
             <w:pPr>
@@ -6149,6 +7119,7 @@
         <w:tc>
           <w:tcPr>
             <w:tcW w:type="dxa" w:w="4422"/>
+            <w:vAlign w:val="center"/>
           </w:tcPr>
           <w:p>
             <w:pPr>
@@ -6169,9 +7140,13 @@
         </w:tc>
       </w:tr>
       <w:tr>
+        <w:trPr>
+          <w:cantSplit/>
+        </w:trPr>
         <w:tc>
           <w:tcPr>
             <w:tcW w:type="dxa" w:w="2381"/>
+            <w:vAlign w:val="center"/>
           </w:tcPr>
           <w:p>
             <w:pPr>
@@ -6193,6 +7168,7 @@
         <w:tc>
           <w:tcPr>
             <w:tcW w:type="dxa" w:w="2268"/>
+            <w:vAlign w:val="center"/>
           </w:tcPr>
           <w:p>
             <w:pPr>
@@ -6214,6 +7190,7 @@
         <w:tc>
           <w:tcPr>
             <w:tcW w:type="dxa" w:w="4422"/>
+            <w:vAlign w:val="center"/>
           </w:tcPr>
           <w:p>
             <w:pPr>
@@ -6234,9 +7211,13 @@
         </w:tc>
       </w:tr>
       <w:tr>
+        <w:trPr>
+          <w:cantSplit/>
+        </w:trPr>
         <w:tc>
           <w:tcPr>
             <w:tcW w:type="dxa" w:w="2381"/>
+            <w:vAlign w:val="center"/>
           </w:tcPr>
           <w:p>
             <w:pPr>
@@ -6258,6 +7239,7 @@
         <w:tc>
           <w:tcPr>
             <w:tcW w:type="dxa" w:w="2268"/>
+            <w:vAlign w:val="center"/>
           </w:tcPr>
           <w:p>
             <w:pPr>
@@ -6279,6 +7261,7 @@
         <w:tc>
           <w:tcPr>
             <w:tcW w:type="dxa" w:w="4422"/>
+            <w:vAlign w:val="center"/>
           </w:tcPr>
           <w:p>
             <w:pPr>
@@ -6299,9 +7282,13 @@
         </w:tc>
       </w:tr>
       <w:tr>
+        <w:trPr>
+          <w:cantSplit/>
+        </w:trPr>
         <w:tc>
           <w:tcPr>
             <w:tcW w:type="dxa" w:w="2381"/>
+            <w:vAlign w:val="center"/>
           </w:tcPr>
           <w:p>
             <w:pPr>
@@ -6323,6 +7310,7 @@
         <w:tc>
           <w:tcPr>
             <w:tcW w:type="dxa" w:w="2268"/>
+            <w:vAlign w:val="center"/>
           </w:tcPr>
           <w:p>
             <w:pPr>
@@ -6344,6 +7332,7 @@
         <w:tc>
           <w:tcPr>
             <w:tcW w:type="dxa" w:w="4422"/>
+            <w:vAlign w:val="center"/>
           </w:tcPr>
           <w:p>
             <w:pPr>
@@ -6364,9 +7353,13 @@
         </w:tc>
       </w:tr>
       <w:tr>
+        <w:trPr>
+          <w:cantSplit/>
+        </w:trPr>
         <w:tc>
           <w:tcPr>
             <w:tcW w:type="dxa" w:w="2381"/>
+            <w:vAlign w:val="center"/>
           </w:tcPr>
           <w:p>
             <w:pPr>
@@ -6388,6 +7381,7 @@
         <w:tc>
           <w:tcPr>
             <w:tcW w:type="dxa" w:w="2268"/>
+            <w:vAlign w:val="center"/>
           </w:tcPr>
           <w:p>
             <w:pPr>
@@ -6409,6 +7403,7 @@
         <w:tc>
           <w:tcPr>
             <w:tcW w:type="dxa" w:w="4422"/>
+            <w:vAlign w:val="center"/>
           </w:tcPr>
           <w:p>
             <w:pPr>
@@ -6429,9 +7424,13 @@
         </w:tc>
       </w:tr>
       <w:tr>
+        <w:trPr>
+          <w:cantSplit/>
+        </w:trPr>
         <w:tc>
           <w:tcPr>
             <w:tcW w:type="dxa" w:w="2381"/>
+            <w:vAlign w:val="center"/>
           </w:tcPr>
           <w:p>
             <w:pPr>
@@ -6453,6 +7452,7 @@
         <w:tc>
           <w:tcPr>
             <w:tcW w:type="dxa" w:w="2268"/>
+            <w:vAlign w:val="center"/>
           </w:tcPr>
           <w:p>
             <w:pPr>
@@ -6474,6 +7474,7 @@
         <w:tc>
           <w:tcPr>
             <w:tcW w:type="dxa" w:w="4422"/>
+            <w:vAlign w:val="center"/>
           </w:tcPr>
           <w:p>
             <w:pPr>
@@ -6494,9 +7495,13 @@
         </w:tc>
       </w:tr>
       <w:tr>
+        <w:trPr>
+          <w:cantSplit/>
+        </w:trPr>
         <w:tc>
           <w:tcPr>
             <w:tcW w:type="dxa" w:w="2381"/>
+            <w:vAlign w:val="center"/>
           </w:tcPr>
           <w:p>
             <w:pPr>
@@ -6518,6 +7523,7 @@
         <w:tc>
           <w:tcPr>
             <w:tcW w:type="dxa" w:w="2268"/>
+            <w:vAlign w:val="center"/>
           </w:tcPr>
           <w:p>
             <w:pPr>
@@ -6539,6 +7545,7 @@
         <w:tc>
           <w:tcPr>
             <w:tcW w:type="dxa" w:w="4422"/>
+            <w:vAlign w:val="center"/>
           </w:tcPr>
           <w:p>
             <w:pPr>
@@ -6571,7 +7578,7 @@
           <w:color w:val="000000"/>
           <w:sz w:val="20"/>
         </w:rPr>
-        <w:t>Fonte: elaborado pelos autores (2026).</w:t>
+        <w:t>Fonte: artefatos do projeto revisados para esta entrega (2026).</w:t>
       </w:r>
     </w:p>
     <w:p>
@@ -6652,26 +7659,35 @@
         <w:tblLayout w:type="fixed"/>
         <w:tblLook w:firstColumn="1" w:firstRow="1" w:lastColumn="0" w:lastRow="0" w:noHBand="0" w:noVBand="1" w:val="04A0"/>
         <w:tblBorders>
-          <w:top w:val="single" w:sz="6" w:space="0" w:color="000000"/>
-          <w:bottom w:val="single" w:sz="6" w:space="0" w:color="000000"/>
-          <w:insideH w:val="single" w:sz="6" w:space="0" w:color="000000"/>
-          <w:left w:val="nil" w:sz="6" w:space="0" w:color="000000"/>
-          <w:right w:val="nil" w:sz="6" w:space="0" w:color="000000"/>
-          <w:insideV w:val="nil" w:sz="6" w:space="0" w:color="000000"/>
+          <w:top w:val="single" w:sz="6" w:space="0" w:color="D9D9D9"/>
+          <w:bottom w:val="single" w:sz="6" w:space="0" w:color="D9D9D9"/>
+          <w:insideH w:val="single" w:sz="6" w:space="0" w:color="D9D9D9"/>
+          <w:left w:val="single" w:sz="6" w:space="0" w:color="D9D9D9"/>
+          <w:right w:val="single" w:sz="6" w:space="0" w:color="D9D9D9"/>
+          <w:insideV w:val="single" w:sz="6" w:space="0" w:color="D9D9D9"/>
         </w:tblBorders>
+        <w:tblCellMar>
+          <w:top w:w="80" w:type="dxa"/>
+          <w:left w:w="80" w:type="dxa"/>
+          <w:bottom w:w="80" w:type="dxa"/>
+          <w:right w:w="80" w:type="dxa"/>
+        </w:tblCellMar>
       </w:tblPr>
       <w:tblGrid>
-        <w:gridCol w:w="3024"/>
-        <w:gridCol w:w="3024"/>
-        <w:gridCol w:w="3024"/>
+        <w:gridCol w:w="2381"/>
+        <w:gridCol w:w="2268"/>
+        <w:gridCol w:w="4422"/>
       </w:tblGrid>
       <w:tr>
         <w:trPr>
           <w:tblHeader w:val="true"/>
+          <w:cantSplit/>
         </w:trPr>
         <w:tc>
           <w:tcPr>
             <w:tcW w:type="dxa" w:w="2381"/>
+            <w:vAlign w:val="center"/>
+            <w:shd w:fill="EDEDED"/>
           </w:tcPr>
           <w:p>
             <w:pPr>
@@ -6693,6 +7709,8 @@
         <w:tc>
           <w:tcPr>
             <w:tcW w:type="dxa" w:w="2268"/>
+            <w:vAlign w:val="center"/>
+            <w:shd w:fill="EDEDED"/>
           </w:tcPr>
           <w:p>
             <w:pPr>
@@ -6714,6 +7732,8 @@
         <w:tc>
           <w:tcPr>
             <w:tcW w:type="dxa" w:w="4422"/>
+            <w:vAlign w:val="center"/>
+            <w:shd w:fill="EDEDED"/>
           </w:tcPr>
           <w:p>
             <w:pPr>
@@ -6734,9 +7754,13 @@
         </w:tc>
       </w:tr>
       <w:tr>
+        <w:trPr>
+          <w:cantSplit/>
+        </w:trPr>
         <w:tc>
           <w:tcPr>
             <w:tcW w:type="dxa" w:w="2381"/>
+            <w:vAlign w:val="center"/>
           </w:tcPr>
           <w:p>
             <w:pPr>
@@ -6758,6 +7782,7 @@
         <w:tc>
           <w:tcPr>
             <w:tcW w:type="dxa" w:w="2268"/>
+            <w:vAlign w:val="center"/>
           </w:tcPr>
           <w:p>
             <w:pPr>
@@ -6779,6 +7804,7 @@
         <w:tc>
           <w:tcPr>
             <w:tcW w:type="dxa" w:w="4422"/>
+            <w:vAlign w:val="center"/>
           </w:tcPr>
           <w:p>
             <w:pPr>
@@ -6799,9 +7825,13 @@
         </w:tc>
       </w:tr>
       <w:tr>
+        <w:trPr>
+          <w:cantSplit/>
+        </w:trPr>
         <w:tc>
           <w:tcPr>
             <w:tcW w:type="dxa" w:w="2381"/>
+            <w:vAlign w:val="center"/>
           </w:tcPr>
           <w:p>
             <w:pPr>
@@ -6823,6 +7853,7 @@
         <w:tc>
           <w:tcPr>
             <w:tcW w:type="dxa" w:w="2268"/>
+            <w:vAlign w:val="center"/>
           </w:tcPr>
           <w:p>
             <w:pPr>
@@ -6844,6 +7875,7 @@
         <w:tc>
           <w:tcPr>
             <w:tcW w:type="dxa" w:w="4422"/>
+            <w:vAlign w:val="center"/>
           </w:tcPr>
           <w:p>
             <w:pPr>
@@ -6864,9 +7896,13 @@
         </w:tc>
       </w:tr>
       <w:tr>
+        <w:trPr>
+          <w:cantSplit/>
+        </w:trPr>
         <w:tc>
           <w:tcPr>
             <w:tcW w:type="dxa" w:w="2381"/>
+            <w:vAlign w:val="center"/>
           </w:tcPr>
           <w:p>
             <w:pPr>
@@ -6888,6 +7924,7 @@
         <w:tc>
           <w:tcPr>
             <w:tcW w:type="dxa" w:w="2268"/>
+            <w:vAlign w:val="center"/>
           </w:tcPr>
           <w:p>
             <w:pPr>
@@ -6909,6 +7946,7 @@
         <w:tc>
           <w:tcPr>
             <w:tcW w:type="dxa" w:w="4422"/>
+            <w:vAlign w:val="center"/>
           </w:tcPr>
           <w:p>
             <w:pPr>
@@ -6929,9 +7967,13 @@
         </w:tc>
       </w:tr>
       <w:tr>
+        <w:trPr>
+          <w:cantSplit/>
+        </w:trPr>
         <w:tc>
           <w:tcPr>
             <w:tcW w:type="dxa" w:w="2381"/>
+            <w:vAlign w:val="center"/>
           </w:tcPr>
           <w:p>
             <w:pPr>
@@ -6953,6 +7995,7 @@
         <w:tc>
           <w:tcPr>
             <w:tcW w:type="dxa" w:w="2268"/>
+            <w:vAlign w:val="center"/>
           </w:tcPr>
           <w:p>
             <w:pPr>
@@ -6974,6 +8017,7 @@
         <w:tc>
           <w:tcPr>
             <w:tcW w:type="dxa" w:w="4422"/>
+            <w:vAlign w:val="center"/>
           </w:tcPr>
           <w:p>
             <w:pPr>
@@ -6994,9 +8038,13 @@
         </w:tc>
       </w:tr>
       <w:tr>
+        <w:trPr>
+          <w:cantSplit/>
+        </w:trPr>
         <w:tc>
           <w:tcPr>
             <w:tcW w:type="dxa" w:w="2381"/>
+            <w:vAlign w:val="center"/>
           </w:tcPr>
           <w:p>
             <w:pPr>
@@ -7018,6 +8066,7 @@
         <w:tc>
           <w:tcPr>
             <w:tcW w:type="dxa" w:w="2268"/>
+            <w:vAlign w:val="center"/>
           </w:tcPr>
           <w:p>
             <w:pPr>
@@ -7039,6 +8088,7 @@
         <w:tc>
           <w:tcPr>
             <w:tcW w:type="dxa" w:w="4422"/>
+            <w:vAlign w:val="center"/>
           </w:tcPr>
           <w:p>
             <w:pPr>
@@ -7053,7 +8103,7 @@
                 <w:color w:val="000000"/>
                 <w:sz w:val="20"/>
               </w:rPr>
-              <w:t>Não nulo</w:t>
+              <w:t>Instante da última negociação</w:t>
             </w:r>
           </w:p>
         </w:tc>
@@ -7071,7 +8121,7 @@
           <w:color w:val="000000"/>
           <w:sz w:val="20"/>
         </w:rPr>
-        <w:t>Fonte: elaborado pelos autores (2026).</w:t>
+        <w:t>Fonte: artefatos do projeto revisados para esta entrega (2026).</w:t>
       </w:r>
     </w:p>
     <w:p>
@@ -7101,7 +8151,37 @@
           <w:color w:val="000000"/>
           <w:sz w:val="24"/>
         </w:rPr>
-        <w:t>O esquema encontra-se na terceira forma normal. Na primeira forma normal, todos os atributos são atômicos: há um único telefone e um único documento por investidor, sem listas em coluna. Na segunda forma normal, a única chave primária composta é a de CARTEIRA, e seus atributos quantidade, preco_medio e atualizado_em dependem do par completo (investidor e ação). Na terceira forma normal, nenhum atributo depende de outro atributo não chave: os dados da companhia ficam em EMPRESA e não se repetem por papel. O atributo valor_total é derivado, mas materializado como coluna gerada pelo SGBD, o que elimina o risco de inconsistência.</w:t>
+        <w:t>Os dados cadastrais e os fatos independentes foram organizados para evitar redundâncias: nome, setor e valor de mercado pertencem à empresa e não são repetidos em cada ação. Os atributos são atômicos (1FN), e os atributos da carteira dependem do par completo investidor e ação (2FN). Na base normalizada, os atributos não chave dependem da chave, sem dependências transitivas.</w:t>
+      </w:r>
+    </w:p>
+    <w:p>
+      <w:pPr>
+        <w:spacing w:before="0" w:after="0" w:line="360" w:lineRule="auto"/>
+        <w:ind w:firstLine="709"/>
+        <w:jc w:val="both"/>
+      </w:pPr>
+      <w:r>
+        <w:rPr>
+          <w:rFonts w:ascii="Times New Roman" w:hAnsi="Times New Roman" w:eastAsia="Times New Roman"/>
+          <w:color w:val="000000"/>
+          <w:sz w:val="24"/>
+        </w:rPr>
+        <w:t>Há materializações deliberadas no modelo físico. O valor_total depende de quantidade e valor_unitario; por isso não se afirma que a tabela física NEGOCIACAO, incluindo esse derivado, esteja estritamente em 3FN. O SGBD gera seu valor automaticamente. CARTEIRA armazena o resumo recalculável do histórico e é mantida pelos gatilhos, sem aceitar edição direta. Essas decisões preservam a rastreabilidade das informações derivadas.</w:t>
+      </w:r>
+    </w:p>
+    <w:p>
+      <w:pPr>
+        <w:spacing w:before="0" w:after="0" w:line="360" w:lineRule="auto"/>
+        <w:ind w:firstLine="709"/>
+        <w:jc w:val="both"/>
+      </w:pPr>
+      <w:r>
+        <w:rPr>
+          <w:rFonts w:ascii="Times New Roman" w:hAnsi="Times New Roman" w:eastAsia="Times New Roman"/>
+          <w:color w:val="000000"/>
+          <w:sz w:val="24"/>
+        </w:rPr>
+        <w:t>A participação de EMPRESA em emite e de AÇÃO em possui é opcional (0,n): o cadastro pode anteceder a primeira ação ou cotação. Toda ação exige uma empresa e toda cotação exige uma ação. Documento, nome, tipo, e-mail e telefone do investidor são obrigatórios. CPF/CNPJ têm apenas validação de comprimento e caracteres; os exemplos sintéticos não validam dígitos verificadores.</w:t>
       </w:r>
     </w:p>
     <w:p>
@@ -7213,25 +8293,34 @@
         <w:tblLayout w:type="fixed"/>
         <w:tblLook w:firstColumn="1" w:firstRow="1" w:lastColumn="0" w:lastRow="0" w:noHBand="0" w:noVBand="1" w:val="04A0"/>
         <w:tblBorders>
-          <w:top w:val="single" w:sz="6" w:space="0" w:color="000000"/>
-          <w:bottom w:val="single" w:sz="6" w:space="0" w:color="000000"/>
-          <w:insideH w:val="single" w:sz="6" w:space="0" w:color="000000"/>
-          <w:left w:val="nil" w:sz="6" w:space="0" w:color="000000"/>
-          <w:right w:val="nil" w:sz="6" w:space="0" w:color="000000"/>
-          <w:insideV w:val="nil" w:sz="6" w:space="0" w:color="000000"/>
+          <w:top w:val="single" w:sz="6" w:space="0" w:color="D9D9D9"/>
+          <w:bottom w:val="single" w:sz="6" w:space="0" w:color="D9D9D9"/>
+          <w:insideH w:val="single" w:sz="6" w:space="0" w:color="D9D9D9"/>
+          <w:left w:val="single" w:sz="6" w:space="0" w:color="D9D9D9"/>
+          <w:right w:val="single" w:sz="6" w:space="0" w:color="D9D9D9"/>
+          <w:insideV w:val="single" w:sz="6" w:space="0" w:color="D9D9D9"/>
         </w:tblBorders>
+        <w:tblCellMar>
+          <w:top w:w="80" w:type="dxa"/>
+          <w:left w:w="80" w:type="dxa"/>
+          <w:bottom w:w="80" w:type="dxa"/>
+          <w:right w:w="80" w:type="dxa"/>
+        </w:tblCellMar>
       </w:tblPr>
       <w:tblGrid>
-        <w:gridCol w:w="4535"/>
-        <w:gridCol w:w="4535"/>
+        <w:gridCol w:w="1814"/>
+        <w:gridCol w:w="7257"/>
       </w:tblGrid>
       <w:tr>
         <w:trPr>
           <w:tblHeader w:val="true"/>
+          <w:cantSplit/>
         </w:trPr>
         <w:tc>
           <w:tcPr>
             <w:tcW w:type="dxa" w:w="1814"/>
+            <w:vAlign w:val="center"/>
+            <w:shd w:fill="EDEDED"/>
           </w:tcPr>
           <w:p>
             <w:pPr>
@@ -7253,6 +8342,8 @@
         <w:tc>
           <w:tcPr>
             <w:tcW w:type="dxa" w:w="7257"/>
+            <w:vAlign w:val="center"/>
+            <w:shd w:fill="EDEDED"/>
           </w:tcPr>
           <w:p>
             <w:pPr>
@@ -7273,9 +8364,13 @@
         </w:tc>
       </w:tr>
       <w:tr>
+        <w:trPr>
+          <w:cantSplit/>
+        </w:trPr>
         <w:tc>
           <w:tcPr>
             <w:tcW w:type="dxa" w:w="1814"/>
+            <w:vAlign w:val="center"/>
           </w:tcPr>
           <w:p>
             <w:pPr>
@@ -7297,6 +8392,7 @@
         <w:tc>
           <w:tcPr>
             <w:tcW w:type="dxa" w:w="7257"/>
+            <w:vAlign w:val="center"/>
           </w:tcPr>
           <w:p>
             <w:pPr>
@@ -7317,9 +8413,13 @@
         </w:tc>
       </w:tr>
       <w:tr>
+        <w:trPr>
+          <w:cantSplit/>
+        </w:trPr>
         <w:tc>
           <w:tcPr>
             <w:tcW w:type="dxa" w:w="1814"/>
+            <w:vAlign w:val="center"/>
           </w:tcPr>
           <w:p>
             <w:pPr>
@@ -7341,6 +8441,7 @@
         <w:tc>
           <w:tcPr>
             <w:tcW w:type="dxa" w:w="7257"/>
+            <w:vAlign w:val="center"/>
           </w:tcPr>
           <w:p>
             <w:pPr>
@@ -7361,9 +8462,13 @@
         </w:tc>
       </w:tr>
       <w:tr>
+        <w:trPr>
+          <w:cantSplit/>
+        </w:trPr>
         <w:tc>
           <w:tcPr>
             <w:tcW w:type="dxa" w:w="1814"/>
+            <w:vAlign w:val="center"/>
           </w:tcPr>
           <w:p>
             <w:pPr>
@@ -7385,6 +8490,7 @@
         <w:tc>
           <w:tcPr>
             <w:tcW w:type="dxa" w:w="7257"/>
+            <w:vAlign w:val="center"/>
           </w:tcPr>
           <w:p>
             <w:pPr>
@@ -7405,9 +8511,13 @@
         </w:tc>
       </w:tr>
       <w:tr>
+        <w:trPr>
+          <w:cantSplit/>
+        </w:trPr>
         <w:tc>
           <w:tcPr>
             <w:tcW w:type="dxa" w:w="1814"/>
+            <w:vAlign w:val="center"/>
           </w:tcPr>
           <w:p>
             <w:pPr>
@@ -7429,6 +8539,7 @@
         <w:tc>
           <w:tcPr>
             <w:tcW w:type="dxa" w:w="7257"/>
+            <w:vAlign w:val="center"/>
           </w:tcPr>
           <w:p>
             <w:pPr>
@@ -7449,9 +8560,13 @@
         </w:tc>
       </w:tr>
       <w:tr>
+        <w:trPr>
+          <w:cantSplit/>
+        </w:trPr>
         <w:tc>
           <w:tcPr>
             <w:tcW w:type="dxa" w:w="1814"/>
+            <w:vAlign w:val="center"/>
           </w:tcPr>
           <w:p>
             <w:pPr>
@@ -7473,6 +8588,7 @@
         <w:tc>
           <w:tcPr>
             <w:tcW w:type="dxa" w:w="7257"/>
+            <w:vAlign w:val="center"/>
           </w:tcPr>
           <w:p>
             <w:pPr>
@@ -7493,9 +8609,13 @@
         </w:tc>
       </w:tr>
       <w:tr>
+        <w:trPr>
+          <w:cantSplit/>
+        </w:trPr>
         <w:tc>
           <w:tcPr>
             <w:tcW w:type="dxa" w:w="1814"/>
+            <w:vAlign w:val="center"/>
           </w:tcPr>
           <w:p>
             <w:pPr>
@@ -7517,6 +8637,7 @@
         <w:tc>
           <w:tcPr>
             <w:tcW w:type="dxa" w:w="7257"/>
+            <w:vAlign w:val="center"/>
           </w:tcPr>
           <w:p>
             <w:pPr>
@@ -7531,15 +8652,19 @@
                 <w:color w:val="000000"/>
                 <w:sz w:val="20"/>
               </w:rPr>
-              <w:t>Papel bolsa_leitura somente-leitura para analistas (menor privilégio).</w:t>
+              <w:t>Instalação em esquema novo, sem exclusão de dados ou criação de papéis globais; testada sem superusuário.</w:t>
             </w:r>
           </w:p>
         </w:tc>
       </w:tr>
       <w:tr>
+        <w:trPr>
+          <w:cantSplit/>
+        </w:trPr>
         <w:tc>
           <w:tcPr>
             <w:tcW w:type="dxa" w:w="1814"/>
+            <w:vAlign w:val="center"/>
           </w:tcPr>
           <w:p>
             <w:pPr>
@@ -7561,6 +8686,7 @@
         <w:tc>
           <w:tcPr>
             <w:tcW w:type="dxa" w:w="7257"/>
+            <w:vAlign w:val="center"/>
           </w:tcPr>
           <w:p>
             <w:pPr>
@@ -7593,7 +8719,7 @@
           <w:color w:val="000000"/>
           <w:sz w:val="20"/>
         </w:rPr>
-        <w:t>Fonte: elaborado pelos autores (2026).</w:t>
+        <w:t>Fonte: artefatos do projeto revisados para esta entrega (2026).</w:t>
       </w:r>
     </w:p>
     <w:p>
@@ -7623,13 +8749,14 @@
           <w:color w:val="000000"/>
           <w:sz w:val="24"/>
         </w:rPr>
-        <w:t>O esquema bolsa contém seis tabelas. As regras de negócio foram traduzidas em restrições: o CPF de pessoa física deve ter onze dígitos e o CNPJ de pessoa jurídica, catorze; o ticker segue o padrão de quatro letras e um ou dois dígitos; quantidades e preços são positivos; e cada ação tem no máximo uma cotação por instante. Um gatilho AFTER INSERT em negociacao atualiza a carteira, recalculando o preço médio nas compras e rejeitando vendas sem saldo (RN01); outro gatilho bloqueia UPDATE e DELETE em negociacao (RN02). A função fn_carteira_em reconstrói a posição de um investidor em qualquer instante passado e a valoriza pela última cotação conhecida até aquele momento (RF06). Três visões (vw_cotacao_atual, vw_posicao_valorizada e vw_extrato_negociacoes) simplificam as consultas de uso frequente. O trecho a seguir ilustra a definição da tabela negociacao.</w:t>
+        <w:t>O esquema bolsa contém seis tabelas. As regras de negócio foram traduzidas em restrições: o CPF de pessoa física deve ter onze dígitos e o CNPJ de pessoa jurídica, catorze; o ticker segue o padrão de quatro letras e um ou dois dígitos; quantidades e preços são positivos; e cada ação tem no máximo uma cotação por instante. Um gatilho AFTER INSERT em negociacao atualiza a carteira, recalculando o preço médio nas compras e rejeitando vendas sem saldo (RN01); outro gatilho bloqueia UPDATE e DELETE e TRUNCATE em negociacao (RN02). A função fn_carteira_em reconstrói a posição de um investidor em qualquer instante passado e a valoriza pela última cotação conhecida até aquele momento (RF06). Quatro visões (vw_cotacao_atual, vw_posicao_valorizada, vw_extrato_negociacoes e vw_evolucao_carteira) simplificam as consultas de uso frequente. O trecho a seguir ilustra a definição da tabela negociacao.</w:t>
       </w:r>
     </w:p>
     <w:p>
       <w:pPr>
+        <w:keepNext/>
         <w:spacing w:before="0" w:after="0" w:line="240" w:lineRule="auto"/>
-        <w:ind w:firstLine="0" w:left="567"/>
+        <w:ind w:firstLine="0" w:left="0"/>
         <w:jc w:val="left"/>
       </w:pPr>
       <w:r>
@@ -7643,8 +8770,9 @@
     </w:p>
     <w:p>
       <w:pPr>
+        <w:keepNext/>
         <w:spacing w:before="0" w:after="0" w:line="240" w:lineRule="auto"/>
-        <w:ind w:firstLine="0" w:left="567"/>
+        <w:ind w:firstLine="0" w:left="0"/>
         <w:jc w:val="left"/>
       </w:pPr>
       <w:r>
@@ -7658,8 +8786,9 @@
     </w:p>
     <w:p>
       <w:pPr>
+        <w:keepNext/>
         <w:spacing w:before="0" w:after="0" w:line="240" w:lineRule="auto"/>
-        <w:ind w:firstLine="0" w:left="567"/>
+        <w:ind w:firstLine="0" w:left="0"/>
         <w:jc w:val="left"/>
       </w:pPr>
       <w:r>
@@ -7673,8 +8802,9 @@
     </w:p>
     <w:p>
       <w:pPr>
+        <w:keepNext/>
         <w:spacing w:before="0" w:after="0" w:line="240" w:lineRule="auto"/>
-        <w:ind w:firstLine="0" w:left="567"/>
+        <w:ind w:firstLine="0" w:left="0"/>
         <w:jc w:val="left"/>
       </w:pPr>
       <w:r>
@@ -7688,8 +8818,9 @@
     </w:p>
     <w:p>
       <w:pPr>
+        <w:keepNext/>
         <w:spacing w:before="0" w:after="0" w:line="240" w:lineRule="auto"/>
-        <w:ind w:firstLine="0" w:left="567"/>
+        <w:ind w:firstLine="0" w:left="0"/>
         <w:jc w:val="left"/>
       </w:pPr>
       <w:r>
@@ -7703,8 +8834,9 @@
     </w:p>
     <w:p>
       <w:pPr>
+        <w:keepNext/>
         <w:spacing w:before="0" w:after="0" w:line="240" w:lineRule="auto"/>
-        <w:ind w:firstLine="0" w:left="567"/>
+        <w:ind w:firstLine="0" w:left="0"/>
         <w:jc w:val="left"/>
       </w:pPr>
       <w:r>
@@ -7718,8 +8850,9 @@
     </w:p>
     <w:p>
       <w:pPr>
+        <w:keepNext/>
         <w:spacing w:before="0" w:after="0" w:line="240" w:lineRule="auto"/>
-        <w:ind w:firstLine="0" w:left="567"/>
+        <w:ind w:firstLine="0" w:left="0"/>
         <w:jc w:val="left"/>
       </w:pPr>
       <w:r>
@@ -7733,8 +8866,9 @@
     </w:p>
     <w:p>
       <w:pPr>
+        <w:keepNext/>
         <w:spacing w:before="0" w:after="0" w:line="240" w:lineRule="auto"/>
-        <w:ind w:firstLine="0" w:left="567"/>
+        <w:ind w:firstLine="0" w:left="0"/>
         <w:jc w:val="left"/>
       </w:pPr>
       <w:r>
@@ -7748,8 +8882,9 @@
     </w:p>
     <w:p>
       <w:pPr>
+        <w:keepNext/>
         <w:spacing w:before="0" w:after="0" w:line="240" w:lineRule="auto"/>
-        <w:ind w:firstLine="0" w:left="567"/>
+        <w:ind w:firstLine="0" w:left="0"/>
         <w:jc w:val="left"/>
       </w:pPr>
       <w:r>
@@ -7763,8 +8898,9 @@
     </w:p>
     <w:p>
       <w:pPr>
+        <w:keepNext/>
         <w:spacing w:before="0" w:after="0" w:line="240" w:lineRule="auto"/>
-        <w:ind w:firstLine="0" w:left="567"/>
+        <w:ind w:firstLine="0" w:left="0"/>
         <w:jc w:val="left"/>
       </w:pPr>
       <w:r>
@@ -7778,8 +8914,9 @@
     </w:p>
     <w:p>
       <w:pPr>
+        <w:keepNext/>
         <w:spacing w:before="0" w:after="0" w:line="240" w:lineRule="auto"/>
-        <w:ind w:firstLine="0" w:left="567"/>
+        <w:ind w:firstLine="0" w:left="0"/>
         <w:jc w:val="left"/>
       </w:pPr>
       <w:r>
@@ -7793,8 +8930,9 @@
     </w:p>
     <w:p>
       <w:pPr>
+        <w:keepNext/>
         <w:spacing w:before="0" w:after="0" w:line="240" w:lineRule="auto"/>
-        <w:ind w:firstLine="0" w:left="567"/>
+        <w:ind w:firstLine="0" w:left="0"/>
         <w:jc w:val="left"/>
       </w:pPr>
       <w:r>
@@ -7808,8 +8946,9 @@
     </w:p>
     <w:p>
       <w:pPr>
+        <w:keepNext/>
         <w:spacing w:before="0" w:after="0" w:line="240" w:lineRule="auto"/>
-        <w:ind w:firstLine="0" w:left="567"/>
+        <w:ind w:firstLine="0" w:left="0"/>
         <w:jc w:val="left"/>
       </w:pPr>
       <w:r>
@@ -7823,8 +8962,9 @@
     </w:p>
     <w:p>
       <w:pPr>
+        <w:keepNext/>
         <w:spacing w:before="0" w:after="0" w:line="240" w:lineRule="auto"/>
-        <w:ind w:firstLine="0" w:left="567"/>
+        <w:ind w:firstLine="0" w:left="0"/>
         <w:jc w:val="left"/>
       </w:pPr>
       <w:r>
@@ -7838,8 +8978,9 @@
     </w:p>
     <w:p>
       <w:pPr>
+        <w:keepNext/>
         <w:spacing w:before="0" w:after="0" w:line="240" w:lineRule="auto"/>
-        <w:ind w:firstLine="0" w:left="567"/>
+        <w:ind w:firstLine="0" w:left="0"/>
         <w:jc w:val="left"/>
       </w:pPr>
       <w:r>
@@ -7853,8 +8994,9 @@
     </w:p>
     <w:p>
       <w:pPr>
+        <w:keepNext/>
         <w:spacing w:before="0" w:after="0" w:line="240" w:lineRule="auto"/>
-        <w:ind w:firstLine="0" w:left="567"/>
+        <w:ind w:firstLine="0" w:left="0"/>
         <w:jc w:val="left"/>
       </w:pPr>
       <w:r>
@@ -7868,8 +9010,9 @@
     </w:p>
     <w:p>
       <w:pPr>
+        <w:keepNext/>
         <w:spacing w:before="0" w:after="0" w:line="240" w:lineRule="auto"/>
-        <w:ind w:firstLine="0" w:left="567"/>
+        <w:ind w:firstLine="0" w:left="0"/>
         <w:jc w:val="left"/>
       </w:pPr>
       <w:r>
@@ -7883,8 +9026,9 @@
     </w:p>
     <w:p>
       <w:pPr>
+        <w:keepNext/>
         <w:spacing w:before="0" w:after="0" w:line="240" w:lineRule="auto"/>
-        <w:ind w:firstLine="0" w:left="567"/>
+        <w:ind w:firstLine="0" w:left="0"/>
         <w:jc w:val="left"/>
       </w:pPr>
       <w:r>
@@ -7898,8 +9042,9 @@
     </w:p>
     <w:p>
       <w:pPr>
+        <w:keepNext/>
         <w:spacing w:before="0" w:after="0" w:line="240" w:lineRule="auto"/>
-        <w:ind w:firstLine="0" w:left="567"/>
+        <w:ind w:firstLine="0" w:left="0"/>
         <w:jc w:val="left"/>
       </w:pPr>
       <w:r>
@@ -7913,8 +9058,9 @@
     </w:p>
     <w:p>
       <w:pPr>
+        <w:keepNext/>
         <w:spacing w:before="0" w:after="0" w:line="240" w:lineRule="auto"/>
-        <w:ind w:firstLine="0" w:left="567"/>
+        <w:ind w:firstLine="0" w:left="0"/>
         <w:jc w:val="left"/>
       </w:pPr>
       <w:r>
@@ -7923,13 +9069,46 @@
           <w:color w:val="000000"/>
           <w:sz w:val="16"/>
         </w:rPr>
-        <w:t xml:space="preserve">    CONSTRAINT ck_negociacao_valor      CHECK (valor_unitario &gt; 0)</w:t>
+        <w:t xml:space="preserve">    CONSTRAINT ck_negociacao_valor CHECK (valor_unitario &gt; 0</w:t>
       </w:r>
     </w:p>
     <w:p>
       <w:pPr>
+        <w:keepNext/>
         <w:spacing w:before="0" w:after="0" w:line="240" w:lineRule="auto"/>
-        <w:ind w:firstLine="0" w:left="567"/>
+        <w:ind w:firstLine="0" w:left="0"/>
+        <w:jc w:val="left"/>
+      </w:pPr>
+      <w:r>
+        <w:rPr>
+          <w:rFonts w:ascii="Courier New" w:hAnsi="Courier New" w:eastAsia="Courier New"/>
+          <w:color w:val="000000"/>
+          <w:sz w:val="16"/>
+        </w:rPr>
+        <w:t xml:space="preserve">                                      AND valor_unitario &lt;&gt; 'NaN'::numeric),</w:t>
+      </w:r>
+    </w:p>
+    <w:p>
+      <w:pPr>
+        <w:keepNext/>
+        <w:spacing w:before="0" w:after="0" w:line="240" w:lineRule="auto"/>
+        <w:ind w:firstLine="0" w:left="0"/>
+        <w:jc w:val="left"/>
+      </w:pPr>
+      <w:r>
+        <w:rPr>
+          <w:rFonts w:ascii="Courier New" w:hAnsi="Courier New" w:eastAsia="Courier New"/>
+          <w:color w:val="000000"/>
+          <w:sz w:val="16"/>
+        </w:rPr>
+        <w:t xml:space="preserve">    CONSTRAINT ck_negociacao_data CHECK (isfinite(data_hora))</w:t>
+      </w:r>
+    </w:p>
+    <w:p>
+      <w:pPr>
+        <w:keepNext w:val="0"/>
+        <w:spacing w:before="0" w:after="0" w:line="240" w:lineRule="auto"/>
+        <w:ind w:firstLine="0" w:left="0"/>
         <w:jc w:val="left"/>
       </w:pPr>
       <w:r>
@@ -7969,7 +9148,7 @@
           <w:color w:val="000000"/>
           <w:sz w:val="24"/>
         </w:rPr>
-        <w:t>A carga de exemplo, com dados fictícios, contém seis investidores (quatro pessoas físicas e duas jurídicas), sete empresas, oito ações, seiscentas cotações intradiárias geradas com generate_series para cinco pregões e quinze negociações inseridas em ordem cronológica, de modo que o gatilho constrói a carteira. O bloco inclui ainda instruções UPDATE e DELETE e quatro blocos anônimos que demonstram as regras de integridade, capturando o erro esperado sem interromper o script.</w:t>
+        <w:t>A carga de exemplo, com dados fictícios, contém seis investidores (quatro pessoas físicas e duas jurídicas), sete empresas, oito ações, seiscentas cotações intradiárias geradas com generate_series para cinco dias úteis simulados e dezenove negociações inseridas em ordem cronológica, de modo que o gatilho constrói a carteira. O período vai de 31/08 a 04/09/2026; há mais oito cotações em 08/09 e uma exclusão demonstrativa, restando 607 cotações. Nomes e documentos são sintéticos; os preços não representam o mercado real. O bloco inclui ainda instruções UPDATE e DELETE e quatro blocos anônimos que demonstram as regras de integridade, capturando o erro esperado sem interromper o script.</w:t>
       </w:r>
     </w:p>
     <w:p>
@@ -8080,26 +9259,35 @@
         <w:tblLayout w:type="fixed"/>
         <w:tblLook w:firstColumn="1" w:firstRow="1" w:lastColumn="0" w:lastRow="0" w:noHBand="0" w:noVBand="1" w:val="04A0"/>
         <w:tblBorders>
-          <w:top w:val="single" w:sz="6" w:space="0" w:color="000000"/>
-          <w:bottom w:val="single" w:sz="6" w:space="0" w:color="000000"/>
-          <w:insideH w:val="single" w:sz="6" w:space="0" w:color="000000"/>
-          <w:left w:val="nil" w:sz="6" w:space="0" w:color="000000"/>
-          <w:right w:val="nil" w:sz="6" w:space="0" w:color="000000"/>
-          <w:insideV w:val="nil" w:sz="6" w:space="0" w:color="000000"/>
+          <w:top w:val="single" w:sz="6" w:space="0" w:color="D9D9D9"/>
+          <w:bottom w:val="single" w:sz="6" w:space="0" w:color="D9D9D9"/>
+          <w:insideH w:val="single" w:sz="6" w:space="0" w:color="D9D9D9"/>
+          <w:left w:val="single" w:sz="6" w:space="0" w:color="D9D9D9"/>
+          <w:right w:val="single" w:sz="6" w:space="0" w:color="D9D9D9"/>
+          <w:insideV w:val="single" w:sz="6" w:space="0" w:color="D9D9D9"/>
         </w:tblBorders>
+        <w:tblCellMar>
+          <w:top w:w="80" w:type="dxa"/>
+          <w:left w:w="80" w:type="dxa"/>
+          <w:bottom w:w="80" w:type="dxa"/>
+          <w:right w:w="80" w:type="dxa"/>
+        </w:tblCellMar>
       </w:tblPr>
       <w:tblGrid>
-        <w:gridCol w:w="3024"/>
-        <w:gridCol w:w="3024"/>
-        <w:gridCol w:w="3024"/>
+        <w:gridCol w:w="794"/>
+        <w:gridCol w:w="4309"/>
+        <w:gridCol w:w="3969"/>
       </w:tblGrid>
       <w:tr>
         <w:trPr>
           <w:tblHeader w:val="true"/>
+          <w:cantSplit/>
         </w:trPr>
         <w:tc>
           <w:tcPr>
             <w:tcW w:type="dxa" w:w="794"/>
+            <w:vAlign w:val="center"/>
+            <w:shd w:fill="EDEDED"/>
           </w:tcPr>
           <w:p>
             <w:pPr>
@@ -8121,6 +9309,8 @@
         <w:tc>
           <w:tcPr>
             <w:tcW w:type="dxa" w:w="4309"/>
+            <w:vAlign w:val="center"/>
+            <w:shd w:fill="EDEDED"/>
           </w:tcPr>
           <w:p>
             <w:pPr>
@@ -8142,6 +9332,8 @@
         <w:tc>
           <w:tcPr>
             <w:tcW w:type="dxa" w:w="3969"/>
+            <w:vAlign w:val="center"/>
+            <w:shd w:fill="EDEDED"/>
           </w:tcPr>
           <w:p>
             <w:pPr>
@@ -8162,9 +9354,13 @@
         </w:tc>
       </w:tr>
       <w:tr>
+        <w:trPr>
+          <w:cantSplit/>
+        </w:trPr>
         <w:tc>
           <w:tcPr>
             <w:tcW w:type="dxa" w:w="794"/>
+            <w:vAlign w:val="center"/>
           </w:tcPr>
           <w:p>
             <w:pPr>
@@ -8186,6 +9382,7 @@
         <w:tc>
           <w:tcPr>
             <w:tcW w:type="dxa" w:w="4309"/>
+            <w:vAlign w:val="center"/>
           </w:tcPr>
           <w:p>
             <w:pPr>
@@ -8207,6 +9404,7 @@
         <w:tc>
           <w:tcPr>
             <w:tcW w:type="dxa" w:w="3969"/>
+            <w:vAlign w:val="center"/>
           </w:tcPr>
           <w:p>
             <w:pPr>
@@ -8227,9 +9425,13 @@
         </w:tc>
       </w:tr>
       <w:tr>
+        <w:trPr>
+          <w:cantSplit/>
+        </w:trPr>
         <w:tc>
           <w:tcPr>
             <w:tcW w:type="dxa" w:w="794"/>
+            <w:vAlign w:val="center"/>
           </w:tcPr>
           <w:p>
             <w:pPr>
@@ -8251,6 +9453,7 @@
         <w:tc>
           <w:tcPr>
             <w:tcW w:type="dxa" w:w="4309"/>
+            <w:vAlign w:val="center"/>
           </w:tcPr>
           <w:p>
             <w:pPr>
@@ -8272,6 +9475,7 @@
         <w:tc>
           <w:tcPr>
             <w:tcW w:type="dxa" w:w="3969"/>
+            <w:vAlign w:val="center"/>
           </w:tcPr>
           <w:p>
             <w:pPr>
@@ -8286,15 +9490,19 @@
                 <w:color w:val="000000"/>
                 <w:sz w:val="20"/>
               </w:rPr>
-              <w:t>GROUP BY sobre visão</w:t>
+              <w:t>LEFT JOIN; agregação por identificador</w:t>
             </w:r>
           </w:p>
         </w:tc>
       </w:tr>
       <w:tr>
+        <w:trPr>
+          <w:cantSplit/>
+        </w:trPr>
         <w:tc>
           <w:tcPr>
             <w:tcW w:type="dxa" w:w="794"/>
+            <w:vAlign w:val="center"/>
           </w:tcPr>
           <w:p>
             <w:pPr>
@@ -8316,6 +9524,7 @@
         <w:tc>
           <w:tcPr>
             <w:tcW w:type="dxa" w:w="4309"/>
+            <w:vAlign w:val="center"/>
           </w:tcPr>
           <w:p>
             <w:pPr>
@@ -8337,6 +9546,7 @@
         <w:tc>
           <w:tcPr>
             <w:tcW w:type="dxa" w:w="3969"/>
+            <w:vAlign w:val="center"/>
           </w:tcPr>
           <w:p>
             <w:pPr>
@@ -8357,9 +9567,13 @@
         </w:tc>
       </w:tr>
       <w:tr>
+        <w:trPr>
+          <w:cantSplit/>
+        </w:trPr>
         <w:tc>
           <w:tcPr>
             <w:tcW w:type="dxa" w:w="794"/>
+            <w:vAlign w:val="center"/>
           </w:tcPr>
           <w:p>
             <w:pPr>
@@ -8381,6 +9595,7 @@
         <w:tc>
           <w:tcPr>
             <w:tcW w:type="dxa" w:w="4309"/>
+            <w:vAlign w:val="center"/>
           </w:tcPr>
           <w:p>
             <w:pPr>
@@ -8402,6 +9617,7 @@
         <w:tc>
           <w:tcPr>
             <w:tcW w:type="dxa" w:w="3969"/>
+            <w:vAlign w:val="center"/>
           </w:tcPr>
           <w:p>
             <w:pPr>
@@ -8422,9 +9638,13 @@
         </w:tc>
       </w:tr>
       <w:tr>
+        <w:trPr>
+          <w:cantSplit/>
+        </w:trPr>
         <w:tc>
           <w:tcPr>
             <w:tcW w:type="dxa" w:w="794"/>
+            <w:vAlign w:val="center"/>
           </w:tcPr>
           <w:p>
             <w:pPr>
@@ -8446,6 +9666,7 @@
         <w:tc>
           <w:tcPr>
             <w:tcW w:type="dxa" w:w="4309"/>
+            <w:vAlign w:val="center"/>
           </w:tcPr>
           <w:p>
             <w:pPr>
@@ -8467,6 +9688,7 @@
         <w:tc>
           <w:tcPr>
             <w:tcW w:type="dxa" w:w="3969"/>
+            <w:vAlign w:val="center"/>
           </w:tcPr>
           <w:p>
             <w:pPr>
@@ -8487,9 +9709,13 @@
         </w:tc>
       </w:tr>
       <w:tr>
+        <w:trPr>
+          <w:cantSplit/>
+        </w:trPr>
         <w:tc>
           <w:tcPr>
             <w:tcW w:type="dxa" w:w="794"/>
+            <w:vAlign w:val="center"/>
           </w:tcPr>
           <w:p>
             <w:pPr>
@@ -8511,6 +9737,7 @@
         <w:tc>
           <w:tcPr>
             <w:tcW w:type="dxa" w:w="4309"/>
+            <w:vAlign w:val="center"/>
           </w:tcPr>
           <w:p>
             <w:pPr>
@@ -8532,6 +9759,7 @@
         <w:tc>
           <w:tcPr>
             <w:tcW w:type="dxa" w:w="3969"/>
+            <w:vAlign w:val="center"/>
           </w:tcPr>
           <w:p>
             <w:pPr>
@@ -8552,9 +9780,13 @@
         </w:tc>
       </w:tr>
       <w:tr>
+        <w:trPr>
+          <w:cantSplit/>
+        </w:trPr>
         <w:tc>
           <w:tcPr>
             <w:tcW w:type="dxa" w:w="794"/>
+            <w:vAlign w:val="center"/>
           </w:tcPr>
           <w:p>
             <w:pPr>
@@ -8576,6 +9808,7 @@
         <w:tc>
           <w:tcPr>
             <w:tcW w:type="dxa" w:w="4309"/>
+            <w:vAlign w:val="center"/>
           </w:tcPr>
           <w:p>
             <w:pPr>
@@ -8597,6 +9830,7 @@
         <w:tc>
           <w:tcPr>
             <w:tcW w:type="dxa" w:w="3969"/>
+            <w:vAlign w:val="center"/>
           </w:tcPr>
           <w:p>
             <w:pPr>
@@ -8617,9 +9851,13 @@
         </w:tc>
       </w:tr>
       <w:tr>
+        <w:trPr>
+          <w:cantSplit/>
+        </w:trPr>
         <w:tc>
           <w:tcPr>
             <w:tcW w:type="dxa" w:w="794"/>
+            <w:vAlign w:val="center"/>
           </w:tcPr>
           <w:p>
             <w:pPr>
@@ -8641,6 +9879,7 @@
         <w:tc>
           <w:tcPr>
             <w:tcW w:type="dxa" w:w="4309"/>
+            <w:vAlign w:val="center"/>
           </w:tcPr>
           <w:p>
             <w:pPr>
@@ -8662,6 +9901,7 @@
         <w:tc>
           <w:tcPr>
             <w:tcW w:type="dxa" w:w="3969"/>
+            <w:vAlign w:val="center"/>
           </w:tcPr>
           <w:p>
             <w:pPr>
@@ -8682,9 +9922,13 @@
         </w:tc>
       </w:tr>
       <w:tr>
+        <w:trPr>
+          <w:cantSplit/>
+        </w:trPr>
         <w:tc>
           <w:tcPr>
             <w:tcW w:type="dxa" w:w="794"/>
+            <w:vAlign w:val="center"/>
           </w:tcPr>
           <w:p>
             <w:pPr>
@@ -8706,6 +9950,7 @@
         <w:tc>
           <w:tcPr>
             <w:tcW w:type="dxa" w:w="4309"/>
+            <w:vAlign w:val="center"/>
           </w:tcPr>
           <w:p>
             <w:pPr>
@@ -8727,6 +9972,7 @@
         <w:tc>
           <w:tcPr>
             <w:tcW w:type="dxa" w:w="3969"/>
+            <w:vAlign w:val="center"/>
           </w:tcPr>
           <w:p>
             <w:pPr>
@@ -8747,9 +9993,13 @@
         </w:tc>
       </w:tr>
       <w:tr>
+        <w:trPr>
+          <w:cantSplit/>
+        </w:trPr>
         <w:tc>
           <w:tcPr>
             <w:tcW w:type="dxa" w:w="794"/>
+            <w:vAlign w:val="center"/>
           </w:tcPr>
           <w:p>
             <w:pPr>
@@ -8771,6 +10021,7 @@
         <w:tc>
           <w:tcPr>
             <w:tcW w:type="dxa" w:w="4309"/>
+            <w:vAlign w:val="center"/>
           </w:tcPr>
           <w:p>
             <w:pPr>
@@ -8792,6 +10043,7 @@
         <w:tc>
           <w:tcPr>
             <w:tcW w:type="dxa" w:w="3969"/>
+            <w:vAlign w:val="center"/>
           </w:tcPr>
           <w:p>
             <w:pPr>
@@ -8806,15 +10058,19 @@
                 <w:color w:val="000000"/>
                 <w:sz w:val="20"/>
               </w:rPr>
-              <w:t>Janela acumulada com FILTER</w:t>
+              <w:t>CTE recursiva; custo médio móvel</w:t>
             </w:r>
           </w:p>
         </w:tc>
       </w:tr>
       <w:tr>
+        <w:trPr>
+          <w:cantSplit/>
+        </w:trPr>
         <w:tc>
           <w:tcPr>
             <w:tcW w:type="dxa" w:w="794"/>
+            <w:vAlign w:val="center"/>
           </w:tcPr>
           <w:p>
             <w:pPr>
@@ -8836,6 +10092,7 @@
         <w:tc>
           <w:tcPr>
             <w:tcW w:type="dxa" w:w="4309"/>
+            <w:vAlign w:val="center"/>
           </w:tcPr>
           <w:p>
             <w:pPr>
@@ -8857,6 +10114,7 @@
         <w:tc>
           <w:tcPr>
             <w:tcW w:type="dxa" w:w="3969"/>
+            <w:vAlign w:val="center"/>
           </w:tcPr>
           <w:p>
             <w:pPr>
@@ -8877,9 +10135,13 @@
         </w:tc>
       </w:tr>
       <w:tr>
+        <w:trPr>
+          <w:cantSplit/>
+        </w:trPr>
         <w:tc>
           <w:tcPr>
             <w:tcW w:type="dxa" w:w="794"/>
+            <w:vAlign w:val="center"/>
           </w:tcPr>
           <w:p>
             <w:pPr>
@@ -8901,6 +10163,7 @@
         <w:tc>
           <w:tcPr>
             <w:tcW w:type="dxa" w:w="4309"/>
+            <w:vAlign w:val="center"/>
           </w:tcPr>
           <w:p>
             <w:pPr>
@@ -8922,6 +10185,7 @@
         <w:tc>
           <w:tcPr>
             <w:tcW w:type="dxa" w:w="3969"/>
+            <w:vAlign w:val="center"/>
           </w:tcPr>
           <w:p>
             <w:pPr>
@@ -8942,9 +10206,13 @@
         </w:tc>
       </w:tr>
       <w:tr>
+        <w:trPr>
+          <w:cantSplit/>
+        </w:trPr>
         <w:tc>
           <w:tcPr>
             <w:tcW w:type="dxa" w:w="794"/>
+            <w:vAlign w:val="center"/>
           </w:tcPr>
           <w:p>
             <w:pPr>
@@ -8966,6 +10234,7 @@
         <w:tc>
           <w:tcPr>
             <w:tcW w:type="dxa" w:w="4309"/>
+            <w:vAlign w:val="center"/>
           </w:tcPr>
           <w:p>
             <w:pPr>
@@ -8987,6 +10256,7 @@
         <w:tc>
           <w:tcPr>
             <w:tcW w:type="dxa" w:w="3969"/>
+            <w:vAlign w:val="center"/>
           </w:tcPr>
           <w:p>
             <w:pPr>
@@ -9007,9 +10277,13 @@
         </w:tc>
       </w:tr>
       <w:tr>
+        <w:trPr>
+          <w:cantSplit/>
+        </w:trPr>
         <w:tc>
           <w:tcPr>
             <w:tcW w:type="dxa" w:w="794"/>
+            <w:vAlign w:val="center"/>
           </w:tcPr>
           <w:p>
             <w:pPr>
@@ -9031,6 +10305,7 @@
         <w:tc>
           <w:tcPr>
             <w:tcW w:type="dxa" w:w="4309"/>
+            <w:vAlign w:val="center"/>
           </w:tcPr>
           <w:p>
             <w:pPr>
@@ -9052,6 +10327,7 @@
         <w:tc>
           <w:tcPr>
             <w:tcW w:type="dxa" w:w="3969"/>
+            <w:vAlign w:val="center"/>
           </w:tcPr>
           <w:p>
             <w:pPr>
@@ -9072,9 +10348,13 @@
         </w:tc>
       </w:tr>
       <w:tr>
+        <w:trPr>
+          <w:cantSplit/>
+        </w:trPr>
         <w:tc>
           <w:tcPr>
             <w:tcW w:type="dxa" w:w="794"/>
+            <w:vAlign w:val="center"/>
           </w:tcPr>
           <w:p>
             <w:pPr>
@@ -9096,6 +10376,7 @@
         <w:tc>
           <w:tcPr>
             <w:tcW w:type="dxa" w:w="4309"/>
+            <w:vAlign w:val="center"/>
           </w:tcPr>
           <w:p>
             <w:pPr>
@@ -9117,6 +10398,7 @@
         <w:tc>
           <w:tcPr>
             <w:tcW w:type="dxa" w:w="3969"/>
+            <w:vAlign w:val="center"/>
           </w:tcPr>
           <w:p>
             <w:pPr>
@@ -9137,9 +10419,13 @@
         </w:tc>
       </w:tr>
       <w:tr>
+        <w:trPr>
+          <w:cantSplit/>
+        </w:trPr>
         <w:tc>
           <w:tcPr>
             <w:tcW w:type="dxa" w:w="794"/>
+            <w:vAlign w:val="center"/>
           </w:tcPr>
           <w:p>
             <w:pPr>
@@ -9161,6 +10447,7 @@
         <w:tc>
           <w:tcPr>
             <w:tcW w:type="dxa" w:w="4309"/>
+            <w:vAlign w:val="center"/>
           </w:tcPr>
           <w:p>
             <w:pPr>
@@ -9182,6 +10469,7 @@
         <w:tc>
           <w:tcPr>
             <w:tcW w:type="dxa" w:w="3969"/>
+            <w:vAlign w:val="center"/>
           </w:tcPr>
           <w:p>
             <w:pPr>
@@ -9214,7 +10502,7 @@
           <w:color w:val="000000"/>
           <w:sz w:val="20"/>
         </w:rPr>
-        <w:t>Fonte: elaborado pelos autores (2026).</w:t>
+        <w:t>Fonte: artefatos do projeto revisados para esta entrega (2026).</w:t>
       </w:r>
     </w:p>
     <w:p>
@@ -9245,7 +10533,22 @@
           <w:color w:val="000000"/>
           <w:sz w:val="24"/>
         </w:rPr>
-        <w:t>O script completo foi executado em PostgreSQL 16.13, com a opção ON_ERROR_STOP ativada, em um banco criado exclusivamente para o teste. Não houve erro em nenhuma instrução. Os quatro blocos de demonstração das regras de integridade produziram o resultado esperado: a venda acima do saldo foi rejeitada pelo gatilho; a exclusão de uma negociação foi bloqueada; um documento com tamanho de CNPJ cadastrado como pessoa física violou a restrição de verificação; e a exclusão de uma empresa com ações foi impedida pela chave estrangeira.</w:t>
+        <w:t>O script completo foi executado em PostgreSQL 16.15, com a opção ON_ERROR_STOP ativada, em um banco temporário isolado, com usuário sem superprivilégios. As instruções concluíram sem erros inesperados. Os quatro blocos de demonstração das regras de integridade produziram o resultado esperado: a venda acima do saldo foi rejeitada pelo gatilho; a exclusão de uma negociação foi bloqueada; um documento com tamanho de CNPJ cadastrado como pessoa física violou a restrição de verificação; e a exclusão de uma empresa com ações foi impedida pela chave estrangeira. O script scripts/validar.sh inicia uma instância PostgreSQL exclusiva, sem rede TCP, e a encerra ao concluir; os registros ficam em tmp/validacao/.</w:t>
+      </w:r>
+    </w:p>
+    <w:p>
+      <w:pPr>
+        <w:spacing w:before="0" w:after="0" w:line="360" w:lineRule="auto"/>
+        <w:ind w:firstLine="709"/>
+        <w:jc w:val="both"/>
+      </w:pPr>
+      <w:r>
+        <w:rPr>
+          <w:rFonts w:ascii="Times New Roman" w:hAnsi="Times New Roman" w:eastAsia="Times New Roman"/>
+          <w:color w:val="000000"/>
+          <w:sz w:val="24"/>
+        </w:rPr>
+        <w:t>As 42 verificações de regressão cobriram custo médio após recompra, zeragem da posição, recusa de operações retroativas, campos obrigatórios, unicidade, proteção do histórico, carteira sem cotação e ausência de uso de preços futuros na análise retrospectiva. Duas sessões concorrentes confirmaram que a mesma quantidade não pode ser vendida duas vezes. Reexecutar o SQL em um esquema existente falhou como previsto, preservando a carga anterior.</w:t>
       </w:r>
     </w:p>
     <w:p>
@@ -9341,25 +10644,34 @@
         <w:tblLayout w:type="fixed"/>
         <w:tblLook w:firstColumn="1" w:firstRow="1" w:lastColumn="0" w:lastRow="0" w:noHBand="0" w:noVBand="1" w:val="04A0"/>
         <w:tblBorders>
-          <w:top w:val="single" w:sz="6" w:space="0" w:color="000000"/>
-          <w:bottom w:val="single" w:sz="6" w:space="0" w:color="000000"/>
-          <w:insideH w:val="single" w:sz="6" w:space="0" w:color="000000"/>
-          <w:left w:val="nil" w:sz="6" w:space="0" w:color="000000"/>
-          <w:right w:val="nil" w:sz="6" w:space="0" w:color="000000"/>
-          <w:insideV w:val="nil" w:sz="6" w:space="0" w:color="000000"/>
+          <w:top w:val="single" w:sz="6" w:space="0" w:color="D9D9D9"/>
+          <w:bottom w:val="single" w:sz="6" w:space="0" w:color="D9D9D9"/>
+          <w:insideH w:val="single" w:sz="6" w:space="0" w:color="D9D9D9"/>
+          <w:left w:val="single" w:sz="6" w:space="0" w:color="D9D9D9"/>
+          <w:right w:val="single" w:sz="6" w:space="0" w:color="D9D9D9"/>
+          <w:insideV w:val="single" w:sz="6" w:space="0" w:color="D9D9D9"/>
         </w:tblBorders>
+        <w:tblCellMar>
+          <w:top w:w="80" w:type="dxa"/>
+          <w:left w:w="80" w:type="dxa"/>
+          <w:bottom w:w="80" w:type="dxa"/>
+          <w:right w:w="80" w:type="dxa"/>
+        </w:tblCellMar>
       </w:tblPr>
       <w:tblGrid>
-        <w:gridCol w:w="4535"/>
-        <w:gridCol w:w="4535"/>
+        <w:gridCol w:w="1361"/>
+        <w:gridCol w:w="7710"/>
       </w:tblGrid>
       <w:tr>
         <w:trPr>
           <w:tblHeader w:val="true"/>
+          <w:cantSplit/>
         </w:trPr>
         <w:tc>
           <w:tcPr>
             <w:tcW w:type="dxa" w:w="1361"/>
+            <w:vAlign w:val="center"/>
+            <w:shd w:fill="EDEDED"/>
           </w:tcPr>
           <w:p>
             <w:pPr>
@@ -9381,6 +10693,8 @@
         <w:tc>
           <w:tcPr>
             <w:tcW w:type="dxa" w:w="7710"/>
+            <w:vAlign w:val="center"/>
+            <w:shd w:fill="EDEDED"/>
           </w:tcPr>
           <w:p>
             <w:pPr>
@@ -9401,9 +10715,13 @@
         </w:tc>
       </w:tr>
       <w:tr>
+        <w:trPr>
+          <w:cantSplit/>
+        </w:trPr>
         <w:tc>
           <w:tcPr>
             <w:tcW w:type="dxa" w:w="1361"/>
+            <w:vAlign w:val="center"/>
           </w:tcPr>
           <w:p>
             <w:pPr>
@@ -9425,6 +10743,7 @@
         <w:tc>
           <w:tcPr>
             <w:tcW w:type="dxa" w:w="7710"/>
+            <w:vAlign w:val="center"/>
           </w:tcPr>
           <w:p>
             <w:pPr>
@@ -9439,15 +10758,19 @@
                 <w:color w:val="000000"/>
                 <w:sz w:val="20"/>
               </w:rPr>
-              <w:t>Nove posições em carteira; maior patrimônio em ações: R$ 329.900,00 (Vale Verde Investimentos).</w:t>
+              <w:t>Nove posições em carteira; maior patrimônio em ações: R$ 329.900,00 (Investidor PJ 02).</w:t>
             </w:r>
           </w:p>
         </w:tc>
       </w:tr>
       <w:tr>
+        <w:trPr>
+          <w:cantSplit/>
+        </w:trPr>
         <w:tc>
           <w:tcPr>
             <w:tcW w:type="dxa" w:w="1361"/>
+            <w:vAlign w:val="center"/>
           </w:tcPr>
           <w:p>
             <w:pPr>
@@ -9469,6 +10792,7 @@
         <w:tc>
           <w:tcPr>
             <w:tcW w:type="dxa" w:w="7710"/>
+            <w:vAlign w:val="center"/>
           </w:tcPr>
           <w:p>
             <w:pPr>
@@ -9489,9 +10813,13 @@
         </w:tc>
       </w:tr>
       <w:tr>
+        <w:trPr>
+          <w:cantSplit/>
+        </w:trPr>
         <w:tc>
           <w:tcPr>
             <w:tcW w:type="dxa" w:w="1361"/>
+            <w:vAlign w:val="center"/>
           </w:tcPr>
           <w:p>
             <w:pPr>
@@ -9513,6 +10841,7 @@
         <w:tc>
           <w:tcPr>
             <w:tcW w:type="dxa" w:w="7710"/>
+            <w:vAlign w:val="center"/>
           </w:tcPr>
           <w:p>
             <w:pPr>
@@ -9533,9 +10862,13 @@
         </w:tc>
       </w:tr>
       <w:tr>
+        <w:trPr>
+          <w:cantSplit/>
+        </w:trPr>
         <w:tc>
           <w:tcPr>
             <w:tcW w:type="dxa" w:w="1361"/>
+            <w:vAlign w:val="center"/>
           </w:tcPr>
           <w:p>
             <w:pPr>
@@ -9557,6 +10890,7 @@
         <w:tc>
           <w:tcPr>
             <w:tcW w:type="dxa" w:w="7710"/>
+            <w:vAlign w:val="center"/>
           </w:tcPr>
           <w:p>
             <w:pPr>
@@ -9571,15 +10905,19 @@
                 <w:color w:val="000000"/>
                 <w:sz w:val="20"/>
               </w:rPr>
-              <w:t>Carteira de Ana Paula Ribeiro em 03/09/2026 às 17h: 300 PETR4 e 100 VALE3, R$ 17.268,82.</w:t>
+              <w:t>Carteira de Investidor PF 01 em 02/09/2026 às 17h: 300 PETR4 e 100 VALE3, R$ 17.172,60.</w:t>
             </w:r>
           </w:p>
         </w:tc>
       </w:tr>
       <w:tr>
+        <w:trPr>
+          <w:cantSplit/>
+        </w:trPr>
         <w:tc>
           <w:tcPr>
             <w:tcW w:type="dxa" w:w="1361"/>
+            <w:vAlign w:val="center"/>
           </w:tcPr>
           <w:p>
             <w:pPr>
@@ -9601,6 +10939,7 @@
         <w:tc>
           <w:tcPr>
             <w:tcW w:type="dxa" w:w="7710"/>
+            <w:vAlign w:val="center"/>
           </w:tcPr>
           <w:p>
             <w:pPr>
@@ -9615,15 +10954,19 @@
                 <w:color w:val="000000"/>
                 <w:sz w:val="20"/>
               </w:rPr>
-              <w:t>Resultado realizado nas quatro vendas: três com lucro e uma com prejuízo de R$ 15,00.</w:t>
+              <w:t>Seis vendas: cinco com lucro e uma com prejuízo de R$ 15,00. A venda após recompra parcial resulta em R$ 313,34; após zeragem e recompra, R$ 100,00.</w:t>
             </w:r>
           </w:p>
         </w:tc>
       </w:tr>
       <w:tr>
+        <w:trPr>
+          <w:cantSplit/>
+        </w:trPr>
         <w:tc>
           <w:tcPr>
             <w:tcW w:type="dxa" w:w="1361"/>
+            <w:vAlign w:val="center"/>
           </w:tcPr>
           <w:p>
             <w:pPr>
@@ -9645,6 +10988,7 @@
         <w:tc>
           <w:tcPr>
             <w:tcW w:type="dxa" w:w="7710"/>
+            <w:vAlign w:val="center"/>
           </w:tcPr>
           <w:p>
             <w:pPr>
@@ -9665,9 +11009,13 @@
         </w:tc>
       </w:tr>
       <w:tr>
+        <w:trPr>
+          <w:cantSplit/>
+        </w:trPr>
         <w:tc>
           <w:tcPr>
             <w:tcW w:type="dxa" w:w="1361"/>
+            <w:vAlign w:val="center"/>
           </w:tcPr>
           <w:p>
             <w:pPr>
@@ -9689,6 +11037,7 @@
         <w:tc>
           <w:tcPr>
             <w:tcW w:type="dxa" w:w="7710"/>
+            <w:vAlign w:val="center"/>
           </w:tcPr>
           <w:p>
             <w:pPr>
@@ -9709,9 +11058,13 @@
         </w:tc>
       </w:tr>
       <w:tr>
+        <w:trPr>
+          <w:cantSplit/>
+        </w:trPr>
         <w:tc>
           <w:tcPr>
             <w:tcW w:type="dxa" w:w="1361"/>
+            <w:vAlign w:val="center"/>
           </w:tcPr>
           <w:p>
             <w:pPr>
@@ -9733,6 +11086,7 @@
         <w:tc>
           <w:tcPr>
             <w:tcW w:type="dxa" w:w="7710"/>
+            <w:vAlign w:val="center"/>
           </w:tcPr>
           <w:p>
             <w:pPr>
@@ -9765,7 +11119,7 @@
           <w:color w:val="000000"/>
           <w:sz w:val="20"/>
         </w:rPr>
-        <w:t>Fonte: elaborado pelos autores (2026).</w:t>
+        <w:t>Fonte: artefatos do projeto revisados para esta entrega (2026).</w:t>
       </w:r>
     </w:p>
     <w:p>
@@ -9811,7 +11165,7 @@
           <w:color w:val="000000"/>
           <w:sz w:val="24"/>
         </w:rPr>
-        <w:t>Como evolução, o modelo pode receber o particionamento da tabela de cotações por período, adequado ao crescimento contínuo de séries temporais, e a inclusão de eventos societários (desdobramentos e grupamentos) que afetam quantidades e preços médios.</w:t>
+        <w:t>O case usa preço médio móvel arredondado a quatro casas a cada compra, sem taxas, tributos ou eventos societários. Uma posição sem cotação mantém valor desconhecido (NULL). A inserção retroativa não é suportada; requereria reprocessar todo o histórico da posição. Como evolução, o modelo pode receber o particionamento da tabela de cotações por período, adequado ao crescimento contínuo de séries temporais, e a inclusão de eventos societários (desdobramentos e grupamentos) que afetam quantidades e preços médios.</w:t>
       </w:r>
     </w:p>
     <w:p>
@@ -9843,7 +11197,7 @@
           <w:color w:val="000000"/>
           <w:sz w:val="24"/>
         </w:rPr>
-        <w:t xml:space="preserve">ASSOCIAÇÃO BRASILEIRA DE NORMAS TÉCNICAS. </w:t>
+        <w:t xml:space="preserve">MATERIAL DA DISCIPLINA. </w:t>
       </w:r>
       <w:r>
         <w:rPr>
@@ -9852,7 +11206,7 @@
           <w:color w:val="000000"/>
           <w:sz w:val="24"/>
         </w:rPr>
-        <w:t>NBR 14724</w:t>
+        <w:t>TDP Atividade Avaliativa</w:t>
       </w:r>
       <w:r>
         <w:rPr>
@@ -9860,7 +11214,7 @@
           <w:color w:val="000000"/>
           <w:sz w:val="24"/>
         </w:rPr>
-        <w:t>: informação e documentação: trabalhos acadêmicos: apresentação. Rio de Janeiro: ABNT, 2011.</w:t>
+        <w:t>. Case Negociações na Bolsa de Valores. PDF fornecido para esta revisão, páginas 2 e 3. O enunciado informa entrega até 18/10, sem indicar o ano.</w:t>
       </w:r>
     </w:p>
     <w:p>
@@ -9875,7 +11229,7 @@
           <w:color w:val="000000"/>
           <w:sz w:val="24"/>
         </w:rPr>
-        <w:t xml:space="preserve">ASSOCIAÇÃO BRASILEIRA DE NORMAS TÉCNICAS. </w:t>
+        <w:t xml:space="preserve">BRMODELO. </w:t>
       </w:r>
       <w:r>
         <w:rPr>
@@ -9884,7 +11238,7 @@
           <w:color w:val="000000"/>
           <w:sz w:val="24"/>
         </w:rPr>
-        <w:t>NBR 6023</w:t>
+        <w:t>Versão 3.31</w:t>
       </w:r>
       <w:r>
         <w:rPr>
@@ -9892,103 +11246,7 @@
           <w:color w:val="000000"/>
           <w:sz w:val="24"/>
         </w:rPr>
-        <w:t>: informação e documentação: referências: elaboração. Rio de Janeiro: ABNT, 2018.</w:t>
-      </w:r>
-    </w:p>
-    <w:p>
-      <w:pPr>
-        <w:spacing w:before="0" w:after="240" w:line="240" w:lineRule="auto"/>
-        <w:ind w:firstLine="0"/>
-        <w:jc w:val="left"/>
-      </w:pPr>
-      <w:r>
-        <w:rPr>
-          <w:rFonts w:ascii="Times New Roman" w:hAnsi="Times New Roman" w:eastAsia="Times New Roman"/>
-          <w:color w:val="000000"/>
-          <w:sz w:val="24"/>
-        </w:rPr>
-        <w:t xml:space="preserve">ASSOCIAÇÃO BRASILEIRA DE NORMAS TÉCNICAS. </w:t>
-      </w:r>
-      <w:r>
-        <w:rPr>
-          <w:rFonts w:ascii="Times New Roman" w:hAnsi="Times New Roman" w:eastAsia="Times New Roman"/>
-          <w:b/>
-          <w:color w:val="000000"/>
-          <w:sz w:val="24"/>
-        </w:rPr>
-        <w:t>NBR 6024</w:t>
-      </w:r>
-      <w:r>
-        <w:rPr>
-          <w:rFonts w:ascii="Times New Roman" w:hAnsi="Times New Roman" w:eastAsia="Times New Roman"/>
-          <w:color w:val="000000"/>
-          <w:sz w:val="24"/>
-        </w:rPr>
-        <w:t>: informação e documentação: numeração progressiva das seções de um documento: apresentação. Rio de Janeiro: ABNT, 2012.</w:t>
-      </w:r>
-    </w:p>
-    <w:p>
-      <w:pPr>
-        <w:spacing w:before="0" w:after="240" w:line="240" w:lineRule="auto"/>
-        <w:ind w:firstLine="0"/>
-        <w:jc w:val="left"/>
-      </w:pPr>
-      <w:r>
-        <w:rPr>
-          <w:rFonts w:ascii="Times New Roman" w:hAnsi="Times New Roman" w:eastAsia="Times New Roman"/>
-          <w:color w:val="000000"/>
-          <w:sz w:val="24"/>
-        </w:rPr>
-        <w:t xml:space="preserve">CÂNDIDO, Carlos Henrique. </w:t>
-      </w:r>
-      <w:r>
-        <w:rPr>
-          <w:rFonts w:ascii="Times New Roman" w:hAnsi="Times New Roman" w:eastAsia="Times New Roman"/>
-          <w:b/>
-          <w:color w:val="000000"/>
-          <w:sz w:val="24"/>
-        </w:rPr>
-        <w:t>brModelo</w:t>
-      </w:r>
-      <w:r>
-        <w:rPr>
-          <w:rFonts w:ascii="Times New Roman" w:hAnsi="Times New Roman" w:eastAsia="Times New Roman"/>
-          <w:color w:val="000000"/>
-          <w:sz w:val="24"/>
-        </w:rPr>
-        <w:t>: ferramenta para modelagem conceitual de bancos de dados. Versão 3. 2021. Disponível em: http://www.sis4.com/brModelo/. Acesso em: 7 set. 2026.</w:t>
-      </w:r>
-    </w:p>
-    <w:p>
-      <w:pPr>
-        <w:spacing w:before="0" w:after="240" w:line="240" w:lineRule="auto"/>
-        <w:ind w:firstLine="0"/>
-        <w:jc w:val="left"/>
-      </w:pPr>
-      <w:r>
-        <w:rPr>
-          <w:rFonts w:ascii="Times New Roman" w:hAnsi="Times New Roman" w:eastAsia="Times New Roman"/>
-          <w:color w:val="000000"/>
-          <w:sz w:val="24"/>
-        </w:rPr>
-        <w:t xml:space="preserve">DATE, Christopher J. </w:t>
-      </w:r>
-      <w:r>
-        <w:rPr>
-          <w:rFonts w:ascii="Times New Roman" w:hAnsi="Times New Roman" w:eastAsia="Times New Roman"/>
-          <w:b/>
-          <w:color w:val="000000"/>
-          <w:sz w:val="24"/>
-        </w:rPr>
-        <w:t>Introdução a sistemas de bancos de dados</w:t>
-      </w:r>
-      <w:r>
-        <w:rPr>
-          <w:rFonts w:ascii="Times New Roman" w:hAnsi="Times New Roman" w:eastAsia="Times New Roman"/>
-          <w:color w:val="000000"/>
-          <w:sz w:val="24"/>
-        </w:rPr>
-        <w:t>. 8. ed. Rio de Janeiro: Elsevier, 2004.</w:t>
+        <w:t>. 2020. Disponível em: https://github.com/chcandido/brModelo/releases/tag/3.31. Acesso em: 7 out. 2026.</w:t>
       </w:r>
     </w:p>
     <w:p>
@@ -10020,39 +11278,7 @@
           <w:color w:val="000000"/>
           <w:sz w:val="24"/>
         </w:rPr>
-        <w:t>. 7. ed. São Paulo: Pearson, 2018.</w:t>
-      </w:r>
-    </w:p>
-    <w:p>
-      <w:pPr>
-        <w:spacing w:before="0" w:after="240" w:line="240" w:lineRule="auto"/>
-        <w:ind w:firstLine="0"/>
-        <w:jc w:val="left"/>
-      </w:pPr>
-      <w:r>
-        <w:rPr>
-          <w:rFonts w:ascii="Times New Roman" w:hAnsi="Times New Roman" w:eastAsia="Times New Roman"/>
-          <w:color w:val="000000"/>
-          <w:sz w:val="24"/>
-        </w:rPr>
-        <w:t xml:space="preserve">HEUSER, Carlos Alberto. </w:t>
-      </w:r>
-      <w:r>
-        <w:rPr>
-          <w:rFonts w:ascii="Times New Roman" w:hAnsi="Times New Roman" w:eastAsia="Times New Roman"/>
-          <w:b/>
-          <w:color w:val="000000"/>
-          <w:sz w:val="24"/>
-        </w:rPr>
-        <w:t>Projeto de banco de dados</w:t>
-      </w:r>
-      <w:r>
-        <w:rPr>
-          <w:rFonts w:ascii="Times New Roman" w:hAnsi="Times New Roman" w:eastAsia="Times New Roman"/>
-          <w:color w:val="000000"/>
-          <w:sz w:val="24"/>
-        </w:rPr>
-        <w:t>. 6. ed. Porto Alegre: Bookman, 2009.</w:t>
+        <w:t>. 7. ed. São Paulo: Pearson, 2018. Referência bibliográfica indicada no enunciado.</w:t>
       </w:r>
     </w:p>
     <w:p>
@@ -10084,7 +11310,7 @@
           <w:color w:val="000000"/>
           <w:sz w:val="24"/>
         </w:rPr>
-        <w:t>. 2024. Disponível em: https://www.postgresql.org/docs/16/. Acesso em: 7 set. 2026.</w:t>
+        <w:t>. Consultas recursivas e funções de gatilho. Disponível em: https://www.postgresql.org/docs/16/. Acesso em: 7 out. 2026.</w:t>
       </w:r>
     </w:p>
     <w:p>
@@ -10121,8 +11347,9 @@
     </w:p>
     <w:p>
       <w:pPr>
+        <w:keepNext w:val="0"/>
         <w:spacing w:before="0" w:after="0" w:line="240" w:lineRule="auto"/>
-        <w:ind w:firstLine="0" w:left="567"/>
+        <w:ind w:firstLine="0" w:left="0"/>
         <w:jc w:val="left"/>
       </w:pPr>
       <w:r>
@@ -10147,7 +11374,22 @@
           <w:color w:val="000000"/>
           <w:sz w:val="24"/>
         </w:rPr>
-        <w:t>Os arquivos-fonte, os diagramas e os scripts de geração estão disponíveis no repositório https://github.com/alexander-stack1/TDP_Avaliacao_banco_de_dados.</w:t>
+        <w:t>A base desta revisão é o projeto clonado de https://github.com/alexander-stack1/TDP_Avaliacao_banco_de_dados. Os arquivos revisados estão no pacote local de entrega; o repositório original pode divergir desta versão.</w:t>
+      </w:r>
+    </w:p>
+    <w:p>
+      <w:pPr>
+        <w:spacing w:before="0" w:after="0" w:line="360" w:lineRule="auto"/>
+        <w:ind w:firstLine="0"/>
+        <w:jc w:val="both"/>
+      </w:pPr>
+      <w:r>
+        <w:rPr>
+          <w:rFonts w:ascii="Times New Roman" w:hAnsi="Times New Roman" w:eastAsia="Times New Roman"/>
+          <w:color w:val="000000"/>
+          <w:sz w:val="24"/>
+        </w:rPr>
+        <w:t>Entregar o Word, o arquivo SQL, o modelo_conceitual.brM3 e seu PNG, além do arquivo textual modelo_logico.md e seu PNG. O PDF deste relatório é complementar. Preencher instituição, curso, cidade e integrantes antes do envio ao Classroom.</w:t>
       </w:r>
     </w:p>
     <w:sectPr>
@@ -11168,18 +12410,16 @@
     <w:qFormat/>
     <w:rsid w:val="00FC693F"/>
     <w:pPr>
-      <w:pBdr>
-        <w:bottom w:val="single" w:sz="8" w:space="4" w:color="4F81BD" w:themeColor="accent1"/>
-      </w:pBdr>
       <w:spacing w:after="300" w:line="240" w:lineRule="auto"/>
       <w:contextualSpacing/>
     </w:pPr>
     <w:rPr>
-      <w:rFonts w:asciiTheme="majorHAnsi" w:eastAsiaTheme="majorEastAsia" w:hAnsiTheme="majorHAnsi" w:cstheme="majorBidi"/>
-      <w:color w:val="17365D" w:themeColor="text2" w:themeShade="BF"/>
+      <w:rFonts w:asciiTheme="majorHAnsi" w:eastAsiaTheme="majorEastAsia" w:hAnsiTheme="majorHAnsi" w:cstheme="majorBidi" w:ascii="Times New Roman" w:hAnsi="Times New Roman"/>
+      <w:b/>
+      <w:color w:val="000000"/>
       <w:spacing w:val="5"/>
       <w:kern w:val="28"/>
-      <w:sz w:val="52"/>
+      <w:sz w:val="28"/>
       <w:szCs w:val="52"/>
     </w:rPr>
   </w:style>
